--- a/Автомат/Автомат.docx
+++ b/Автомат/Автомат.docx
@@ -461,15 +461,15 @@
           <w:szCs w:val="28"/>
         </w:rPr>
       </w:pPr>
-      <w:hyperlink w:anchor="_Toc229096742" w:history="1">
+      <w:hyperlink w:anchor="_Toc229672405" w:history="1">
         <w:r>
           <w:rPr>
             <w:rStyle w:val="ac"/>
             <w:rFonts w:ascii="Times New Roman" w:hAnsi="Times New Roman" w:cs="Times New Roman"/>
+            <w:b/>
             <w:noProof/>
             <w:sz w:val="28"/>
             <w:szCs w:val="28"/>
-            <w:u w:val="none"/>
           </w:rPr>
           <w:t>Основная часть</w:t>
         </w:r>
@@ -501,7 +501,158 @@
             <w:sz w:val="28"/>
             <w:szCs w:val="28"/>
           </w:rPr>
-          <w:instrText xml:space="preserve"> PAGEREF _Toc229096742 \h </w:instrText>
+          <w:instrText xml:space="preserve"> PAGEREF _Toc229672405 \h </w:instrText>
+        </w:r>
+        <w:r>
+          <w:rPr>
+            <w:rFonts w:ascii="Times New Roman" w:hAnsi="Times New Roman" w:cs="Times New Roman"/>
+            <w:noProof/>
+            <w:webHidden/>
+            <w:sz w:val="28"/>
+            <w:szCs w:val="28"/>
+          </w:rPr>
+        </w:r>
+        <w:r>
+          <w:rPr>
+            <w:rFonts w:ascii="Times New Roman" w:hAnsi="Times New Roman" w:cs="Times New Roman"/>
+            <w:noProof/>
+            <w:webHidden/>
+            <w:sz w:val="28"/>
+            <w:szCs w:val="28"/>
+          </w:rPr>
+          <w:fldChar w:fldCharType="separate"/>
+        </w:r>
+        <w:r>
+          <w:rPr>
+            <w:rFonts w:ascii="Times New Roman" w:hAnsi="Times New Roman" w:cs="Times New Roman"/>
+            <w:noProof/>
+            <w:webHidden/>
+            <w:sz w:val="28"/>
+            <w:szCs w:val="28"/>
+          </w:rPr>
+          <w:t>1</w:t>
+        </w:r>
+        <w:r>
+          <w:rPr>
+            <w:rFonts w:ascii="Times New Roman" w:hAnsi="Times New Roman" w:cs="Times New Roman"/>
+            <w:noProof/>
+            <w:webHidden/>
+            <w:sz w:val="28"/>
+            <w:szCs w:val="28"/>
+          </w:rPr>
+          <w:fldChar w:fldCharType="end"/>
+        </w:r>
+      </w:hyperlink>
+    </w:p>
+    <w:p>
+      <w:pPr>
+        <w:pStyle w:val="11"/>
+        <w:rPr>
+          <w:bCs w:val="0"/>
+          <w:caps w:val="0"/>
+        </w:rPr>
+      </w:pPr>
+      <w:hyperlink w:anchor="_Toc229672406" w:history="1">
+        <w:r>
+          <w:rPr>
+            <w:rStyle w:val="ac"/>
+          </w:rPr>
+          <w:t>1. Постановка задачи</w:t>
+        </w:r>
+        <w:r>
+          <w:rPr>
+            <w:webHidden/>
+          </w:rPr>
+          <w:tab/>
+        </w:r>
+        <w:r>
+          <w:rPr>
+            <w:webHidden/>
+          </w:rPr>
+          <w:fldChar w:fldCharType="begin"/>
+        </w:r>
+        <w:r>
+          <w:rPr>
+            <w:webHidden/>
+          </w:rPr>
+          <w:instrText xml:space="preserve"> PAGEREF _Toc229672406 \h </w:instrText>
+        </w:r>
+        <w:r>
+          <w:rPr>
+            <w:webHidden/>
+          </w:rPr>
+        </w:r>
+        <w:r>
+          <w:rPr>
+            <w:webHidden/>
+          </w:rPr>
+          <w:fldChar w:fldCharType="separate"/>
+        </w:r>
+        <w:r>
+          <w:rPr>
+            <w:webHidden/>
+          </w:rPr>
+          <w:t>1</w:t>
+        </w:r>
+        <w:r>
+          <w:rPr>
+            <w:webHidden/>
+          </w:rPr>
+          <w:fldChar w:fldCharType="end"/>
+        </w:r>
+      </w:hyperlink>
+    </w:p>
+    <w:p>
+      <w:pPr>
+        <w:pStyle w:val="21"/>
+        <w:rPr>
+          <w:rFonts w:ascii="Times New Roman" w:hAnsi="Times New Roman" w:cs="Times New Roman"/>
+          <w:smallCaps w:val="0"/>
+          <w:noProof/>
+          <w:sz w:val="28"/>
+          <w:szCs w:val="28"/>
+        </w:rPr>
+      </w:pPr>
+      <w:hyperlink w:anchor="_Toc229672407" w:history="1">
+        <w:r>
+          <w:rPr>
+            <w:rStyle w:val="ac"/>
+            <w:rFonts w:ascii="Times New Roman" w:hAnsi="Times New Roman" w:cs="Times New Roman"/>
+            <w:noProof/>
+            <w:sz w:val="28"/>
+            <w:szCs w:val="28"/>
+          </w:rPr>
+          <w:t>2. Формальное выражение для заданного языка</w:t>
+        </w:r>
+        <w:r>
+          <w:rPr>
+            <w:rFonts w:ascii="Times New Roman" w:hAnsi="Times New Roman" w:cs="Times New Roman"/>
+            <w:noProof/>
+            <w:webHidden/>
+            <w:sz w:val="28"/>
+            <w:szCs w:val="28"/>
+          </w:rPr>
+          <w:tab/>
+        </w:r>
+        <w:r>
+          <w:rPr>
+            <w:rFonts w:ascii="Times New Roman" w:hAnsi="Times New Roman" w:cs="Times New Roman"/>
+            <w:noProof/>
+            <w:webHidden/>
+            <w:sz w:val="28"/>
+            <w:szCs w:val="28"/>
+          </w:rPr>
+          <w:fldChar w:fldCharType="begin"/>
+        </w:r>
+        <w:r>
+          <w:rPr>
+            <w:rFonts w:ascii="Times New Roman" w:hAnsi="Times New Roman" w:cs="Times New Roman"/>
+            <w:noProof/>
+            <w:webHidden/>
+            <w:sz w:val="28"/>
+            <w:szCs w:val="28"/>
+          </w:rPr>
+          <w:instrText xml:space="preserve"> PAGEREF _Toc229672407 \h </w:instrText>
         </w:r>
         <w:r>
           <w:rPr>
@@ -546,75 +697,20 @@
     </w:p>
     <w:p>
       <w:pPr>
-        <w:pStyle w:val="11"/>
-        <w:rPr>
-          <w:bCs w:val="0"/>
-          <w:caps w:val="0"/>
-        </w:rPr>
-      </w:pPr>
-      <w:hyperlink w:anchor="_Toc229096743" w:history="1">
-        <w:r>
-          <w:rPr>
-            <w:rStyle w:val="ac"/>
-            <w:u w:val="none"/>
-          </w:rPr>
-          <w:t>1. Постановка задачи</w:t>
-        </w:r>
-        <w:r>
-          <w:rPr>
-            <w:webHidden/>
-          </w:rPr>
-          <w:tab/>
-        </w:r>
-        <w:r>
-          <w:rPr>
-            <w:webHidden/>
-          </w:rPr>
-          <w:fldChar w:fldCharType="begin"/>
-        </w:r>
-        <w:r>
-          <w:rPr>
-            <w:webHidden/>
-          </w:rPr>
-          <w:instrText xml:space="preserve"> PAGEREF _Toc229096743 \h </w:instrText>
-        </w:r>
-        <w:r>
-          <w:rPr>
-            <w:webHidden/>
-          </w:rPr>
-        </w:r>
-        <w:r>
-          <w:rPr>
-            <w:webHidden/>
-          </w:rPr>
-          <w:fldChar w:fldCharType="separate"/>
-        </w:r>
-        <w:r>
-          <w:rPr>
-            <w:webHidden/>
-          </w:rPr>
-          <w:t>2</w:t>
-        </w:r>
-        <w:r>
-          <w:rPr>
-            <w:webHidden/>
-          </w:rPr>
-          <w:fldChar w:fldCharType="end"/>
-        </w:r>
-      </w:hyperlink>
-    </w:p>
-    <w:p>
-      <w:pPr>
-        <w:pStyle w:val="21"/>
+        <w:pStyle w:val="31"/>
+        <w:tabs>
+          <w:tab w:val="right" w:leader="dot" w:pos="9345"/>
+        </w:tabs>
         <w:rPr>
           <w:rFonts w:ascii="Times New Roman" w:hAnsi="Times New Roman" w:cs="Times New Roman"/>
-          <w:smallCaps w:val="0"/>
+          <w:i w:val="0"/>
+          <w:iCs w:val="0"/>
           <w:noProof/>
           <w:sz w:val="28"/>
           <w:szCs w:val="28"/>
         </w:rPr>
       </w:pPr>
-      <w:hyperlink w:anchor="_Toc229096744" w:history="1">
+      <w:hyperlink w:anchor="_Toc229672408" w:history="1">
         <w:r>
           <w:rPr>
             <w:rStyle w:val="ac"/>
@@ -622,9 +718,8 @@
             <w:noProof/>
             <w:sz w:val="28"/>
             <w:szCs w:val="28"/>
-            <w:u w:val="none"/>
           </w:rPr>
-          <w:t>2. Формальное выражение для заданного языка</w:t>
+          <w:t>2.1. Описание языка на естественном языке</w:t>
         </w:r>
         <w:r>
           <w:rPr>
@@ -654,7 +749,104 @@
             <w:sz w:val="28"/>
             <w:szCs w:val="28"/>
           </w:rPr>
-          <w:instrText xml:space="preserve"> PAGEREF _Toc229096744 \h </w:instrText>
+          <w:instrText xml:space="preserve"> PAGEREF _Toc229672408 \h </w:instrText>
+        </w:r>
+        <w:r>
+          <w:rPr>
+            <w:rFonts w:ascii="Times New Roman" w:hAnsi="Times New Roman" w:cs="Times New Roman"/>
+            <w:noProof/>
+            <w:webHidden/>
+            <w:sz w:val="28"/>
+            <w:szCs w:val="28"/>
+          </w:rPr>
+        </w:r>
+        <w:r>
+          <w:rPr>
+            <w:rFonts w:ascii="Times New Roman" w:hAnsi="Times New Roman" w:cs="Times New Roman"/>
+            <w:noProof/>
+            <w:webHidden/>
+            <w:sz w:val="28"/>
+            <w:szCs w:val="28"/>
+          </w:rPr>
+          <w:fldChar w:fldCharType="separate"/>
+        </w:r>
+        <w:r>
+          <w:rPr>
+            <w:rFonts w:ascii="Times New Roman" w:hAnsi="Times New Roman" w:cs="Times New Roman"/>
+            <w:noProof/>
+            <w:webHidden/>
+            <w:sz w:val="28"/>
+            <w:szCs w:val="28"/>
+          </w:rPr>
+          <w:t>2</w:t>
+        </w:r>
+        <w:r>
+          <w:rPr>
+            <w:rFonts w:ascii="Times New Roman" w:hAnsi="Times New Roman" w:cs="Times New Roman"/>
+            <w:noProof/>
+            <w:webHidden/>
+            <w:sz w:val="28"/>
+            <w:szCs w:val="28"/>
+          </w:rPr>
+          <w:fldChar w:fldCharType="end"/>
+        </w:r>
+      </w:hyperlink>
+    </w:p>
+    <w:p>
+      <w:pPr>
+        <w:pStyle w:val="31"/>
+        <w:tabs>
+          <w:tab w:val="right" w:leader="dot" w:pos="9345"/>
+        </w:tabs>
+        <w:rPr>
+          <w:rFonts w:ascii="Times New Roman" w:hAnsi="Times New Roman" w:cs="Times New Roman"/>
+          <w:i w:val="0"/>
+          <w:iCs w:val="0"/>
+          <w:noProof/>
+          <w:sz w:val="28"/>
+          <w:szCs w:val="28"/>
+        </w:rPr>
+      </w:pPr>
+      <w:hyperlink w:anchor="_Toc229672409" w:history="1">
+        <w:r>
+          <w:rPr>
+            <w:rStyle w:val="ac"/>
+            <w:rFonts w:ascii="Times New Roman" w:hAnsi="Times New Roman" w:cs="Times New Roman"/>
+            <w:noProof/>
+            <w:sz w:val="28"/>
+            <w:szCs w:val="28"/>
+          </w:rPr>
+          <w:t>2.2. Формальная запись</w:t>
+        </w:r>
+        <w:r>
+          <w:rPr>
+            <w:rFonts w:ascii="Times New Roman" w:hAnsi="Times New Roman" w:cs="Times New Roman"/>
+            <w:noProof/>
+            <w:webHidden/>
+            <w:sz w:val="28"/>
+            <w:szCs w:val="28"/>
+          </w:rPr>
+          <w:tab/>
+        </w:r>
+        <w:r>
+          <w:rPr>
+            <w:rFonts w:ascii="Times New Roman" w:hAnsi="Times New Roman" w:cs="Times New Roman"/>
+            <w:noProof/>
+            <w:webHidden/>
+            <w:sz w:val="28"/>
+            <w:szCs w:val="28"/>
+          </w:rPr>
+          <w:fldChar w:fldCharType="begin"/>
+        </w:r>
+        <w:r>
+          <w:rPr>
+            <w:rFonts w:ascii="Times New Roman" w:hAnsi="Times New Roman" w:cs="Times New Roman"/>
+            <w:noProof/>
+            <w:webHidden/>
+            <w:sz w:val="28"/>
+            <w:szCs w:val="28"/>
+          </w:rPr>
+          <w:instrText xml:space="preserve"> PAGEREF _Toc229672409 \h </w:instrText>
         </w:r>
         <w:r>
           <w:rPr>
@@ -712,7 +904,7 @@
           <w:szCs w:val="28"/>
         </w:rPr>
       </w:pPr>
-      <w:hyperlink w:anchor="_Toc229096745" w:history="1">
+      <w:hyperlink w:anchor="_Toc229672410" w:history="1">
         <w:r>
           <w:rPr>
             <w:rStyle w:val="ac"/>
@@ -720,9 +912,8 @@
             <w:noProof/>
             <w:sz w:val="28"/>
             <w:szCs w:val="28"/>
-            <w:u w:val="none"/>
           </w:rPr>
-          <w:t>2.1. Описание языка на естественном языке</w:t>
+          <w:t>2.3. Полное регулярное выражение с учётом ограничений</w:t>
         </w:r>
         <w:r>
           <w:rPr>
@@ -752,7 +943,7 @@
             <w:sz w:val="28"/>
             <w:szCs w:val="28"/>
           </w:rPr>
-          <w:instrText xml:space="preserve"> PAGEREF _Toc229096745 \h </w:instrText>
+          <w:instrText xml:space="preserve"> PAGEREF _Toc229672410 \h </w:instrText>
         </w:r>
         <w:r>
           <w:rPr>
@@ -797,115 +988,16 @@
     </w:p>
     <w:p>
       <w:pPr>
-        <w:pStyle w:val="31"/>
-        <w:tabs>
-          <w:tab w:val="right" w:leader="dot" w:pos="9345"/>
-        </w:tabs>
-        <w:rPr>
-          <w:rFonts w:ascii="Times New Roman" w:hAnsi="Times New Roman" w:cs="Times New Roman"/>
-          <w:i w:val="0"/>
-          <w:iCs w:val="0"/>
-          <w:noProof/>
-          <w:sz w:val="28"/>
-          <w:szCs w:val="28"/>
-        </w:rPr>
-      </w:pPr>
-      <w:hyperlink w:anchor="_Toc229096746" w:history="1">
+        <w:pStyle w:val="11"/>
+        <w:rPr>
+          <w:bCs w:val="0"/>
+          <w:caps w:val="0"/>
+        </w:rPr>
+      </w:pPr>
+      <w:hyperlink w:anchor="_Toc229672411" w:history="1">
         <w:r>
           <w:rPr>
             <w:rStyle w:val="ac"/>
-            <w:rFonts w:ascii="Times New Roman" w:hAnsi="Times New Roman" w:cs="Times New Roman"/>
-            <w:noProof/>
-            <w:sz w:val="28"/>
-            <w:szCs w:val="28"/>
-            <w:u w:val="none"/>
-          </w:rPr>
-          <w:t>2.2. Формальная запись</w:t>
-        </w:r>
-        <w:r>
-          <w:rPr>
-            <w:rFonts w:ascii="Times New Roman" w:hAnsi="Times New Roman" w:cs="Times New Roman"/>
-            <w:noProof/>
-            <w:webHidden/>
-            <w:sz w:val="28"/>
-            <w:szCs w:val="28"/>
-          </w:rPr>
-          <w:tab/>
-        </w:r>
-        <w:r>
-          <w:rPr>
-            <w:rFonts w:ascii="Times New Roman" w:hAnsi="Times New Roman" w:cs="Times New Roman"/>
-            <w:noProof/>
-            <w:webHidden/>
-            <w:sz w:val="28"/>
-            <w:szCs w:val="28"/>
-          </w:rPr>
-          <w:fldChar w:fldCharType="begin"/>
-        </w:r>
-        <w:r>
-          <w:rPr>
-            <w:rFonts w:ascii="Times New Roman" w:hAnsi="Times New Roman" w:cs="Times New Roman"/>
-            <w:noProof/>
-            <w:webHidden/>
-            <w:sz w:val="28"/>
-            <w:szCs w:val="28"/>
-          </w:rPr>
-          <w:instrText xml:space="preserve"> PAGEREF _Toc229096746 \h </w:instrText>
-        </w:r>
-        <w:r>
-          <w:rPr>
-            <w:rFonts w:ascii="Times New Roman" w:hAnsi="Times New Roman" w:cs="Times New Roman"/>
-            <w:noProof/>
-            <w:webHidden/>
-            <w:sz w:val="28"/>
-            <w:szCs w:val="28"/>
-          </w:rPr>
-        </w:r>
-        <w:r>
-          <w:rPr>
-            <w:rFonts w:ascii="Times New Roman" w:hAnsi="Times New Roman" w:cs="Times New Roman"/>
-            <w:noProof/>
-            <w:webHidden/>
-            <w:sz w:val="28"/>
-            <w:szCs w:val="28"/>
-          </w:rPr>
-          <w:fldChar w:fldCharType="separate"/>
-        </w:r>
-        <w:r>
-          <w:rPr>
-            <w:rFonts w:ascii="Times New Roman" w:hAnsi="Times New Roman" w:cs="Times New Roman"/>
-            <w:noProof/>
-            <w:webHidden/>
-            <w:sz w:val="28"/>
-            <w:szCs w:val="28"/>
-          </w:rPr>
-          <w:t>3</w:t>
-        </w:r>
-        <w:r>
-          <w:rPr>
-            <w:rFonts w:ascii="Times New Roman" w:hAnsi="Times New Roman" w:cs="Times New Roman"/>
-            <w:noProof/>
-            <w:webHidden/>
-            <w:sz w:val="28"/>
-            <w:szCs w:val="28"/>
-          </w:rPr>
-          <w:fldChar w:fldCharType="end"/>
-        </w:r>
-      </w:hyperlink>
-    </w:p>
-    <w:p>
-      <w:pPr>
-        <w:pStyle w:val="11"/>
-        <w:rPr>
-          <w:bCs w:val="0"/>
-          <w:caps w:val="0"/>
-        </w:rPr>
-      </w:pPr>
-      <w:hyperlink w:anchor="_Toc229096747" w:history="1">
-        <w:r>
-          <w:rPr>
-            <w:rStyle w:val="ac"/>
-            <w:u w:val="none"/>
           </w:rPr>
           <w:t>3. Диаграмма Мура и таблица переходов.</w:t>
         </w:r>
@@ -925,7 +1017,7 @@
           <w:rPr>
             <w:webHidden/>
           </w:rPr>
-          <w:instrText xml:space="preserve"> PAGEREF _Toc229096747 \h </w:instrText>
+          <w:instrText xml:space="preserve"> PAGEREF _Toc229672411 \h </w:instrText>
         </w:r>
         <w:r>
           <w:rPr>
@@ -942,7 +1034,7 @@
           <w:rPr>
             <w:webHidden/>
           </w:rPr>
-          <w:t>4</w:t>
+          <w:t>5</w:t>
         </w:r>
         <w:r>
           <w:rPr>
@@ -967,7 +1059,7 @@
           <w:szCs w:val="28"/>
         </w:rPr>
       </w:pPr>
-      <w:hyperlink w:anchor="_Toc229096748" w:history="1">
+      <w:hyperlink w:anchor="_Toc229672412" w:history="1">
         <w:r>
           <w:rPr>
             <w:rStyle w:val="ac"/>
@@ -975,7 +1067,6 @@
             <w:noProof/>
             <w:sz w:val="28"/>
             <w:szCs w:val="28"/>
-            <w:u w:val="none"/>
           </w:rPr>
           <w:t>3.1. Диаграмма Мура (диаграмма состояний)</w:t>
         </w:r>
@@ -1007,7 +1098,7 @@
             <w:sz w:val="28"/>
             <w:szCs w:val="28"/>
           </w:rPr>
-          <w:instrText xml:space="preserve"> PAGEREF _Toc229096748 \h </w:instrText>
+          <w:instrText xml:space="preserve"> PAGEREF _Toc229672412 \h </w:instrText>
         </w:r>
         <w:r>
           <w:rPr>
@@ -1036,7 +1127,7 @@
             <w:sz w:val="28"/>
             <w:szCs w:val="28"/>
           </w:rPr>
-          <w:t>4</w:t>
+          <w:t>5</w:t>
         </w:r>
         <w:r>
           <w:rPr>
@@ -1065,7 +1156,7 @@
           <w:szCs w:val="28"/>
         </w:rPr>
       </w:pPr>
-      <w:hyperlink w:anchor="_Toc229096749" w:history="1">
+      <w:hyperlink w:anchor="_Toc229672413" w:history="1">
         <w:r>
           <w:rPr>
             <w:rStyle w:val="ac"/>
@@ -1073,7 +1164,6 @@
             <w:noProof/>
             <w:sz w:val="28"/>
             <w:szCs w:val="28"/>
-            <w:u w:val="none"/>
           </w:rPr>
           <w:t>3.2. Таблица переходов</w:t>
         </w:r>
@@ -1105,7 +1195,7 @@
             <w:sz w:val="28"/>
             <w:szCs w:val="28"/>
           </w:rPr>
-          <w:instrText xml:space="preserve"> PAGEREF _Toc229096749 \h </w:instrText>
+          <w:instrText xml:space="preserve"> PAGEREF _Toc229672413 \h </w:instrText>
         </w:r>
         <w:r>
           <w:rPr>
@@ -1134,7 +1224,7 @@
             <w:sz w:val="28"/>
             <w:szCs w:val="28"/>
           </w:rPr>
-          <w:t>4</w:t>
+          <w:t>5</w:t>
         </w:r>
         <w:r>
           <w:rPr>
@@ -1156,11 +1246,10 @@
           <w:caps w:val="0"/>
         </w:rPr>
       </w:pPr>
-      <w:hyperlink w:anchor="_Toc229096750" w:history="1">
+      <w:hyperlink w:anchor="_Toc229672414" w:history="1">
         <w:r>
           <w:rPr>
             <w:rStyle w:val="ac"/>
-            <w:u w:val="none"/>
           </w:rPr>
           <w:t>4. Тесты</w:t>
         </w:r>
@@ -1180,66 +1269,7 @@
           <w:rPr>
             <w:webHidden/>
           </w:rPr>
-          <w:instrText xml:space="preserve"> PAGEREF _Toc229096750 \h </w:instrText>
-        </w:r>
-        <w:r>
-          <w:rPr>
-            <w:webHidden/>
-          </w:rPr>
-        </w:r>
-        <w:r>
-          <w:rPr>
-            <w:webHidden/>
-          </w:rPr>
-          <w:fldChar w:fldCharType="separate"/>
-        </w:r>
-        <w:r>
-          <w:rPr>
-            <w:webHidden/>
-          </w:rPr>
-          <w:t>6</w:t>
-        </w:r>
-        <w:r>
-          <w:rPr>
-            <w:webHidden/>
-          </w:rPr>
-          <w:fldChar w:fldCharType="end"/>
-        </w:r>
-      </w:hyperlink>
-    </w:p>
-    <w:p>
-      <w:pPr>
-        <w:pStyle w:val="11"/>
-        <w:rPr>
-          <w:bCs w:val="0"/>
-          <w:caps w:val="0"/>
-        </w:rPr>
-      </w:pPr>
-      <w:hyperlink w:anchor="_Toc229096751" w:history="1">
-        <w:r>
-          <w:rPr>
-            <w:rStyle w:val="ac"/>
-            <w:u w:val="none"/>
-          </w:rPr>
-          <w:t>ПРИЛОЖЕНИЕ</w:t>
-        </w:r>
-        <w:r>
-          <w:rPr>
-            <w:webHidden/>
-          </w:rPr>
-          <w:tab/>
-        </w:r>
-        <w:r>
-          <w:rPr>
-            <w:webHidden/>
-          </w:rPr>
-          <w:fldChar w:fldCharType="begin"/>
-        </w:r>
-        <w:r>
-          <w:rPr>
-            <w:webHidden/>
-          </w:rPr>
-          <w:instrText xml:space="preserve"> PAGEREF _Toc229096751 \h </w:instrText>
+          <w:instrText xml:space="preserve"> PAGEREF _Toc229672414 \h </w:instrText>
         </w:r>
         <w:r>
           <w:rPr>
@@ -1274,11 +1304,69 @@
           <w:caps w:val="0"/>
         </w:rPr>
       </w:pPr>
-      <w:hyperlink w:anchor="_Toc229096752" w:history="1">
+      <w:hyperlink w:anchor="_Toc229672415" w:history="1">
         <w:r>
           <w:rPr>
             <w:rStyle w:val="ac"/>
-            <w:u w:val="none"/>
+            <w:b/>
+          </w:rPr>
+          <w:t>ПРИЛОЖЕНИЕ</w:t>
+        </w:r>
+        <w:r>
+          <w:rPr>
+            <w:webHidden/>
+          </w:rPr>
+          <w:tab/>
+        </w:r>
+        <w:r>
+          <w:rPr>
+            <w:webHidden/>
+          </w:rPr>
+          <w:fldChar w:fldCharType="begin"/>
+        </w:r>
+        <w:r>
+          <w:rPr>
+            <w:webHidden/>
+          </w:rPr>
+          <w:instrText xml:space="preserve"> PAGEREF _Toc229672415 \h </w:instrText>
+        </w:r>
+        <w:r>
+          <w:rPr>
+            <w:webHidden/>
+          </w:rPr>
+        </w:r>
+        <w:r>
+          <w:rPr>
+            <w:webHidden/>
+          </w:rPr>
+          <w:fldChar w:fldCharType="separate"/>
+        </w:r>
+        <w:r>
+          <w:rPr>
+            <w:webHidden/>
+          </w:rPr>
+          <w:t>10</w:t>
+        </w:r>
+        <w:r>
+          <w:rPr>
+            <w:webHidden/>
+          </w:rPr>
+          <w:fldChar w:fldCharType="end"/>
+        </w:r>
+      </w:hyperlink>
+    </w:p>
+    <w:p>
+      <w:pPr>
+        <w:pStyle w:val="11"/>
+        <w:rPr>
+          <w:bCs w:val="0"/>
+          <w:caps w:val="0"/>
+        </w:rPr>
+      </w:pPr>
+      <w:hyperlink w:anchor="_Toc229672416" w:history="1">
+        <w:r>
+          <w:rPr>
+            <w:rStyle w:val="ac"/>
           </w:rPr>
           <w:t>5. Программа</w:t>
         </w:r>
@@ -1298,7 +1386,7 @@
           <w:rPr>
             <w:webHidden/>
           </w:rPr>
-          <w:instrText xml:space="preserve"> PAGEREF _Toc229096752 \h </w:instrText>
+          <w:instrText xml:space="preserve"> PAGEREF _Toc229672416 \h </w:instrText>
         </w:r>
         <w:r>
           <w:rPr>
@@ -1315,7 +1403,7 @@
           <w:rPr>
             <w:webHidden/>
           </w:rPr>
-          <w:t>8</w:t>
+          <w:t>10</w:t>
         </w:r>
         <w:r>
           <w:rPr>
@@ -1356,54 +1444,8 @@
           <w:lang w:val="en-US"/>
         </w:rPr>
       </w:pPr>
-    </w:p>
-    <w:p>
-      <w:pPr>
-        <w:rPr>
-          <w:rFonts w:cs="Times New Roman"/>
-          <w:lang w:val="en-US"/>
-        </w:rPr>
-      </w:pPr>
-    </w:p>
-    <w:p>
-      <w:pPr>
-        <w:rPr>
-          <w:rFonts w:cs="Times New Roman"/>
-          <w:lang w:val="en-US"/>
-        </w:rPr>
-      </w:pPr>
-    </w:p>
-    <w:p>
-      <w:pPr>
-        <w:rPr>
-          <w:rFonts w:cs="Times New Roman"/>
-          <w:lang w:val="en-US"/>
-        </w:rPr>
-      </w:pPr>
-    </w:p>
-    <w:p>
-      <w:pPr>
-        <w:rPr>
-          <w:rFonts w:cs="Times New Roman"/>
-          <w:lang w:val="en-US"/>
-        </w:rPr>
-      </w:pPr>
-    </w:p>
-    <w:p>
-      <w:pPr>
-        <w:rPr>
-          <w:rFonts w:cs="Times New Roman"/>
-          <w:lang w:val="en-US"/>
-        </w:rPr>
-      </w:pPr>
-    </w:p>
-    <w:p>
-      <w:pPr>
-        <w:rPr>
-          <w:rFonts w:cs="Times New Roman"/>
-          <w:lang w:val="en-US"/>
-        </w:rPr>
-      </w:pPr>
+      <w:bookmarkStart w:id="0" w:name="_GoBack"/>
+      <w:bookmarkEnd w:id="0"/>
     </w:p>
     <w:p>
       <w:pPr>
@@ -1473,9 +1515,7 @@
           <w:szCs w:val="28"/>
         </w:rPr>
       </w:pPr>
-      <w:bookmarkStart w:id="0" w:name="_Toc229096742"/>
-      <w:bookmarkStart w:id="1" w:name="_GoBack"/>
-      <w:bookmarkEnd w:id="1"/>
+      <w:bookmarkStart w:id="1" w:name="_Toc229672405"/>
       <w:r>
         <w:rPr>
           <w:rFonts w:ascii="Times New Roman" w:hAnsi="Times New Roman" w:cs="Times New Roman"/>
@@ -1487,7 +1527,7 @@
         <w:lastRenderedPageBreak/>
         <w:t>Основная часть</w:t>
       </w:r>
-      <w:bookmarkEnd w:id="0"/>
+      <w:bookmarkEnd w:id="1"/>
     </w:p>
     <w:p>
       <w:pPr>
@@ -1500,7 +1540,7 @@
           <w:szCs w:val="28"/>
         </w:rPr>
       </w:pPr>
-      <w:bookmarkStart w:id="2" w:name="_Toc229096743"/>
+      <w:bookmarkStart w:id="2" w:name="_Toc229672406"/>
       <w:r>
         <w:rPr>
           <w:rFonts w:ascii="Times New Roman" w:hAnsi="Times New Roman" w:cs="Times New Roman"/>
@@ -1961,7 +2001,7 @@
           <w:szCs w:val="28"/>
         </w:rPr>
       </w:pPr>
-      <w:bookmarkStart w:id="3" w:name="_Toc229096744"/>
+      <w:bookmarkStart w:id="3" w:name="_Toc229672407"/>
       <w:r>
         <w:rPr>
           <w:rFonts w:ascii="Times New Roman" w:hAnsi="Times New Roman" w:cs="Times New Roman"/>
@@ -1996,7 +2036,7 @@
           <w:szCs w:val="28"/>
         </w:rPr>
       </w:pPr>
-      <w:bookmarkStart w:id="4" w:name="_Toc229096745"/>
+      <w:bookmarkStart w:id="4" w:name="_Toc229672408"/>
       <w:r>
         <w:rPr>
           <w:rFonts w:ascii="Times New Roman" w:hAnsi="Times New Roman" w:cs="Times New Roman"/>
@@ -2120,7 +2160,7 @@
           <w:szCs w:val="28"/>
         </w:rPr>
       </w:pPr>
-      <w:bookmarkStart w:id="5" w:name="_Toc229096746"/>
+      <w:bookmarkStart w:id="5" w:name="_Toc229672409"/>
       <w:r>
         <w:rPr>
           <w:rFonts w:ascii="Times New Roman" w:hAnsi="Times New Roman" w:cs="Times New Roman"/>
@@ -2811,9 +2851,497 @@
     </w:p>
     <w:p>
       <w:pPr>
+        <w:pStyle w:val="3"/>
+        <w:shd w:val="clear" w:color="auto" w:fill="FFFFFF"/>
+        <w:spacing w:before="0"/>
+        <w:jc w:val="both"/>
+        <w:rPr>
+          <w:rFonts w:ascii="Times New Roman" w:eastAsia="Times New Roman" w:hAnsi="Times New Roman" w:cs="Times New Roman"/>
+          <w:color w:val="0F1115"/>
+          <w:sz w:val="28"/>
+          <w:szCs w:val="28"/>
+        </w:rPr>
+      </w:pPr>
+      <w:bookmarkStart w:id="6" w:name="_Toc229672410"/>
+      <w:r>
+        <w:rPr>
+          <w:rFonts w:ascii="Times New Roman" w:hAnsi="Times New Roman" w:cs="Times New Roman"/>
+          <w:color w:val="0F1115"/>
+          <w:sz w:val="28"/>
+          <w:szCs w:val="28"/>
+        </w:rPr>
+        <w:t>2.3. Полное регулярное выражение с учётом ограничений</w:t>
+      </w:r>
+      <w:bookmarkEnd w:id="6"/>
+    </w:p>
+    <w:p>
+      <w:pPr>
+        <w:pStyle w:val="4"/>
+        <w:shd w:val="clear" w:color="auto" w:fill="FFFFFF"/>
+        <w:spacing w:before="0"/>
+        <w:jc w:val="both"/>
+        <w:rPr>
+          <w:rFonts w:ascii="Times New Roman" w:hAnsi="Times New Roman" w:cs="Times New Roman"/>
+          <w:color w:val="0F1115"/>
+        </w:rPr>
+      </w:pPr>
+      <w:r>
+        <w:rPr>
+          <w:rFonts w:ascii="Times New Roman" w:hAnsi="Times New Roman" w:cs="Times New Roman"/>
+          <w:color w:val="0F1115"/>
+        </w:rPr>
+        <w:t>Обозначения:</w:t>
+      </w:r>
+    </w:p>
+    <w:p>
+      <w:pPr>
+        <w:pStyle w:val="ds-markdown-paragraph"/>
+        <w:numPr>
+          <w:ilvl w:val="0"/>
+          <w:numId w:val="6"/>
+        </w:numPr>
+        <w:shd w:val="clear" w:color="auto" w:fill="FFFFFF"/>
+        <w:spacing w:before="0" w:beforeAutospacing="0" w:after="0" w:afterAutospacing="0" w:line="360" w:lineRule="auto"/>
+        <w:ind w:left="0"/>
+        <w:jc w:val="both"/>
+        <w:rPr>
+          <w:color w:val="0F1115"/>
+          <w:sz w:val="28"/>
+          <w:szCs w:val="28"/>
+        </w:rPr>
+      </w:pPr>
+      <w:r>
+        <w:rPr>
+          <w:rStyle w:val="a7"/>
+          <w:color w:val="0F1115"/>
+          <w:sz w:val="28"/>
+          <w:szCs w:val="28"/>
+        </w:rPr>
+        <w:t>V</w:t>
+      </w:r>
+      <w:r>
+        <w:rPr>
+          <w:color w:val="0F1115"/>
+          <w:sz w:val="28"/>
+          <w:szCs w:val="28"/>
+        </w:rPr>
+        <w:t> = {a, e} — гласные буквы</w:t>
+      </w:r>
+    </w:p>
+    <w:p>
+      <w:pPr>
+        <w:pStyle w:val="ds-markdown-paragraph"/>
+        <w:numPr>
+          <w:ilvl w:val="0"/>
+          <w:numId w:val="6"/>
+        </w:numPr>
+        <w:shd w:val="clear" w:color="auto" w:fill="FFFFFF"/>
+        <w:spacing w:before="0" w:beforeAutospacing="0" w:after="0" w:afterAutospacing="0" w:line="360" w:lineRule="auto"/>
+        <w:ind w:left="0"/>
+        <w:jc w:val="both"/>
+        <w:rPr>
+          <w:color w:val="0F1115"/>
+          <w:sz w:val="28"/>
+          <w:szCs w:val="28"/>
+        </w:rPr>
+      </w:pPr>
+      <w:r>
+        <w:rPr>
+          <w:rStyle w:val="a7"/>
+          <w:color w:val="0F1115"/>
+          <w:sz w:val="28"/>
+          <w:szCs w:val="28"/>
+        </w:rPr>
+        <w:t>C₁</w:t>
+      </w:r>
+      <w:r>
+        <w:rPr>
+          <w:color w:val="0F1115"/>
+          <w:sz w:val="28"/>
+          <w:szCs w:val="28"/>
+        </w:rPr>
+        <w:t> = {b, d} — согласные, не создающие проблем (кроме 'c')</w:t>
+      </w:r>
+    </w:p>
+    <w:p>
+      <w:pPr>
+        <w:pStyle w:val="ds-markdown-paragraph"/>
+        <w:numPr>
+          <w:ilvl w:val="0"/>
+          <w:numId w:val="6"/>
+        </w:numPr>
+        <w:shd w:val="clear" w:color="auto" w:fill="FFFFFF"/>
+        <w:spacing w:before="0" w:beforeAutospacing="0" w:after="0" w:afterAutospacing="0" w:line="360" w:lineRule="auto"/>
+        <w:ind w:left="0"/>
+        <w:jc w:val="both"/>
+        <w:rPr>
+          <w:color w:val="0F1115"/>
+          <w:sz w:val="28"/>
+          <w:szCs w:val="28"/>
+        </w:rPr>
+      </w:pPr>
+      <w:r>
+        <w:rPr>
+          <w:rStyle w:val="a7"/>
+          <w:color w:val="0F1115"/>
+          <w:sz w:val="28"/>
+          <w:szCs w:val="28"/>
+        </w:rPr>
+        <w:t>c</w:t>
+      </w:r>
+      <w:r>
+        <w:rPr>
+          <w:color w:val="0F1115"/>
+          <w:sz w:val="28"/>
+          <w:szCs w:val="28"/>
+        </w:rPr>
+        <w:t> — специальная согласная, которая может образовать запрещённые подслова</w:t>
+      </w:r>
+    </w:p>
+    <w:p>
+      <w:pPr>
+        <w:pStyle w:val="4"/>
+        <w:shd w:val="clear" w:color="auto" w:fill="FFFFFF"/>
+        <w:spacing w:before="0"/>
+        <w:jc w:val="both"/>
+        <w:rPr>
+          <w:rFonts w:ascii="Times New Roman" w:hAnsi="Times New Roman" w:cs="Times New Roman"/>
+          <w:color w:val="0F1115"/>
+        </w:rPr>
+      </w:pPr>
+      <w:r>
+        <w:rPr>
+          <w:rFonts w:ascii="Times New Roman" w:hAnsi="Times New Roman" w:cs="Times New Roman"/>
+          <w:color w:val="0F1115"/>
+        </w:rPr>
+        <w:t>Полное регулярное выражение:</w:t>
+      </w:r>
+    </w:p>
+    <w:p>
+      <w:pPr>
+        <w:pStyle w:val="ds-markdown-paragraph"/>
+        <w:shd w:val="clear" w:color="auto" w:fill="FFFFFF"/>
+        <w:spacing w:before="0" w:beforeAutospacing="0" w:after="0" w:afterAutospacing="0" w:line="360" w:lineRule="auto"/>
+        <w:jc w:val="both"/>
+        <w:rPr>
+          <w:color w:val="0F1115"/>
+          <w:sz w:val="28"/>
+          <w:szCs w:val="28"/>
+        </w:rPr>
+      </w:pPr>
+      <w:r>
+        <w:rPr>
+          <w:rStyle w:val="a7"/>
+          <w:color w:val="0F1115"/>
+          <w:sz w:val="28"/>
+          <w:szCs w:val="28"/>
+        </w:rPr>
+        <w:t xml:space="preserve">L = L₁ </w:t>
+      </w:r>
+      <w:r>
+        <w:rPr>
+          <w:rStyle w:val="a7"/>
+          <w:rFonts w:ascii="Cambria Math" w:hAnsi="Cambria Math" w:cs="Cambria Math"/>
+          <w:color w:val="0F1115"/>
+          <w:sz w:val="28"/>
+          <w:szCs w:val="28"/>
+        </w:rPr>
+        <w:t>∪</w:t>
+      </w:r>
+      <w:r>
+        <w:rPr>
+          <w:rStyle w:val="a7"/>
+          <w:color w:val="0F1115"/>
+          <w:sz w:val="28"/>
+          <w:szCs w:val="28"/>
+        </w:rPr>
+        <w:t xml:space="preserve"> L₂</w:t>
+      </w:r>
+    </w:p>
+    <w:p>
+      <w:pPr>
+        <w:pStyle w:val="ds-markdown-paragraph"/>
+        <w:shd w:val="clear" w:color="auto" w:fill="FFFFFF"/>
+        <w:spacing w:before="0" w:beforeAutospacing="0" w:after="0" w:afterAutospacing="0" w:line="360" w:lineRule="auto"/>
+        <w:jc w:val="both"/>
+        <w:rPr>
+          <w:color w:val="0F1115"/>
+          <w:sz w:val="28"/>
+          <w:szCs w:val="28"/>
+        </w:rPr>
+      </w:pPr>
+      <w:r>
+        <w:rPr>
+          <w:color w:val="0F1115"/>
+          <w:sz w:val="28"/>
+          <w:szCs w:val="28"/>
+        </w:rPr>
+        <w:t>где:</w:t>
+      </w:r>
+    </w:p>
+    <w:p>
+      <w:pPr>
+        <w:pStyle w:val="ds-markdown-paragraph"/>
+        <w:numPr>
+          <w:ilvl w:val="0"/>
+          <w:numId w:val="7"/>
+        </w:numPr>
+        <w:shd w:val="clear" w:color="auto" w:fill="FFFFFF"/>
+        <w:spacing w:before="0" w:beforeAutospacing="0" w:after="0" w:afterAutospacing="0" w:line="360" w:lineRule="auto"/>
+        <w:ind w:left="0"/>
+        <w:jc w:val="both"/>
+        <w:rPr>
+          <w:color w:val="0F1115"/>
+          <w:sz w:val="28"/>
+          <w:szCs w:val="28"/>
+        </w:rPr>
+      </w:pPr>
+      <w:r>
+        <w:rPr>
+          <w:rStyle w:val="a7"/>
+          <w:color w:val="0F1115"/>
+          <w:sz w:val="28"/>
+          <w:szCs w:val="28"/>
+        </w:rPr>
+        <w:t>L₁</w:t>
+      </w:r>
+      <w:r>
+        <w:rPr>
+          <w:color w:val="0F1115"/>
+          <w:sz w:val="28"/>
+          <w:szCs w:val="28"/>
+        </w:rPr>
+        <w:t> — слова, начинающиеся с гласной</w:t>
+      </w:r>
+    </w:p>
+    <w:p>
+      <w:pPr>
+        <w:pStyle w:val="ds-markdown-paragraph"/>
+        <w:numPr>
+          <w:ilvl w:val="0"/>
+          <w:numId w:val="7"/>
+        </w:numPr>
+        <w:shd w:val="clear" w:color="auto" w:fill="FFFFFF"/>
+        <w:spacing w:before="0" w:beforeAutospacing="0" w:after="0" w:afterAutospacing="0" w:line="360" w:lineRule="auto"/>
+        <w:ind w:left="0"/>
+        <w:jc w:val="both"/>
+        <w:rPr>
+          <w:color w:val="0F1115"/>
+          <w:sz w:val="28"/>
+          <w:szCs w:val="28"/>
+        </w:rPr>
+      </w:pPr>
+      <w:r>
+        <w:rPr>
+          <w:rStyle w:val="a7"/>
+          <w:color w:val="0F1115"/>
+          <w:sz w:val="28"/>
+          <w:szCs w:val="28"/>
+        </w:rPr>
+        <w:t>L₂</w:t>
+      </w:r>
+      <w:r>
+        <w:rPr>
+          <w:color w:val="0F1115"/>
+          <w:sz w:val="28"/>
+          <w:szCs w:val="28"/>
+        </w:rPr>
+        <w:t> — слова, начинающиеся с согласной</w:t>
+      </w:r>
+    </w:p>
+    <w:p>
+      <w:pPr>
+        <w:pStyle w:val="ds-markdown-paragraph"/>
+        <w:shd w:val="clear" w:color="auto" w:fill="FFFFFF"/>
+        <w:spacing w:before="0" w:beforeAutospacing="0" w:after="0" w:afterAutospacing="0" w:line="360" w:lineRule="auto"/>
+        <w:jc w:val="both"/>
+        <w:rPr>
+          <w:color w:val="0F1115"/>
+          <w:sz w:val="28"/>
+          <w:szCs w:val="28"/>
+        </w:rPr>
+      </w:pPr>
+      <w:r>
+        <w:rPr>
+          <w:rStyle w:val="ad"/>
+          <w:rFonts w:eastAsiaTheme="majorEastAsia"/>
+          <w:color w:val="0F1115"/>
+          <w:sz w:val="28"/>
+          <w:szCs w:val="28"/>
+        </w:rPr>
+        <w:lastRenderedPageBreak/>
+        <w:t xml:space="preserve">L₁ = V · </w:t>
+      </w:r>
+      <w:proofErr w:type="gramStart"/>
+      <w:r>
+        <w:rPr>
+          <w:rStyle w:val="ad"/>
+          <w:rFonts w:eastAsiaTheme="majorEastAsia"/>
+          <w:color w:val="0F1115"/>
+          <w:sz w:val="28"/>
+          <w:szCs w:val="28"/>
+        </w:rPr>
+        <w:t>( (</w:t>
+      </w:r>
+      <w:proofErr w:type="gramEnd"/>
+      <w:r>
+        <w:rPr>
+          <w:rStyle w:val="ad"/>
+          <w:rFonts w:eastAsiaTheme="majorEastAsia"/>
+          <w:color w:val="0F1115"/>
+          <w:sz w:val="28"/>
+          <w:szCs w:val="28"/>
+        </w:rPr>
+        <w:t>C₁·V) · (C₁ | C₁·(V·C₁)</w:t>
+      </w:r>
+      <w:r>
+        <w:rPr>
+          <w:color w:val="0F1115"/>
+          <w:sz w:val="28"/>
+          <w:szCs w:val="28"/>
+        </w:rPr>
+        <w:t>) | (</w:t>
+      </w:r>
+      <w:proofErr w:type="spellStart"/>
+      <w:r>
+        <w:rPr>
+          <w:color w:val="0F1115"/>
+          <w:sz w:val="28"/>
+          <w:szCs w:val="28"/>
+        </w:rPr>
+        <w:t>c·V·C</w:t>
+      </w:r>
+      <w:proofErr w:type="spellEnd"/>
+      <w:r>
+        <w:rPr>
+          <w:color w:val="0F1115"/>
+          <w:sz w:val="28"/>
+          <w:szCs w:val="28"/>
+        </w:rPr>
+        <w:t xml:space="preserve">₁)* · (c | </w:t>
+      </w:r>
+      <w:proofErr w:type="spellStart"/>
+      <w:r>
+        <w:rPr>
+          <w:color w:val="0F1115"/>
+          <w:sz w:val="28"/>
+          <w:szCs w:val="28"/>
+        </w:rPr>
+        <w:t>c·V·C</w:t>
+      </w:r>
+      <w:proofErr w:type="spellEnd"/>
+      <w:r>
+        <w:rPr>
+          <w:color w:val="0F1115"/>
+          <w:sz w:val="28"/>
+          <w:szCs w:val="28"/>
+        </w:rPr>
+        <w:t>₁·(</w:t>
+      </w:r>
+      <w:proofErr w:type="spellStart"/>
+      <w:r>
+        <w:rPr>
+          <w:color w:val="0F1115"/>
+          <w:sz w:val="28"/>
+          <w:szCs w:val="28"/>
+        </w:rPr>
+        <w:t>c·V·C</w:t>
+      </w:r>
+      <w:proofErr w:type="spellEnd"/>
+      <w:r>
+        <w:rPr>
+          <w:color w:val="0F1115"/>
+          <w:sz w:val="28"/>
+          <w:szCs w:val="28"/>
+        </w:rPr>
+        <w:t>₁)</w:t>
+      </w:r>
+      <w:r>
+        <w:rPr>
+          <w:rStyle w:val="ad"/>
+          <w:rFonts w:eastAsiaTheme="majorEastAsia"/>
+          <w:color w:val="0F1115"/>
+          <w:sz w:val="28"/>
+          <w:szCs w:val="28"/>
+        </w:rPr>
+        <w:t>) )</w:t>
+      </w:r>
+      <w:r>
+        <w:rPr>
+          <w:color w:val="0F1115"/>
+          <w:sz w:val="28"/>
+          <w:szCs w:val="28"/>
+        </w:rPr>
+        <w:t> · V?**</w:t>
+      </w:r>
+    </w:p>
+    <w:p>
+      <w:pPr>
+        <w:pStyle w:val="ds-markdown-paragraph"/>
+        <w:shd w:val="clear" w:color="auto" w:fill="FFFFFF"/>
+        <w:spacing w:before="0" w:beforeAutospacing="0" w:after="0" w:afterAutospacing="0" w:line="360" w:lineRule="auto"/>
+        <w:jc w:val="both"/>
+        <w:rPr>
+          <w:color w:val="0F1115"/>
+          <w:sz w:val="28"/>
+          <w:szCs w:val="28"/>
+        </w:rPr>
+      </w:pPr>
+      <w:r>
+        <w:rPr>
+          <w:rStyle w:val="ad"/>
+          <w:rFonts w:eastAsiaTheme="majorEastAsia"/>
+          <w:color w:val="0F1115"/>
+          <w:sz w:val="28"/>
+          <w:szCs w:val="28"/>
+        </w:rPr>
+        <w:t xml:space="preserve">L₂ = C₁ · </w:t>
+      </w:r>
+      <w:proofErr w:type="gramStart"/>
+      <w:r>
+        <w:rPr>
+          <w:rStyle w:val="ad"/>
+          <w:rFonts w:eastAsiaTheme="majorEastAsia"/>
+          <w:color w:val="0F1115"/>
+          <w:sz w:val="28"/>
+          <w:szCs w:val="28"/>
+        </w:rPr>
+        <w:t>( (</w:t>
+      </w:r>
+      <w:proofErr w:type="gramEnd"/>
+      <w:r>
+        <w:rPr>
+          <w:rStyle w:val="ad"/>
+          <w:rFonts w:eastAsiaTheme="majorEastAsia"/>
+          <w:color w:val="0F1115"/>
+          <w:sz w:val="28"/>
+          <w:szCs w:val="28"/>
+        </w:rPr>
+        <w:t>V·C₁) · (V? | V·C₁·(V·C₁)</w:t>
+      </w:r>
+      <w:proofErr w:type="gramStart"/>
+      <w:r>
+        <w:rPr>
+          <w:color w:val="0F1115"/>
+          <w:sz w:val="28"/>
+          <w:szCs w:val="28"/>
+        </w:rPr>
+        <w:t>) )</w:t>
+      </w:r>
+      <w:proofErr w:type="gramEnd"/>
+      <w:r>
+        <w:rPr>
+          <w:color w:val="0F1115"/>
+          <w:sz w:val="28"/>
+          <w:szCs w:val="28"/>
+        </w:rPr>
+        <w:t>* · (ε | C₁?)**</w:t>
+      </w:r>
+    </w:p>
+    <w:p>
+      <w:pPr>
         <w:rPr>
           <w:rFonts w:cs="Times New Roman"/>
-          <w:lang w:val="en-US"/>
         </w:rPr>
       </w:pPr>
     </w:p>
@@ -2821,7 +3349,6 @@
       <w:pPr>
         <w:rPr>
           <w:rFonts w:cs="Times New Roman"/>
-          <w:lang w:val="en-US"/>
         </w:rPr>
       </w:pPr>
     </w:p>
@@ -2829,7 +3356,6 @@
       <w:pPr>
         <w:rPr>
           <w:rFonts w:cs="Times New Roman"/>
-          <w:lang w:val="en-US"/>
         </w:rPr>
       </w:pPr>
     </w:p>
@@ -2837,7 +3363,6 @@
       <w:pPr>
         <w:rPr>
           <w:rFonts w:cs="Times New Roman"/>
-          <w:lang w:val="en-US"/>
         </w:rPr>
       </w:pPr>
     </w:p>
@@ -2845,7 +3370,153 @@
       <w:pPr>
         <w:rPr>
           <w:rFonts w:cs="Times New Roman"/>
-          <w:lang w:val="en-US"/>
+        </w:rPr>
+      </w:pPr>
+    </w:p>
+    <w:p>
+      <w:pPr>
+        <w:rPr>
+          <w:rFonts w:cs="Times New Roman"/>
+        </w:rPr>
+      </w:pPr>
+    </w:p>
+    <w:p>
+      <w:pPr>
+        <w:rPr>
+          <w:rFonts w:cs="Times New Roman"/>
+        </w:rPr>
+      </w:pPr>
+    </w:p>
+    <w:p>
+      <w:pPr>
+        <w:rPr>
+          <w:rFonts w:cs="Times New Roman"/>
+        </w:rPr>
+      </w:pPr>
+    </w:p>
+    <w:p>
+      <w:pPr>
+        <w:rPr>
+          <w:rFonts w:cs="Times New Roman"/>
+        </w:rPr>
+      </w:pPr>
+    </w:p>
+    <w:p>
+      <w:pPr>
+        <w:rPr>
+          <w:rFonts w:cs="Times New Roman"/>
+        </w:rPr>
+      </w:pPr>
+    </w:p>
+    <w:p>
+      <w:pPr>
+        <w:rPr>
+          <w:rFonts w:cs="Times New Roman"/>
+        </w:rPr>
+      </w:pPr>
+    </w:p>
+    <w:p>
+      <w:pPr>
+        <w:rPr>
+          <w:rFonts w:cs="Times New Roman"/>
+        </w:rPr>
+      </w:pPr>
+    </w:p>
+    <w:p>
+      <w:pPr>
+        <w:rPr>
+          <w:rFonts w:cs="Times New Roman"/>
+        </w:rPr>
+      </w:pPr>
+    </w:p>
+    <w:p>
+      <w:pPr>
+        <w:rPr>
+          <w:rFonts w:cs="Times New Roman"/>
+        </w:rPr>
+      </w:pPr>
+    </w:p>
+    <w:p>
+      <w:pPr>
+        <w:rPr>
+          <w:rFonts w:cs="Times New Roman"/>
+        </w:rPr>
+      </w:pPr>
+    </w:p>
+    <w:p>
+      <w:pPr>
+        <w:rPr>
+          <w:rFonts w:cs="Times New Roman"/>
+        </w:rPr>
+      </w:pPr>
+    </w:p>
+    <w:p>
+      <w:pPr>
+        <w:rPr>
+          <w:rFonts w:cs="Times New Roman"/>
+        </w:rPr>
+      </w:pPr>
+    </w:p>
+    <w:p>
+      <w:pPr>
+        <w:rPr>
+          <w:rFonts w:cs="Times New Roman"/>
+        </w:rPr>
+      </w:pPr>
+    </w:p>
+    <w:p>
+      <w:pPr>
+        <w:rPr>
+          <w:rFonts w:cs="Times New Roman"/>
+        </w:rPr>
+      </w:pPr>
+    </w:p>
+    <w:p>
+      <w:pPr>
+        <w:rPr>
+          <w:rFonts w:cs="Times New Roman"/>
+        </w:rPr>
+      </w:pPr>
+    </w:p>
+    <w:p>
+      <w:pPr>
+        <w:rPr>
+          <w:rFonts w:cs="Times New Roman"/>
+        </w:rPr>
+      </w:pPr>
+    </w:p>
+    <w:p>
+      <w:pPr>
+        <w:rPr>
+          <w:rFonts w:cs="Times New Roman"/>
+        </w:rPr>
+      </w:pPr>
+    </w:p>
+    <w:p>
+      <w:pPr>
+        <w:rPr>
+          <w:rFonts w:cs="Times New Roman"/>
+        </w:rPr>
+      </w:pPr>
+    </w:p>
+    <w:p>
+      <w:pPr>
+        <w:rPr>
+          <w:rFonts w:cs="Times New Roman"/>
+        </w:rPr>
+      </w:pPr>
+    </w:p>
+    <w:p>
+      <w:pPr>
+        <w:rPr>
+          <w:rFonts w:cs="Times New Roman"/>
+        </w:rPr>
+      </w:pPr>
+    </w:p>
+    <w:p>
+      <w:pPr>
+        <w:rPr>
+          <w:rFonts w:cs="Times New Roman"/>
         </w:rPr>
       </w:pPr>
     </w:p>
@@ -2861,7 +3532,7 @@
           <w:szCs w:val="28"/>
         </w:rPr>
       </w:pPr>
-      <w:bookmarkStart w:id="6" w:name="_Toc229096747"/>
+      <w:bookmarkStart w:id="7" w:name="_Toc229672411"/>
       <w:r>
         <w:rPr>
           <w:rFonts w:ascii="Times New Roman" w:hAnsi="Times New Roman" w:cs="Times New Roman"/>
@@ -2872,7 +3543,7 @@
         <w:lastRenderedPageBreak/>
         <w:t>3. Диаграмма Мура и таблица переходов.</w:t>
       </w:r>
-      <w:bookmarkEnd w:id="6"/>
+      <w:bookmarkEnd w:id="7"/>
     </w:p>
     <w:p>
       <w:pPr>
@@ -2881,13 +3552,16 @@
         <w:spacing w:before="0"/>
         <w:jc w:val="both"/>
         <w:rPr>
+          <w:rStyle w:val="a7"/>
           <w:rFonts w:ascii="Times New Roman" w:eastAsia="Times New Roman" w:hAnsi="Times New Roman" w:cs="Times New Roman"/>
+          <w:b w:val="0"/>
+          <w:bCs w:val="0"/>
           <w:color w:val="0F1115"/>
           <w:sz w:val="28"/>
           <w:szCs w:val="28"/>
         </w:rPr>
       </w:pPr>
-      <w:bookmarkStart w:id="7" w:name="_Toc229096748"/>
+      <w:bookmarkStart w:id="8" w:name="_Toc229672412"/>
       <w:r>
         <w:rPr>
           <w:rFonts w:ascii="Times New Roman" w:hAnsi="Times New Roman" w:cs="Times New Roman"/>
@@ -2897,7 +3571,7 @@
         </w:rPr>
         <w:t>3.1. Диаграмма Мура (диаграмма состояний)</w:t>
       </w:r>
-      <w:bookmarkEnd w:id="7"/>
+      <w:bookmarkEnd w:id="8"/>
     </w:p>
     <w:p>
       <w:pPr>
@@ -2915,14 +3589,12 @@
       <w:r>
         <w:rPr>
           <w:noProof/>
-          <w:sz w:val="28"/>
-          <w:szCs w:val="28"/>
         </w:rPr>
         <w:drawing>
-          <wp:inline distT="0" distB="0" distL="0" distR="0" wp14:anchorId="75B78214" wp14:editId="2FA7E8FE">
-            <wp:extent cx="5940425" cy="4402455"/>
+          <wp:inline distT="0" distB="0" distL="0" distR="0" wp14:anchorId="19FDBFBD" wp14:editId="66C2B317">
+            <wp:extent cx="5940425" cy="5182235"/>
             <wp:effectExtent l="0" t="0" r="3175" b="0"/>
-            <wp:docPr id="3" name="Рисунок 3"/>
+            <wp:docPr id="1" name="Рисунок 1"/>
             <wp:cNvGraphicFramePr>
               <a:graphicFrameLocks xmlns:a="http://schemas.openxmlformats.org/drawingml/2006/main" noChangeAspect="1"/>
             </wp:cNvGraphicFramePr>
@@ -2942,7 +3614,7 @@
                   <pic:spPr>
                     <a:xfrm>
                       <a:off x="0" y="0"/>
-                      <a:ext cx="5940425" cy="4402455"/>
+                      <a:ext cx="5940425" cy="5182235"/>
                     </a:xfrm>
                     <a:prstGeom prst="rect">
                       <a:avLst/>
@@ -3195,7 +3867,7 @@
           <w:szCs w:val="30"/>
         </w:rPr>
       </w:pPr>
-      <w:bookmarkStart w:id="8" w:name="_Toc229096749"/>
+      <w:bookmarkStart w:id="9" w:name="_Toc229672413"/>
       <w:r>
         <w:rPr>
           <w:rFonts w:ascii="Times New Roman" w:hAnsi="Times New Roman" w:cs="Times New Roman"/>
@@ -3205,7 +3877,7 @@
         </w:rPr>
         <w:t>3.2. Таблица переходов</w:t>
       </w:r>
-      <w:bookmarkEnd w:id="8"/>
+      <w:bookmarkEnd w:id="9"/>
     </w:p>
     <w:p>
       <w:pPr>
@@ -3233,15 +3905,15 @@
         <w:tblLook w:val="04A0" w:firstRow="1" w:lastRow="0" w:firstColumn="1" w:lastColumn="0" w:noHBand="0" w:noVBand="1"/>
       </w:tblPr>
       <w:tblGrid>
-        <w:gridCol w:w="2336"/>
-        <w:gridCol w:w="2336"/>
-        <w:gridCol w:w="2336"/>
-        <w:gridCol w:w="2337"/>
+        <w:gridCol w:w="1696"/>
+        <w:gridCol w:w="1418"/>
+        <w:gridCol w:w="1843"/>
+        <w:gridCol w:w="4388"/>
       </w:tblGrid>
       <w:tr>
         <w:tc>
           <w:tcPr>
-            <w:tcW w:w="2336" w:type="dxa"/>
+            <w:tcW w:w="1696" w:type="dxa"/>
             <w:vAlign w:val="center"/>
           </w:tcPr>
           <w:p>
@@ -3258,13 +3930,14 @@
                 <w:rFonts w:cs="Times New Roman"/>
                 <w:color w:val="0F1115"/>
               </w:rPr>
+              <w:lastRenderedPageBreak/>
               <w:t>Текущее состояние</w:t>
             </w:r>
           </w:p>
         </w:tc>
         <w:tc>
           <w:tcPr>
-            <w:tcW w:w="2336" w:type="dxa"/>
+            <w:tcW w:w="1418" w:type="dxa"/>
             <w:vAlign w:val="center"/>
           </w:tcPr>
           <w:p>
@@ -3287,7 +3960,7 @@
         </w:tc>
         <w:tc>
           <w:tcPr>
-            <w:tcW w:w="2336" w:type="dxa"/>
+            <w:tcW w:w="1843" w:type="dxa"/>
             <w:vAlign w:val="center"/>
           </w:tcPr>
           <w:p>
@@ -3310,7 +3983,7 @@
         </w:tc>
         <w:tc>
           <w:tcPr>
-            <w:tcW w:w="2337" w:type="dxa"/>
+            <w:tcW w:w="4388" w:type="dxa"/>
             <w:vAlign w:val="center"/>
           </w:tcPr>
           <w:p>
@@ -3335,20 +4008,21 @@
       <w:tr>
         <w:tc>
           <w:tcPr>
-            <w:tcW w:w="2336" w:type="dxa"/>
-            <w:vAlign w:val="center"/>
-          </w:tcPr>
-          <w:p>
-            <w:pPr>
-              <w:spacing w:line="375" w:lineRule="atLeast"/>
-              <w:jc w:val="both"/>
-              <w:rPr>
-                <w:rFonts w:cs="Times New Roman"/>
-                <w:color w:val="0F1115"/>
-              </w:rPr>
-            </w:pPr>
-            <w:r>
-              <w:rPr>
+            <w:tcW w:w="1696" w:type="dxa"/>
+            <w:vAlign w:val="center"/>
+          </w:tcPr>
+          <w:p>
+            <w:pPr>
+              <w:spacing w:line="375" w:lineRule="atLeast"/>
+              <w:jc w:val="both"/>
+              <w:rPr>
+                <w:rFonts w:eastAsia="Times New Roman" w:cs="Times New Roman"/>
+                <w:color w:val="0F1115"/>
+              </w:rPr>
+            </w:pPr>
+            <w:r>
+              <w:rPr>
+                <w:rStyle w:val="a7"/>
                 <w:rFonts w:cs="Times New Roman"/>
                 <w:color w:val="0F1115"/>
               </w:rPr>
@@ -3358,7 +4032,7 @@
         </w:tc>
         <w:tc>
           <w:tcPr>
-            <w:tcW w:w="2336" w:type="dxa"/>
+            <w:tcW w:w="1418" w:type="dxa"/>
             <w:vAlign w:val="center"/>
           </w:tcPr>
           <w:p>
@@ -3381,72 +4055,81 @@
         </w:tc>
         <w:tc>
           <w:tcPr>
-            <w:tcW w:w="2336" w:type="dxa"/>
-            <w:vAlign w:val="center"/>
-          </w:tcPr>
-          <w:p>
-            <w:pPr>
-              <w:spacing w:line="375" w:lineRule="atLeast"/>
-              <w:jc w:val="both"/>
-              <w:rPr>
-                <w:rFonts w:cs="Times New Roman"/>
-                <w:color w:val="0F1115"/>
-              </w:rPr>
-            </w:pPr>
-            <w:r>
-              <w:rPr>
-                <w:rFonts w:cs="Times New Roman"/>
-                <w:color w:val="0F1115"/>
-              </w:rPr>
-              <w:t>V</w:t>
-            </w:r>
-          </w:p>
-        </w:tc>
-        <w:tc>
-          <w:tcPr>
-            <w:tcW w:w="2337" w:type="dxa"/>
-            <w:vAlign w:val="center"/>
-          </w:tcPr>
-          <w:p>
-            <w:pPr>
-              <w:spacing w:line="375" w:lineRule="atLeast"/>
-              <w:jc w:val="both"/>
-              <w:rPr>
-                <w:rFonts w:cs="Times New Roman"/>
-                <w:color w:val="0F1115"/>
-              </w:rPr>
-            </w:pPr>
+            <w:tcW w:w="1843" w:type="dxa"/>
+            <w:vAlign w:val="center"/>
+          </w:tcPr>
+          <w:p>
+            <w:pPr>
+              <w:spacing w:line="375" w:lineRule="atLeast"/>
+              <w:jc w:val="both"/>
+              <w:rPr>
+                <w:rFonts w:cs="Times New Roman"/>
+                <w:color w:val="0F1115"/>
+              </w:rPr>
+            </w:pPr>
+            <w:proofErr w:type="spellStart"/>
+            <w:r>
+              <w:rPr>
+                <w:rFonts w:cs="Times New Roman"/>
+                <w:color w:val="0F1115"/>
+              </w:rPr>
+              <w:t>Va</w:t>
+            </w:r>
+            <w:proofErr w:type="spellEnd"/>
+          </w:p>
+        </w:tc>
+        <w:tc>
+          <w:tcPr>
+            <w:tcW w:w="4388" w:type="dxa"/>
+            <w:vAlign w:val="center"/>
+          </w:tcPr>
+          <w:p>
+            <w:pPr>
+              <w:spacing w:line="375" w:lineRule="atLeast"/>
+              <w:jc w:val="both"/>
+              <w:rPr>
+                <w:rFonts w:cs="Times New Roman"/>
+                <w:color w:val="0F1115"/>
+              </w:rPr>
+            </w:pPr>
+            <w:r>
+              <w:rPr>
+                <w:rFonts w:cs="Times New Roman"/>
+                <w:color w:val="0F1115"/>
+              </w:rPr>
+              <w:t>первая буква 'a'</w:t>
+            </w:r>
           </w:p>
         </w:tc>
       </w:tr>
       <w:tr>
         <w:tc>
           <w:tcPr>
-            <w:tcW w:w="2336" w:type="dxa"/>
-            <w:vAlign w:val="center"/>
-          </w:tcPr>
-          <w:p>
-            <w:pPr>
-              <w:spacing w:line="375" w:lineRule="atLeast"/>
-              <w:jc w:val="both"/>
-              <w:rPr>
-                <w:rFonts w:cs="Times New Roman"/>
-                <w:color w:val="0F1115"/>
-              </w:rPr>
-            </w:pPr>
-            <w:r>
-              <w:rPr>
-                <w:rFonts w:cs="Times New Roman"/>
-                <w:color w:val="0F1115"/>
-              </w:rPr>
-              <w:lastRenderedPageBreak/>
+            <w:tcW w:w="1696" w:type="dxa"/>
+            <w:vAlign w:val="center"/>
+          </w:tcPr>
+          <w:p>
+            <w:pPr>
+              <w:spacing w:line="375" w:lineRule="atLeast"/>
+              <w:jc w:val="both"/>
+              <w:rPr>
+                <w:rFonts w:cs="Times New Roman"/>
+                <w:color w:val="0F1115"/>
+              </w:rPr>
+            </w:pPr>
+            <w:r>
+              <w:rPr>
+                <w:rStyle w:val="a7"/>
+                <w:rFonts w:cs="Times New Roman"/>
+                <w:color w:val="0F1115"/>
+              </w:rPr>
               <w:t>S0</w:t>
             </w:r>
           </w:p>
         </w:tc>
         <w:tc>
           <w:tcPr>
-            <w:tcW w:w="2336" w:type="dxa"/>
+            <w:tcW w:w="1418" w:type="dxa"/>
             <w:vAlign w:val="center"/>
           </w:tcPr>
           <w:p>
@@ -3469,61 +4152,71 @@
         </w:tc>
         <w:tc>
           <w:tcPr>
-            <w:tcW w:w="2336" w:type="dxa"/>
-            <w:vAlign w:val="center"/>
-          </w:tcPr>
-          <w:p>
-            <w:pPr>
-              <w:spacing w:line="375" w:lineRule="atLeast"/>
-              <w:jc w:val="both"/>
-              <w:rPr>
-                <w:rFonts w:cs="Times New Roman"/>
-                <w:color w:val="0F1115"/>
-              </w:rPr>
-            </w:pPr>
-            <w:r>
-              <w:rPr>
-                <w:rFonts w:cs="Times New Roman"/>
-                <w:color w:val="0F1115"/>
-              </w:rPr>
-              <w:t>V</w:t>
-            </w:r>
-          </w:p>
-        </w:tc>
-        <w:tc>
-          <w:tcPr>
-            <w:tcW w:w="2337" w:type="dxa"/>
-            <w:vAlign w:val="center"/>
-          </w:tcPr>
-          <w:p>
-            <w:pPr>
-              <w:spacing w:line="375" w:lineRule="atLeast"/>
-              <w:jc w:val="both"/>
-              <w:rPr>
-                <w:rFonts w:cs="Times New Roman"/>
-                <w:color w:val="0F1115"/>
-              </w:rPr>
-            </w:pPr>
+            <w:tcW w:w="1843" w:type="dxa"/>
+            <w:vAlign w:val="center"/>
+          </w:tcPr>
+          <w:p>
+            <w:pPr>
+              <w:spacing w:line="375" w:lineRule="atLeast"/>
+              <w:jc w:val="both"/>
+              <w:rPr>
+                <w:rFonts w:cs="Times New Roman"/>
+                <w:color w:val="0F1115"/>
+              </w:rPr>
+            </w:pPr>
+            <w:proofErr w:type="spellStart"/>
+            <w:r>
+              <w:rPr>
+                <w:rFonts w:cs="Times New Roman"/>
+                <w:color w:val="0F1115"/>
+              </w:rPr>
+              <w:t>Ve</w:t>
+            </w:r>
+            <w:proofErr w:type="spellEnd"/>
+          </w:p>
+        </w:tc>
+        <w:tc>
+          <w:tcPr>
+            <w:tcW w:w="4388" w:type="dxa"/>
+            <w:vAlign w:val="center"/>
+          </w:tcPr>
+          <w:p>
+            <w:pPr>
+              <w:spacing w:line="375" w:lineRule="atLeast"/>
+              <w:jc w:val="both"/>
+              <w:rPr>
+                <w:rFonts w:cs="Times New Roman"/>
+                <w:color w:val="0F1115"/>
+              </w:rPr>
+            </w:pPr>
+            <w:r>
+              <w:rPr>
+                <w:rFonts w:cs="Times New Roman"/>
+                <w:color w:val="0F1115"/>
+              </w:rPr>
+              <w:t>первая буква 'e'</w:t>
+            </w:r>
           </w:p>
         </w:tc>
       </w:tr>
       <w:tr>
         <w:tc>
           <w:tcPr>
-            <w:tcW w:w="2336" w:type="dxa"/>
-            <w:vAlign w:val="center"/>
-          </w:tcPr>
-          <w:p>
-            <w:pPr>
-              <w:spacing w:line="375" w:lineRule="atLeast"/>
-              <w:jc w:val="both"/>
-              <w:rPr>
-                <w:rFonts w:cs="Times New Roman"/>
-                <w:color w:val="0F1115"/>
-              </w:rPr>
-            </w:pPr>
-            <w:r>
-              <w:rPr>
+            <w:tcW w:w="1696" w:type="dxa"/>
+            <w:vAlign w:val="center"/>
+          </w:tcPr>
+          <w:p>
+            <w:pPr>
+              <w:spacing w:line="375" w:lineRule="atLeast"/>
+              <w:jc w:val="both"/>
+              <w:rPr>
+                <w:rFonts w:cs="Times New Roman"/>
+                <w:color w:val="0F1115"/>
+              </w:rPr>
+            </w:pPr>
+            <w:r>
+              <w:rPr>
+                <w:rStyle w:val="a7"/>
                 <w:rFonts w:cs="Times New Roman"/>
                 <w:color w:val="0F1115"/>
               </w:rPr>
@@ -3533,7 +4226,7 @@
         </w:tc>
         <w:tc>
           <w:tcPr>
-            <w:tcW w:w="2336" w:type="dxa"/>
+            <w:tcW w:w="1418" w:type="dxa"/>
             <w:vAlign w:val="center"/>
           </w:tcPr>
           <w:p>
@@ -3556,7 +4249,7 @@
         </w:tc>
         <w:tc>
           <w:tcPr>
-            <w:tcW w:w="2336" w:type="dxa"/>
+            <w:tcW w:w="1843" w:type="dxa"/>
             <w:vAlign w:val="center"/>
           </w:tcPr>
           <w:p>
@@ -3579,38 +4272,46 @@
         </w:tc>
         <w:tc>
           <w:tcPr>
-            <w:tcW w:w="2337" w:type="dxa"/>
-            <w:vAlign w:val="center"/>
-          </w:tcPr>
-          <w:p>
-            <w:pPr>
-              <w:spacing w:line="375" w:lineRule="atLeast"/>
-              <w:jc w:val="both"/>
-              <w:rPr>
-                <w:rFonts w:cs="Times New Roman"/>
-                <w:color w:val="0F1115"/>
-              </w:rPr>
-            </w:pPr>
+            <w:tcW w:w="4388" w:type="dxa"/>
+            <w:vAlign w:val="center"/>
+          </w:tcPr>
+          <w:p>
+            <w:pPr>
+              <w:spacing w:line="375" w:lineRule="atLeast"/>
+              <w:jc w:val="both"/>
+              <w:rPr>
+                <w:rFonts w:cs="Times New Roman"/>
+                <w:color w:val="0F1115"/>
+              </w:rPr>
+            </w:pPr>
+            <w:r>
+              <w:rPr>
+                <w:rFonts w:cs="Times New Roman"/>
+                <w:color w:val="0F1115"/>
+              </w:rPr>
+              <w:t>первая буква 'b'</w:t>
+            </w:r>
           </w:p>
         </w:tc>
       </w:tr>
       <w:tr>
         <w:tc>
           <w:tcPr>
-            <w:tcW w:w="2336" w:type="dxa"/>
-            <w:vAlign w:val="center"/>
-          </w:tcPr>
-          <w:p>
-            <w:pPr>
-              <w:spacing w:line="375" w:lineRule="atLeast"/>
-              <w:jc w:val="both"/>
-              <w:rPr>
-                <w:rFonts w:cs="Times New Roman"/>
-                <w:color w:val="0F1115"/>
-              </w:rPr>
-            </w:pPr>
-            <w:r>
-              <w:rPr>
+            <w:tcW w:w="1696" w:type="dxa"/>
+            <w:vAlign w:val="center"/>
+          </w:tcPr>
+          <w:p>
+            <w:pPr>
+              <w:spacing w:line="375" w:lineRule="atLeast"/>
+              <w:jc w:val="both"/>
+              <w:rPr>
+                <w:rFonts w:cs="Times New Roman"/>
+                <w:color w:val="0F1115"/>
+              </w:rPr>
+            </w:pPr>
+            <w:r>
+              <w:rPr>
+                <w:rStyle w:val="a7"/>
                 <w:rFonts w:cs="Times New Roman"/>
                 <w:color w:val="0F1115"/>
               </w:rPr>
@@ -3620,7 +4321,7 @@
         </w:tc>
         <w:tc>
           <w:tcPr>
-            <w:tcW w:w="2336" w:type="dxa"/>
+            <w:tcW w:w="1418" w:type="dxa"/>
             <w:vAlign w:val="center"/>
           </w:tcPr>
           <w:p>
@@ -3643,7 +4344,7 @@
         </w:tc>
         <w:tc>
           <w:tcPr>
-            <w:tcW w:w="2336" w:type="dxa"/>
+            <w:tcW w:w="1843" w:type="dxa"/>
             <w:vAlign w:val="center"/>
           </w:tcPr>
           <w:p>
@@ -3666,38 +4367,46 @@
         </w:tc>
         <w:tc>
           <w:tcPr>
-            <w:tcW w:w="2337" w:type="dxa"/>
-            <w:vAlign w:val="center"/>
-          </w:tcPr>
-          <w:p>
-            <w:pPr>
-              <w:spacing w:line="375" w:lineRule="atLeast"/>
-              <w:jc w:val="both"/>
-              <w:rPr>
-                <w:rFonts w:cs="Times New Roman"/>
-                <w:color w:val="0F1115"/>
-              </w:rPr>
-            </w:pPr>
+            <w:tcW w:w="4388" w:type="dxa"/>
+            <w:vAlign w:val="center"/>
+          </w:tcPr>
+          <w:p>
+            <w:pPr>
+              <w:spacing w:line="375" w:lineRule="atLeast"/>
+              <w:jc w:val="both"/>
+              <w:rPr>
+                <w:rFonts w:cs="Times New Roman"/>
+                <w:color w:val="0F1115"/>
+              </w:rPr>
+            </w:pPr>
+            <w:r>
+              <w:rPr>
+                <w:rFonts w:cs="Times New Roman"/>
+                <w:color w:val="0F1115"/>
+              </w:rPr>
+              <w:t>первая буква 'c'</w:t>
+            </w:r>
           </w:p>
         </w:tc>
       </w:tr>
       <w:tr>
         <w:tc>
           <w:tcPr>
-            <w:tcW w:w="2336" w:type="dxa"/>
-            <w:vAlign w:val="center"/>
-          </w:tcPr>
-          <w:p>
-            <w:pPr>
-              <w:spacing w:line="375" w:lineRule="atLeast"/>
-              <w:jc w:val="both"/>
-              <w:rPr>
-                <w:rFonts w:cs="Times New Roman"/>
-                <w:color w:val="0F1115"/>
-              </w:rPr>
-            </w:pPr>
-            <w:r>
-              <w:rPr>
+            <w:tcW w:w="1696" w:type="dxa"/>
+            <w:vAlign w:val="center"/>
+          </w:tcPr>
+          <w:p>
+            <w:pPr>
+              <w:spacing w:line="375" w:lineRule="atLeast"/>
+              <w:jc w:val="both"/>
+              <w:rPr>
+                <w:rFonts w:cs="Times New Roman"/>
+                <w:color w:val="0F1115"/>
+              </w:rPr>
+            </w:pPr>
+            <w:r>
+              <w:rPr>
+                <w:rStyle w:val="a7"/>
                 <w:rFonts w:cs="Times New Roman"/>
                 <w:color w:val="0F1115"/>
               </w:rPr>
@@ -3707,7 +4416,7 @@
         </w:tc>
         <w:tc>
           <w:tcPr>
-            <w:tcW w:w="2336" w:type="dxa"/>
+            <w:tcW w:w="1418" w:type="dxa"/>
             <w:vAlign w:val="center"/>
           </w:tcPr>
           <w:p>
@@ -3730,7 +4439,7 @@
         </w:tc>
         <w:tc>
           <w:tcPr>
-            <w:tcW w:w="2336" w:type="dxa"/>
+            <w:tcW w:w="1843" w:type="dxa"/>
             <w:vAlign w:val="center"/>
           </w:tcPr>
           <w:p>
@@ -3753,48 +4462,58 @@
         </w:tc>
         <w:tc>
           <w:tcPr>
-            <w:tcW w:w="2337" w:type="dxa"/>
-            <w:vAlign w:val="center"/>
-          </w:tcPr>
-          <w:p>
-            <w:pPr>
-              <w:spacing w:line="375" w:lineRule="atLeast"/>
-              <w:jc w:val="both"/>
-              <w:rPr>
-                <w:rFonts w:cs="Times New Roman"/>
-                <w:color w:val="0F1115"/>
-              </w:rPr>
-            </w:pPr>
+            <w:tcW w:w="4388" w:type="dxa"/>
+            <w:vAlign w:val="center"/>
+          </w:tcPr>
+          <w:p>
+            <w:pPr>
+              <w:spacing w:line="375" w:lineRule="atLeast"/>
+              <w:jc w:val="both"/>
+              <w:rPr>
+                <w:rFonts w:cs="Times New Roman"/>
+                <w:color w:val="0F1115"/>
+              </w:rPr>
+            </w:pPr>
+            <w:r>
+              <w:rPr>
+                <w:rFonts w:cs="Times New Roman"/>
+                <w:color w:val="0F1115"/>
+              </w:rPr>
+              <w:t>первая буква 'd'</w:t>
+            </w:r>
           </w:p>
         </w:tc>
       </w:tr>
       <w:tr>
         <w:tc>
           <w:tcPr>
-            <w:tcW w:w="2336" w:type="dxa"/>
-            <w:vAlign w:val="center"/>
-          </w:tcPr>
-          <w:p>
-            <w:pPr>
-              <w:spacing w:line="375" w:lineRule="atLeast"/>
-              <w:jc w:val="both"/>
-              <w:rPr>
-                <w:rFonts w:eastAsia="Times New Roman" w:cs="Times New Roman"/>
-                <w:color w:val="0F1115"/>
-              </w:rPr>
-            </w:pPr>
-            <w:r>
-              <w:rPr>
-                <w:rFonts w:cs="Times New Roman"/>
-                <w:color w:val="0F1115"/>
-              </w:rPr>
-              <w:t>V</w:t>
-            </w:r>
-          </w:p>
-        </w:tc>
-        <w:tc>
-          <w:tcPr>
-            <w:tcW w:w="2336" w:type="dxa"/>
+            <w:tcW w:w="1696" w:type="dxa"/>
+            <w:vAlign w:val="center"/>
+          </w:tcPr>
+          <w:p>
+            <w:pPr>
+              <w:spacing w:line="375" w:lineRule="atLeast"/>
+              <w:jc w:val="both"/>
+              <w:rPr>
+                <w:rFonts w:cs="Times New Roman"/>
+                <w:color w:val="0F1115"/>
+              </w:rPr>
+            </w:pPr>
+            <w:proofErr w:type="spellStart"/>
+            <w:r>
+              <w:rPr>
+                <w:rStyle w:val="a7"/>
+                <w:rFonts w:cs="Times New Roman"/>
+                <w:color w:val="0F1115"/>
+              </w:rPr>
+              <w:t>Va</w:t>
+            </w:r>
+            <w:proofErr w:type="spellEnd"/>
+          </w:p>
+        </w:tc>
+        <w:tc>
+          <w:tcPr>
+            <w:tcW w:w="1418" w:type="dxa"/>
             <w:vAlign w:val="center"/>
           </w:tcPr>
           <w:p>
@@ -3817,7 +4536,7 @@
         </w:tc>
         <w:tc>
           <w:tcPr>
-            <w:tcW w:w="2336" w:type="dxa"/>
+            <w:tcW w:w="1843" w:type="dxa"/>
             <w:vAlign w:val="center"/>
           </w:tcPr>
           <w:p>
@@ -3840,24 +4559,40 @@
         </w:tc>
         <w:tc>
           <w:tcPr>
-            <w:tcW w:w="2337" w:type="dxa"/>
-            <w:vAlign w:val="center"/>
-          </w:tcPr>
-          <w:p>
-            <w:pPr>
-              <w:spacing w:line="375" w:lineRule="atLeast"/>
-              <w:jc w:val="both"/>
-              <w:rPr>
-                <w:rFonts w:cs="Times New Roman"/>
-                <w:color w:val="0F1115"/>
-              </w:rPr>
-            </w:pPr>
-            <w:r>
-              <w:rPr>
-                <w:rFonts w:cs="Times New Roman"/>
-                <w:color w:val="0F1115"/>
-              </w:rPr>
-              <w:t>две гласные подряд</w:t>
+            <w:tcW w:w="4388" w:type="dxa"/>
+            <w:vAlign w:val="center"/>
+          </w:tcPr>
+          <w:p>
+            <w:pPr>
+              <w:spacing w:line="375" w:lineRule="atLeast"/>
+              <w:jc w:val="both"/>
+              <w:rPr>
+                <w:rFonts w:cs="Times New Roman"/>
+                <w:color w:val="0F1115"/>
+              </w:rPr>
+            </w:pPr>
+            <w:r>
+              <w:rPr>
+                <w:rFonts w:cs="Times New Roman"/>
+                <w:color w:val="0F1115"/>
+              </w:rPr>
+              <w:t>"</w:t>
+            </w:r>
+            <w:proofErr w:type="spellStart"/>
+            <w:r>
+              <w:rPr>
+                <w:rFonts w:cs="Times New Roman"/>
+                <w:color w:val="0F1115"/>
+              </w:rPr>
+              <w:t>aa</w:t>
+            </w:r>
+            <w:proofErr w:type="spellEnd"/>
+            <w:r>
+              <w:rPr>
+                <w:rFonts w:cs="Times New Roman"/>
+                <w:color w:val="0F1115"/>
+              </w:rPr>
+              <w:t>" — две гласные подряд</w:t>
             </w:r>
           </w:p>
         </w:tc>
@@ -3865,30 +4600,33 @@
       <w:tr>
         <w:tc>
           <w:tcPr>
-            <w:tcW w:w="2336" w:type="dxa"/>
-            <w:vAlign w:val="center"/>
-          </w:tcPr>
-          <w:p>
-            <w:pPr>
-              <w:spacing w:line="375" w:lineRule="atLeast"/>
-              <w:jc w:val="both"/>
-              <w:rPr>
-                <w:rFonts w:cs="Times New Roman"/>
-                <w:color w:val="0F1115"/>
-              </w:rPr>
-            </w:pPr>
-            <w:r>
-              <w:rPr>
-                <w:rFonts w:cs="Times New Roman"/>
-                <w:color w:val="0F1115"/>
-              </w:rPr>
-              <w:t>V</w:t>
-            </w:r>
-          </w:p>
-        </w:tc>
-        <w:tc>
-          <w:tcPr>
-            <w:tcW w:w="2336" w:type="dxa"/>
+            <w:tcW w:w="1696" w:type="dxa"/>
+            <w:vAlign w:val="center"/>
+          </w:tcPr>
+          <w:p>
+            <w:pPr>
+              <w:spacing w:line="375" w:lineRule="atLeast"/>
+              <w:jc w:val="both"/>
+              <w:rPr>
+                <w:rFonts w:cs="Times New Roman"/>
+                <w:color w:val="0F1115"/>
+              </w:rPr>
+            </w:pPr>
+            <w:proofErr w:type="spellStart"/>
+            <w:r>
+              <w:rPr>
+                <w:rStyle w:val="a7"/>
+                <w:rFonts w:cs="Times New Roman"/>
+                <w:color w:val="0F1115"/>
+              </w:rPr>
+              <w:t>Va</w:t>
+            </w:r>
+            <w:proofErr w:type="spellEnd"/>
+          </w:p>
+        </w:tc>
+        <w:tc>
+          <w:tcPr>
+            <w:tcW w:w="1418" w:type="dxa"/>
             <w:vAlign w:val="center"/>
           </w:tcPr>
           <w:p>
@@ -3911,7 +4649,7 @@
         </w:tc>
         <w:tc>
           <w:tcPr>
-            <w:tcW w:w="2336" w:type="dxa"/>
+            <w:tcW w:w="1843" w:type="dxa"/>
             <w:vAlign w:val="center"/>
           </w:tcPr>
           <w:p>
@@ -3934,24 +4672,40 @@
         </w:tc>
         <w:tc>
           <w:tcPr>
-            <w:tcW w:w="2337" w:type="dxa"/>
-            <w:vAlign w:val="center"/>
-          </w:tcPr>
-          <w:p>
-            <w:pPr>
-              <w:spacing w:line="375" w:lineRule="atLeast"/>
-              <w:jc w:val="both"/>
-              <w:rPr>
-                <w:rFonts w:cs="Times New Roman"/>
-                <w:color w:val="0F1115"/>
-              </w:rPr>
-            </w:pPr>
-            <w:r>
-              <w:rPr>
-                <w:rFonts w:cs="Times New Roman"/>
-                <w:color w:val="0F1115"/>
-              </w:rPr>
-              <w:t>две гласные подряд</w:t>
+            <w:tcW w:w="4388" w:type="dxa"/>
+            <w:vAlign w:val="center"/>
+          </w:tcPr>
+          <w:p>
+            <w:pPr>
+              <w:spacing w:line="375" w:lineRule="atLeast"/>
+              <w:jc w:val="both"/>
+              <w:rPr>
+                <w:rFonts w:cs="Times New Roman"/>
+                <w:color w:val="0F1115"/>
+              </w:rPr>
+            </w:pPr>
+            <w:r>
+              <w:rPr>
+                <w:rFonts w:cs="Times New Roman"/>
+                <w:color w:val="0F1115"/>
+              </w:rPr>
+              <w:t>"</w:t>
+            </w:r>
+            <w:proofErr w:type="spellStart"/>
+            <w:r>
+              <w:rPr>
+                <w:rFonts w:cs="Times New Roman"/>
+                <w:color w:val="0F1115"/>
+              </w:rPr>
+              <w:t>ae</w:t>
+            </w:r>
+            <w:proofErr w:type="spellEnd"/>
+            <w:r>
+              <w:rPr>
+                <w:rFonts w:cs="Times New Roman"/>
+                <w:color w:val="0F1115"/>
+              </w:rPr>
+              <w:t>" — две гласные подряд</w:t>
             </w:r>
           </w:p>
         </w:tc>
@@ -3959,30 +4713,33 @@
       <w:tr>
         <w:tc>
           <w:tcPr>
-            <w:tcW w:w="2336" w:type="dxa"/>
-            <w:vAlign w:val="center"/>
-          </w:tcPr>
-          <w:p>
-            <w:pPr>
-              <w:spacing w:line="375" w:lineRule="atLeast"/>
-              <w:jc w:val="both"/>
-              <w:rPr>
-                <w:rFonts w:cs="Times New Roman"/>
-                <w:color w:val="0F1115"/>
-              </w:rPr>
-            </w:pPr>
-            <w:r>
-              <w:rPr>
-                <w:rFonts w:cs="Times New Roman"/>
-                <w:color w:val="0F1115"/>
-              </w:rPr>
-              <w:t>V</w:t>
-            </w:r>
-          </w:p>
-        </w:tc>
-        <w:tc>
-          <w:tcPr>
-            <w:tcW w:w="2336" w:type="dxa"/>
+            <w:tcW w:w="1696" w:type="dxa"/>
+            <w:vAlign w:val="center"/>
+          </w:tcPr>
+          <w:p>
+            <w:pPr>
+              <w:spacing w:line="375" w:lineRule="atLeast"/>
+              <w:jc w:val="both"/>
+              <w:rPr>
+                <w:rFonts w:cs="Times New Roman"/>
+                <w:color w:val="0F1115"/>
+              </w:rPr>
+            </w:pPr>
+            <w:proofErr w:type="spellStart"/>
+            <w:r>
+              <w:rPr>
+                <w:rStyle w:val="a7"/>
+                <w:rFonts w:cs="Times New Roman"/>
+                <w:color w:val="0F1115"/>
+              </w:rPr>
+              <w:t>Va</w:t>
+            </w:r>
+            <w:proofErr w:type="spellEnd"/>
+          </w:p>
+        </w:tc>
+        <w:tc>
+          <w:tcPr>
+            <w:tcW w:w="1418" w:type="dxa"/>
             <w:vAlign w:val="center"/>
           </w:tcPr>
           <w:p>
@@ -4005,7 +4762,7 @@
         </w:tc>
         <w:tc>
           <w:tcPr>
-            <w:tcW w:w="2336" w:type="dxa"/>
+            <w:tcW w:w="1843" w:type="dxa"/>
             <w:vAlign w:val="center"/>
           </w:tcPr>
           <w:p>
@@ -4028,158 +4785,212 @@
         </w:tc>
         <w:tc>
           <w:tcPr>
-            <w:tcW w:w="2337" w:type="dxa"/>
-            <w:vAlign w:val="center"/>
-          </w:tcPr>
-          <w:p>
-            <w:pPr>
-              <w:spacing w:line="375" w:lineRule="atLeast"/>
-              <w:jc w:val="both"/>
-              <w:rPr>
-                <w:rFonts w:cs="Times New Roman"/>
-                <w:color w:val="0F1115"/>
-              </w:rPr>
-            </w:pPr>
+            <w:tcW w:w="4388" w:type="dxa"/>
+            <w:vAlign w:val="center"/>
+          </w:tcPr>
+          <w:p>
+            <w:pPr>
+              <w:spacing w:line="375" w:lineRule="atLeast"/>
+              <w:jc w:val="both"/>
+              <w:rPr>
+                <w:rFonts w:cs="Times New Roman"/>
+                <w:color w:val="0F1115"/>
+              </w:rPr>
+            </w:pPr>
+            <w:r>
+              <w:rPr>
+                <w:rFonts w:cs="Times New Roman"/>
+                <w:color w:val="0F1115"/>
+              </w:rPr>
+              <w:t>"</w:t>
+            </w:r>
+            <w:proofErr w:type="spellStart"/>
+            <w:r>
+              <w:rPr>
+                <w:rFonts w:cs="Times New Roman"/>
+                <w:color w:val="0F1115"/>
+              </w:rPr>
+              <w:t>ab</w:t>
+            </w:r>
+            <w:proofErr w:type="spellEnd"/>
+            <w:r>
+              <w:rPr>
+                <w:rFonts w:cs="Times New Roman"/>
+                <w:color w:val="0F1115"/>
+              </w:rPr>
+              <w:t>" — корректное чередование</w:t>
+            </w:r>
           </w:p>
         </w:tc>
       </w:tr>
       <w:tr>
         <w:tc>
           <w:tcPr>
-            <w:tcW w:w="2336" w:type="dxa"/>
-            <w:vAlign w:val="center"/>
-          </w:tcPr>
-          <w:p>
-            <w:pPr>
-              <w:spacing w:line="375" w:lineRule="atLeast"/>
-              <w:jc w:val="both"/>
-              <w:rPr>
-                <w:rFonts w:cs="Times New Roman"/>
-                <w:color w:val="0F1115"/>
-              </w:rPr>
-            </w:pPr>
-            <w:r>
-              <w:rPr>
-                <w:rFonts w:cs="Times New Roman"/>
-                <w:color w:val="0F1115"/>
-              </w:rPr>
-              <w:t>V</w:t>
-            </w:r>
-          </w:p>
-        </w:tc>
-        <w:tc>
-          <w:tcPr>
-            <w:tcW w:w="2336" w:type="dxa"/>
-            <w:vAlign w:val="center"/>
-          </w:tcPr>
-          <w:p>
-            <w:pPr>
-              <w:spacing w:line="375" w:lineRule="atLeast"/>
-              <w:jc w:val="both"/>
-              <w:rPr>
-                <w:rFonts w:cs="Times New Roman"/>
-                <w:color w:val="0F1115"/>
-              </w:rPr>
-            </w:pPr>
-            <w:r>
-              <w:rPr>
-                <w:rFonts w:cs="Times New Roman"/>
-                <w:color w:val="0F1115"/>
-              </w:rPr>
-              <w:t>d</w:t>
-            </w:r>
-          </w:p>
-        </w:tc>
-        <w:tc>
-          <w:tcPr>
-            <w:tcW w:w="2336" w:type="dxa"/>
-            <w:vAlign w:val="center"/>
-          </w:tcPr>
-          <w:p>
-            <w:pPr>
-              <w:spacing w:line="375" w:lineRule="atLeast"/>
-              <w:jc w:val="both"/>
-              <w:rPr>
-                <w:rFonts w:cs="Times New Roman"/>
-                <w:color w:val="0F1115"/>
-              </w:rPr>
-            </w:pPr>
-            <w:r>
-              <w:rPr>
-                <w:rFonts w:cs="Times New Roman"/>
-                <w:color w:val="0F1115"/>
-              </w:rPr>
-              <w:t>C</w:t>
-            </w:r>
-          </w:p>
-        </w:tc>
-        <w:tc>
-          <w:tcPr>
-            <w:tcW w:w="2337" w:type="dxa"/>
-            <w:vAlign w:val="center"/>
-          </w:tcPr>
-          <w:p>
-            <w:pPr>
-              <w:spacing w:line="375" w:lineRule="atLeast"/>
-              <w:jc w:val="both"/>
-              <w:rPr>
-                <w:rFonts w:cs="Times New Roman"/>
-                <w:color w:val="0F1115"/>
-              </w:rPr>
-            </w:pPr>
+            <w:tcW w:w="1696" w:type="dxa"/>
+            <w:vAlign w:val="center"/>
+          </w:tcPr>
+          <w:p>
+            <w:pPr>
+              <w:spacing w:line="375" w:lineRule="atLeast"/>
+              <w:jc w:val="both"/>
+              <w:rPr>
+                <w:rFonts w:eastAsia="Times New Roman" w:cs="Times New Roman"/>
+                <w:color w:val="0F1115"/>
+              </w:rPr>
+            </w:pPr>
+            <w:proofErr w:type="spellStart"/>
+            <w:r>
+              <w:rPr>
+                <w:rStyle w:val="a7"/>
+                <w:rFonts w:cs="Times New Roman"/>
+                <w:color w:val="0F1115"/>
+              </w:rPr>
+              <w:t>Va</w:t>
+            </w:r>
+            <w:proofErr w:type="spellEnd"/>
+          </w:p>
+        </w:tc>
+        <w:tc>
+          <w:tcPr>
+            <w:tcW w:w="1418" w:type="dxa"/>
+            <w:vAlign w:val="center"/>
+          </w:tcPr>
+          <w:p>
+            <w:pPr>
+              <w:spacing w:line="375" w:lineRule="atLeast"/>
+              <w:jc w:val="both"/>
+              <w:rPr>
+                <w:rFonts w:cs="Times New Roman"/>
+                <w:color w:val="0F1115"/>
+              </w:rPr>
+            </w:pPr>
+            <w:r>
+              <w:rPr>
+                <w:rFonts w:cs="Times New Roman"/>
+                <w:color w:val="0F1115"/>
+              </w:rPr>
+              <w:t>c</w:t>
+            </w:r>
+          </w:p>
+        </w:tc>
+        <w:tc>
+          <w:tcPr>
+            <w:tcW w:w="1843" w:type="dxa"/>
+            <w:vAlign w:val="center"/>
+          </w:tcPr>
+          <w:p>
+            <w:pPr>
+              <w:spacing w:line="375" w:lineRule="atLeast"/>
+              <w:jc w:val="both"/>
+              <w:rPr>
+                <w:rFonts w:cs="Times New Roman"/>
+                <w:color w:val="0F1115"/>
+              </w:rPr>
+            </w:pPr>
+            <w:proofErr w:type="spellStart"/>
+            <w:r>
+              <w:rPr>
+                <w:rFonts w:cs="Times New Roman"/>
+                <w:color w:val="0F1115"/>
+              </w:rPr>
+              <w:t>Vac</w:t>
+            </w:r>
+            <w:proofErr w:type="spellEnd"/>
+          </w:p>
+        </w:tc>
+        <w:tc>
+          <w:tcPr>
+            <w:tcW w:w="4388" w:type="dxa"/>
+            <w:vAlign w:val="center"/>
+          </w:tcPr>
+          <w:p>
+            <w:pPr>
+              <w:spacing w:line="375" w:lineRule="atLeast"/>
+              <w:jc w:val="both"/>
+              <w:rPr>
+                <w:rFonts w:cs="Times New Roman"/>
+                <w:color w:val="0F1115"/>
+              </w:rPr>
+            </w:pPr>
+            <w:r>
+              <w:rPr>
+                <w:rFonts w:cs="Times New Roman"/>
+                <w:color w:val="0F1115"/>
+              </w:rPr>
+              <w:t>"</w:t>
+            </w:r>
+            <w:proofErr w:type="spellStart"/>
+            <w:r>
+              <w:rPr>
+                <w:rFonts w:cs="Times New Roman"/>
+                <w:color w:val="0F1115"/>
+              </w:rPr>
+              <w:t>ac</w:t>
+            </w:r>
+            <w:proofErr w:type="spellEnd"/>
+            <w:r>
+              <w:rPr>
+                <w:rFonts w:cs="Times New Roman"/>
+                <w:color w:val="0F1115"/>
+              </w:rPr>
+              <w:t>" — запоминаем контекст</w:t>
+            </w:r>
           </w:p>
         </w:tc>
       </w:tr>
       <w:tr>
         <w:tc>
           <w:tcPr>
-            <w:tcW w:w="2336" w:type="dxa"/>
-            <w:vAlign w:val="center"/>
-          </w:tcPr>
-          <w:p>
-            <w:pPr>
-              <w:spacing w:line="375" w:lineRule="atLeast"/>
-              <w:jc w:val="both"/>
-              <w:rPr>
-                <w:rFonts w:cs="Times New Roman"/>
-                <w:color w:val="0F1115"/>
-              </w:rPr>
-            </w:pPr>
-            <w:r>
-              <w:rPr>
-                <w:rFonts w:cs="Times New Roman"/>
-                <w:color w:val="0F1115"/>
-              </w:rPr>
-              <w:t>V</w:t>
-            </w:r>
-          </w:p>
-        </w:tc>
-        <w:tc>
-          <w:tcPr>
-            <w:tcW w:w="2336" w:type="dxa"/>
-            <w:vAlign w:val="center"/>
-          </w:tcPr>
-          <w:p>
-            <w:pPr>
-              <w:spacing w:line="375" w:lineRule="atLeast"/>
-              <w:jc w:val="both"/>
-              <w:rPr>
-                <w:rFonts w:cs="Times New Roman"/>
-                <w:color w:val="0F1115"/>
-              </w:rPr>
-            </w:pPr>
-            <w:r>
-              <w:rPr>
-                <w:rFonts w:cs="Times New Roman"/>
-                <w:color w:val="0F1115"/>
-              </w:rPr>
-              <w:t>c</w:t>
-            </w:r>
-          </w:p>
-        </w:tc>
-        <w:tc>
-          <w:tcPr>
-            <w:tcW w:w="2336" w:type="dxa"/>
+            <w:tcW w:w="1696" w:type="dxa"/>
+            <w:vAlign w:val="center"/>
+          </w:tcPr>
+          <w:p>
+            <w:pPr>
+              <w:spacing w:line="375" w:lineRule="atLeast"/>
+              <w:jc w:val="both"/>
+              <w:rPr>
+                <w:rFonts w:cs="Times New Roman"/>
+                <w:color w:val="0F1115"/>
+              </w:rPr>
+            </w:pPr>
+            <w:proofErr w:type="spellStart"/>
+            <w:r>
+              <w:rPr>
+                <w:rStyle w:val="a7"/>
+                <w:rFonts w:cs="Times New Roman"/>
+                <w:color w:val="0F1115"/>
+              </w:rPr>
+              <w:t>Va</w:t>
+            </w:r>
+            <w:proofErr w:type="spellEnd"/>
+          </w:p>
+        </w:tc>
+        <w:tc>
+          <w:tcPr>
+            <w:tcW w:w="1418" w:type="dxa"/>
+            <w:vAlign w:val="center"/>
+          </w:tcPr>
+          <w:p>
+            <w:pPr>
+              <w:spacing w:line="375" w:lineRule="atLeast"/>
+              <w:jc w:val="both"/>
+              <w:rPr>
+                <w:rFonts w:cs="Times New Roman"/>
+                <w:color w:val="0F1115"/>
+              </w:rPr>
+            </w:pPr>
+            <w:r>
+              <w:rPr>
+                <w:rFonts w:cs="Times New Roman"/>
+                <w:color w:val="0F1115"/>
+              </w:rPr>
+              <w:t>d</w:t>
+            </w:r>
+          </w:p>
+        </w:tc>
+        <w:tc>
+          <w:tcPr>
+            <w:tcW w:w="1843" w:type="dxa"/>
             <w:vAlign w:val="center"/>
           </w:tcPr>
           <w:p>
@@ -4202,24 +5013,24 @@
         </w:tc>
         <w:tc>
           <w:tcPr>
-            <w:tcW w:w="2337" w:type="dxa"/>
-            <w:vAlign w:val="center"/>
-          </w:tcPr>
-          <w:p>
-            <w:pPr>
-              <w:spacing w:line="375" w:lineRule="atLeast"/>
-              <w:jc w:val="both"/>
-              <w:rPr>
-                <w:rFonts w:cs="Times New Roman"/>
-                <w:color w:val="0F1115"/>
-              </w:rPr>
-            </w:pPr>
-            <w:r>
-              <w:rPr>
-                <w:rFonts w:cs="Times New Roman"/>
-                <w:color w:val="0F1115"/>
-              </w:rPr>
-              <w:t>требует проверки на "</w:t>
+            <w:tcW w:w="4388" w:type="dxa"/>
+            <w:vAlign w:val="center"/>
+          </w:tcPr>
+          <w:p>
+            <w:pPr>
+              <w:spacing w:line="375" w:lineRule="atLeast"/>
+              <w:jc w:val="both"/>
+              <w:rPr>
+                <w:rFonts w:cs="Times New Roman"/>
+                <w:color w:val="0F1115"/>
+              </w:rPr>
+            </w:pPr>
+            <w:r>
+              <w:rPr>
+                <w:rFonts w:cs="Times New Roman"/>
+                <w:color w:val="0F1115"/>
+              </w:rPr>
+              <w:t>"</w:t>
             </w:r>
             <w:proofErr w:type="spellStart"/>
             <w:r>
@@ -4227,7 +5038,7 @@
                 <w:rFonts w:cs="Times New Roman"/>
                 <w:color w:val="0F1115"/>
               </w:rPr>
-              <w:t>ac</w:t>
+              <w:t>ad</w:t>
             </w:r>
             <w:proofErr w:type="spellEnd"/>
             <w:r>
@@ -4235,7 +5046,7 @@
                 <w:rFonts w:cs="Times New Roman"/>
                 <w:color w:val="0F1115"/>
               </w:rPr>
-              <w:t>" + "a"</w:t>
+              <w:t>" — корректное чередование</w:t>
             </w:r>
           </w:p>
         </w:tc>
@@ -4243,30 +5054,33 @@
       <w:tr>
         <w:tc>
           <w:tcPr>
-            <w:tcW w:w="2336" w:type="dxa"/>
-            <w:vAlign w:val="center"/>
-          </w:tcPr>
-          <w:p>
-            <w:pPr>
-              <w:spacing w:line="375" w:lineRule="atLeast"/>
-              <w:jc w:val="both"/>
-              <w:rPr>
-                <w:rFonts w:cs="Times New Roman"/>
-                <w:color w:val="0F1115"/>
-              </w:rPr>
-            </w:pPr>
-            <w:r>
-              <w:rPr>
-                <w:rFonts w:cs="Times New Roman"/>
-                <w:color w:val="0F1115"/>
-              </w:rPr>
-              <w:t>C</w:t>
-            </w:r>
-          </w:p>
-        </w:tc>
-        <w:tc>
-          <w:tcPr>
-            <w:tcW w:w="2336" w:type="dxa"/>
+            <w:tcW w:w="1696" w:type="dxa"/>
+            <w:vAlign w:val="center"/>
+          </w:tcPr>
+          <w:p>
+            <w:pPr>
+              <w:spacing w:line="375" w:lineRule="atLeast"/>
+              <w:jc w:val="both"/>
+              <w:rPr>
+                <w:rFonts w:cs="Times New Roman"/>
+                <w:color w:val="0F1115"/>
+              </w:rPr>
+            </w:pPr>
+            <w:proofErr w:type="spellStart"/>
+            <w:r>
+              <w:rPr>
+                <w:rStyle w:val="a7"/>
+                <w:rFonts w:cs="Times New Roman"/>
+                <w:color w:val="0F1115"/>
+              </w:rPr>
+              <w:t>Ve</w:t>
+            </w:r>
+            <w:proofErr w:type="spellEnd"/>
+          </w:p>
+        </w:tc>
+        <w:tc>
+          <w:tcPr>
+            <w:tcW w:w="1418" w:type="dxa"/>
             <w:vAlign w:val="center"/>
           </w:tcPr>
           <w:p>
@@ -4289,71 +5103,97 @@
         </w:tc>
         <w:tc>
           <w:tcPr>
-            <w:tcW w:w="2336" w:type="dxa"/>
-            <w:vAlign w:val="center"/>
-          </w:tcPr>
-          <w:p>
-            <w:pPr>
-              <w:spacing w:line="375" w:lineRule="atLeast"/>
-              <w:jc w:val="both"/>
-              <w:rPr>
-                <w:rFonts w:cs="Times New Roman"/>
-                <w:color w:val="0F1115"/>
-              </w:rPr>
-            </w:pPr>
-            <w:r>
-              <w:rPr>
-                <w:rFonts w:cs="Times New Roman"/>
-                <w:color w:val="0F1115"/>
-              </w:rPr>
-              <w:t>V</w:t>
-            </w:r>
-          </w:p>
-        </w:tc>
-        <w:tc>
-          <w:tcPr>
-            <w:tcW w:w="2337" w:type="dxa"/>
-            <w:vAlign w:val="center"/>
-          </w:tcPr>
-          <w:p>
-            <w:pPr>
-              <w:spacing w:line="375" w:lineRule="atLeast"/>
-              <w:jc w:val="both"/>
-              <w:rPr>
-                <w:rFonts w:cs="Times New Roman"/>
-                <w:color w:val="0F1115"/>
-              </w:rPr>
-            </w:pPr>
+            <w:tcW w:w="1843" w:type="dxa"/>
+            <w:vAlign w:val="center"/>
+          </w:tcPr>
+          <w:p>
+            <w:pPr>
+              <w:spacing w:line="375" w:lineRule="atLeast"/>
+              <w:jc w:val="both"/>
+              <w:rPr>
+                <w:rFonts w:cs="Times New Roman"/>
+                <w:color w:val="0F1115"/>
+              </w:rPr>
+            </w:pPr>
+            <w:r>
+              <w:rPr>
+                <w:rFonts w:cs="Times New Roman"/>
+                <w:color w:val="0F1115"/>
+              </w:rPr>
+              <w:t>ERROR_V</w:t>
+            </w:r>
+          </w:p>
+        </w:tc>
+        <w:tc>
+          <w:tcPr>
+            <w:tcW w:w="4388" w:type="dxa"/>
+            <w:vAlign w:val="center"/>
+          </w:tcPr>
+          <w:p>
+            <w:pPr>
+              <w:spacing w:line="375" w:lineRule="atLeast"/>
+              <w:jc w:val="both"/>
+              <w:rPr>
+                <w:rFonts w:cs="Times New Roman"/>
+                <w:color w:val="0F1115"/>
+              </w:rPr>
+            </w:pPr>
+            <w:r>
+              <w:rPr>
+                <w:rFonts w:cs="Times New Roman"/>
+                <w:color w:val="0F1115"/>
+              </w:rPr>
+              <w:t>"</w:t>
+            </w:r>
+            <w:proofErr w:type="spellStart"/>
+            <w:r>
+              <w:rPr>
+                <w:rFonts w:cs="Times New Roman"/>
+                <w:color w:val="0F1115"/>
+              </w:rPr>
+              <w:t>ea</w:t>
+            </w:r>
+            <w:proofErr w:type="spellEnd"/>
+            <w:r>
+              <w:rPr>
+                <w:rFonts w:cs="Times New Roman"/>
+                <w:color w:val="0F1115"/>
+              </w:rPr>
+              <w:t>" — две гласные подряд</w:t>
+            </w:r>
           </w:p>
         </w:tc>
       </w:tr>
       <w:tr>
         <w:tc>
           <w:tcPr>
-            <w:tcW w:w="2336" w:type="dxa"/>
-            <w:vAlign w:val="center"/>
-          </w:tcPr>
-          <w:p>
-            <w:pPr>
-              <w:spacing w:line="375" w:lineRule="atLeast"/>
-              <w:jc w:val="both"/>
-              <w:rPr>
-                <w:rFonts w:cs="Times New Roman"/>
-                <w:color w:val="0F1115"/>
-              </w:rPr>
-            </w:pPr>
-            <w:r>
-              <w:rPr>
-                <w:rFonts w:cs="Times New Roman"/>
-                <w:color w:val="0F1115"/>
-              </w:rPr>
-              <w:t>C</w:t>
-            </w:r>
-          </w:p>
-        </w:tc>
-        <w:tc>
-          <w:tcPr>
-            <w:tcW w:w="2336" w:type="dxa"/>
+            <w:tcW w:w="1696" w:type="dxa"/>
+            <w:vAlign w:val="center"/>
+          </w:tcPr>
+          <w:p>
+            <w:pPr>
+              <w:spacing w:line="375" w:lineRule="atLeast"/>
+              <w:jc w:val="both"/>
+              <w:rPr>
+                <w:rFonts w:cs="Times New Roman"/>
+                <w:color w:val="0F1115"/>
+              </w:rPr>
+            </w:pPr>
+            <w:proofErr w:type="spellStart"/>
+            <w:r>
+              <w:rPr>
+                <w:rStyle w:val="a7"/>
+                <w:rFonts w:cs="Times New Roman"/>
+                <w:color w:val="0F1115"/>
+              </w:rPr>
+              <w:t>Ve</w:t>
+            </w:r>
+            <w:proofErr w:type="spellEnd"/>
+          </w:p>
+        </w:tc>
+        <w:tc>
+          <w:tcPr>
+            <w:tcW w:w="1418" w:type="dxa"/>
             <w:vAlign w:val="center"/>
           </w:tcPr>
           <w:p>
@@ -4376,48 +5216,120 @@
         </w:tc>
         <w:tc>
           <w:tcPr>
-            <w:tcW w:w="2336" w:type="dxa"/>
-            <w:vAlign w:val="center"/>
-          </w:tcPr>
-          <w:p>
-            <w:pPr>
-              <w:spacing w:line="375" w:lineRule="atLeast"/>
-              <w:jc w:val="both"/>
-              <w:rPr>
-                <w:rFonts w:cs="Times New Roman"/>
-                <w:color w:val="0F1115"/>
-              </w:rPr>
-            </w:pPr>
-            <w:r>
-              <w:rPr>
-                <w:rFonts w:cs="Times New Roman"/>
-                <w:color w:val="0F1115"/>
-              </w:rPr>
-              <w:t>V</w:t>
-            </w:r>
-          </w:p>
-        </w:tc>
-        <w:tc>
-          <w:tcPr>
-            <w:tcW w:w="2337" w:type="dxa"/>
-            <w:vAlign w:val="center"/>
-          </w:tcPr>
-          <w:p>
-            <w:pPr>
-              <w:spacing w:line="375" w:lineRule="atLeast"/>
-              <w:jc w:val="both"/>
-              <w:rPr>
-                <w:rFonts w:cs="Times New Roman"/>
-                <w:color w:val="0F1115"/>
-              </w:rPr>
-            </w:pPr>
+            <w:tcW w:w="1843" w:type="dxa"/>
+            <w:vAlign w:val="center"/>
+          </w:tcPr>
+          <w:p>
+            <w:pPr>
+              <w:spacing w:line="375" w:lineRule="atLeast"/>
+              <w:jc w:val="both"/>
+              <w:rPr>
+                <w:rFonts w:cs="Times New Roman"/>
+                <w:color w:val="0F1115"/>
+              </w:rPr>
+            </w:pPr>
+            <w:r>
+              <w:rPr>
+                <w:rFonts w:cs="Times New Roman"/>
+                <w:color w:val="0F1115"/>
+              </w:rPr>
+              <w:t>ERROR_V</w:t>
+            </w:r>
+          </w:p>
+        </w:tc>
+        <w:tc>
+          <w:tcPr>
+            <w:tcW w:w="4388" w:type="dxa"/>
+            <w:vAlign w:val="center"/>
+          </w:tcPr>
+          <w:p>
+            <w:pPr>
+              <w:spacing w:line="375" w:lineRule="atLeast"/>
+              <w:jc w:val="both"/>
+              <w:rPr>
+                <w:rFonts w:cs="Times New Roman"/>
+                <w:color w:val="0F1115"/>
+              </w:rPr>
+            </w:pPr>
+            <w:r>
+              <w:rPr>
+                <w:rFonts w:cs="Times New Roman"/>
+                <w:color w:val="0F1115"/>
+              </w:rPr>
+              <w:t>"</w:t>
+            </w:r>
+            <w:proofErr w:type="spellStart"/>
+            <w:r>
+              <w:rPr>
+                <w:rFonts w:cs="Times New Roman"/>
+                <w:color w:val="0F1115"/>
+              </w:rPr>
+              <w:t>ee</w:t>
+            </w:r>
+            <w:proofErr w:type="spellEnd"/>
+            <w:r>
+              <w:rPr>
+                <w:rFonts w:cs="Times New Roman"/>
+                <w:color w:val="0F1115"/>
+              </w:rPr>
+              <w:t>" — две гласные подряд</w:t>
+            </w:r>
           </w:p>
         </w:tc>
       </w:tr>
       <w:tr>
         <w:tc>
           <w:tcPr>
-            <w:tcW w:w="2336" w:type="dxa"/>
+            <w:tcW w:w="1696" w:type="dxa"/>
+            <w:vAlign w:val="center"/>
+          </w:tcPr>
+          <w:p>
+            <w:pPr>
+              <w:spacing w:line="375" w:lineRule="atLeast"/>
+              <w:jc w:val="both"/>
+              <w:rPr>
+                <w:rFonts w:cs="Times New Roman"/>
+                <w:color w:val="0F1115"/>
+              </w:rPr>
+            </w:pPr>
+            <w:proofErr w:type="spellStart"/>
+            <w:r>
+              <w:rPr>
+                <w:rStyle w:val="a7"/>
+                <w:rFonts w:cs="Times New Roman"/>
+                <w:color w:val="0F1115"/>
+              </w:rPr>
+              <w:t>Ve</w:t>
+            </w:r>
+            <w:proofErr w:type="spellEnd"/>
+          </w:p>
+        </w:tc>
+        <w:tc>
+          <w:tcPr>
+            <w:tcW w:w="1418" w:type="dxa"/>
+            <w:vAlign w:val="center"/>
+          </w:tcPr>
+          <w:p>
+            <w:pPr>
+              <w:spacing w:line="375" w:lineRule="atLeast"/>
+              <w:jc w:val="both"/>
+              <w:rPr>
+                <w:rFonts w:cs="Times New Roman"/>
+                <w:color w:val="0F1115"/>
+              </w:rPr>
+            </w:pPr>
+            <w:r>
+              <w:rPr>
+                <w:rFonts w:cs="Times New Roman"/>
+                <w:color w:val="0F1115"/>
+              </w:rPr>
+              <w:t>b</w:t>
+            </w:r>
+          </w:p>
+        </w:tc>
+        <w:tc>
+          <w:tcPr>
+            <w:tcW w:w="1843" w:type="dxa"/>
             <w:vAlign w:val="center"/>
           </w:tcPr>
           <w:p>
@@ -4440,70 +5352,40 @@
         </w:tc>
         <w:tc>
           <w:tcPr>
-            <w:tcW w:w="2336" w:type="dxa"/>
-            <w:vAlign w:val="center"/>
-          </w:tcPr>
-          <w:p>
-            <w:pPr>
-              <w:spacing w:line="375" w:lineRule="atLeast"/>
-              <w:jc w:val="both"/>
-              <w:rPr>
-                <w:rFonts w:cs="Times New Roman"/>
-                <w:color w:val="0F1115"/>
-              </w:rPr>
-            </w:pPr>
-            <w:r>
-              <w:rPr>
-                <w:rFonts w:cs="Times New Roman"/>
-                <w:color w:val="0F1115"/>
-              </w:rPr>
-              <w:t>b</w:t>
-            </w:r>
-          </w:p>
-        </w:tc>
-        <w:tc>
-          <w:tcPr>
-            <w:tcW w:w="2336" w:type="dxa"/>
-            <w:vAlign w:val="center"/>
-          </w:tcPr>
-          <w:p>
-            <w:pPr>
-              <w:spacing w:line="375" w:lineRule="atLeast"/>
-              <w:jc w:val="both"/>
-              <w:rPr>
-                <w:rFonts w:cs="Times New Roman"/>
-                <w:color w:val="0F1115"/>
-              </w:rPr>
-            </w:pPr>
-            <w:r>
-              <w:rPr>
-                <w:rFonts w:cs="Times New Roman"/>
-                <w:color w:val="0F1115"/>
-              </w:rPr>
-              <w:t>ERROR_C</w:t>
-            </w:r>
-          </w:p>
-        </w:tc>
-        <w:tc>
-          <w:tcPr>
-            <w:tcW w:w="2337" w:type="dxa"/>
-            <w:vAlign w:val="center"/>
-          </w:tcPr>
-          <w:p>
-            <w:pPr>
-              <w:spacing w:line="375" w:lineRule="atLeast"/>
-              <w:jc w:val="both"/>
-              <w:rPr>
-                <w:rFonts w:cs="Times New Roman"/>
-                <w:color w:val="0F1115"/>
-              </w:rPr>
-            </w:pPr>
-            <w:r>
-              <w:rPr>
-                <w:rFonts w:cs="Times New Roman"/>
-                <w:color w:val="0F1115"/>
-              </w:rPr>
-              <w:t>две согласные подряд</w:t>
+            <w:tcW w:w="4388" w:type="dxa"/>
+            <w:vAlign w:val="center"/>
+          </w:tcPr>
+          <w:p>
+            <w:pPr>
+              <w:spacing w:line="375" w:lineRule="atLeast"/>
+              <w:jc w:val="both"/>
+              <w:rPr>
+                <w:rFonts w:cs="Times New Roman"/>
+                <w:color w:val="0F1115"/>
+              </w:rPr>
+            </w:pPr>
+            <w:r>
+              <w:rPr>
+                <w:rFonts w:cs="Times New Roman"/>
+                <w:color w:val="0F1115"/>
+              </w:rPr>
+              <w:t>"</w:t>
+            </w:r>
+            <w:proofErr w:type="spellStart"/>
+            <w:r>
+              <w:rPr>
+                <w:rFonts w:cs="Times New Roman"/>
+                <w:color w:val="0F1115"/>
+              </w:rPr>
+              <w:t>eb</w:t>
+            </w:r>
+            <w:proofErr w:type="spellEnd"/>
+            <w:r>
+              <w:rPr>
+                <w:rFonts w:cs="Times New Roman"/>
+                <w:color w:val="0F1115"/>
+              </w:rPr>
+              <w:t>" — корректное чередование</w:t>
             </w:r>
           </w:p>
         </w:tc>
@@ -4511,30 +5393,33 @@
       <w:tr>
         <w:tc>
           <w:tcPr>
-            <w:tcW w:w="2336" w:type="dxa"/>
-            <w:vAlign w:val="center"/>
-          </w:tcPr>
-          <w:p>
-            <w:pPr>
-              <w:spacing w:line="375" w:lineRule="atLeast"/>
-              <w:jc w:val="both"/>
-              <w:rPr>
-                <w:rFonts w:cs="Times New Roman"/>
-                <w:color w:val="0F1115"/>
-              </w:rPr>
-            </w:pPr>
-            <w:r>
-              <w:rPr>
-                <w:rFonts w:cs="Times New Roman"/>
-                <w:color w:val="0F1115"/>
-              </w:rPr>
-              <w:t>C</w:t>
-            </w:r>
-          </w:p>
-        </w:tc>
-        <w:tc>
-          <w:tcPr>
-            <w:tcW w:w="2336" w:type="dxa"/>
+            <w:tcW w:w="1696" w:type="dxa"/>
+            <w:vAlign w:val="center"/>
+          </w:tcPr>
+          <w:p>
+            <w:pPr>
+              <w:spacing w:line="375" w:lineRule="atLeast"/>
+              <w:jc w:val="both"/>
+              <w:rPr>
+                <w:rFonts w:eastAsia="Times New Roman" w:cs="Times New Roman"/>
+                <w:color w:val="0F1115"/>
+              </w:rPr>
+            </w:pPr>
+            <w:proofErr w:type="spellStart"/>
+            <w:r>
+              <w:rPr>
+                <w:rStyle w:val="a7"/>
+                <w:rFonts w:cs="Times New Roman"/>
+                <w:color w:val="0F1115"/>
+              </w:rPr>
+              <w:t>Ve</w:t>
+            </w:r>
+            <w:proofErr w:type="spellEnd"/>
+          </w:p>
+        </w:tc>
+        <w:tc>
+          <w:tcPr>
+            <w:tcW w:w="1418" w:type="dxa"/>
             <w:vAlign w:val="center"/>
           </w:tcPr>
           <w:p>
@@ -4557,47 +5442,65 @@
         </w:tc>
         <w:tc>
           <w:tcPr>
-            <w:tcW w:w="2336" w:type="dxa"/>
-            <w:vAlign w:val="center"/>
-          </w:tcPr>
-          <w:p>
-            <w:pPr>
-              <w:spacing w:line="375" w:lineRule="atLeast"/>
-              <w:jc w:val="both"/>
-              <w:rPr>
-                <w:rFonts w:cs="Times New Roman"/>
-                <w:color w:val="0F1115"/>
-              </w:rPr>
-            </w:pPr>
-            <w:r>
-              <w:rPr>
-                <w:rFonts w:cs="Times New Roman"/>
-                <w:color w:val="0F1115"/>
-              </w:rPr>
-              <w:t>ERROR_C</w:t>
-            </w:r>
-          </w:p>
-        </w:tc>
-        <w:tc>
-          <w:tcPr>
-            <w:tcW w:w="2337" w:type="dxa"/>
-            <w:vAlign w:val="center"/>
-          </w:tcPr>
-          <w:p>
-            <w:pPr>
-              <w:spacing w:line="375" w:lineRule="atLeast"/>
-              <w:jc w:val="both"/>
-              <w:rPr>
-                <w:rFonts w:cs="Times New Roman"/>
-                <w:color w:val="0F1115"/>
-              </w:rPr>
-            </w:pPr>
-            <w:r>
-              <w:rPr>
-                <w:rFonts w:cs="Times New Roman"/>
-                <w:color w:val="0F1115"/>
-              </w:rPr>
-              <w:t>две согласные подряд</w:t>
+            <w:tcW w:w="1843" w:type="dxa"/>
+            <w:vAlign w:val="center"/>
+          </w:tcPr>
+          <w:p>
+            <w:pPr>
+              <w:spacing w:line="375" w:lineRule="atLeast"/>
+              <w:jc w:val="both"/>
+              <w:rPr>
+                <w:rFonts w:cs="Times New Roman"/>
+                <w:color w:val="0F1115"/>
+              </w:rPr>
+            </w:pPr>
+            <w:proofErr w:type="spellStart"/>
+            <w:r>
+              <w:rPr>
+                <w:rFonts w:cs="Times New Roman"/>
+                <w:color w:val="0F1115"/>
+              </w:rPr>
+              <w:t>Vec</w:t>
+            </w:r>
+            <w:proofErr w:type="spellEnd"/>
+          </w:p>
+        </w:tc>
+        <w:tc>
+          <w:tcPr>
+            <w:tcW w:w="4388" w:type="dxa"/>
+            <w:vAlign w:val="center"/>
+          </w:tcPr>
+          <w:p>
+            <w:pPr>
+              <w:spacing w:line="375" w:lineRule="atLeast"/>
+              <w:jc w:val="both"/>
+              <w:rPr>
+                <w:rFonts w:cs="Times New Roman"/>
+                <w:color w:val="0F1115"/>
+              </w:rPr>
+            </w:pPr>
+            <w:r>
+              <w:rPr>
+                <w:rFonts w:cs="Times New Roman"/>
+                <w:color w:val="0F1115"/>
+              </w:rPr>
+              <w:t>"</w:t>
+            </w:r>
+            <w:proofErr w:type="spellStart"/>
+            <w:r>
+              <w:rPr>
+                <w:rFonts w:cs="Times New Roman"/>
+                <w:color w:val="0F1115"/>
+              </w:rPr>
+              <w:t>ec</w:t>
+            </w:r>
+            <w:proofErr w:type="spellEnd"/>
+            <w:r>
+              <w:rPr>
+                <w:rFonts w:cs="Times New Roman"/>
+                <w:color w:val="0F1115"/>
+              </w:rPr>
+              <w:t>" — запоминаем контекст</w:t>
             </w:r>
           </w:p>
         </w:tc>
@@ -4605,7 +5508,56 @@
       <w:tr>
         <w:tc>
           <w:tcPr>
-            <w:tcW w:w="2336" w:type="dxa"/>
+            <w:tcW w:w="1696" w:type="dxa"/>
+            <w:vAlign w:val="center"/>
+          </w:tcPr>
+          <w:p>
+            <w:pPr>
+              <w:spacing w:line="375" w:lineRule="atLeast"/>
+              <w:jc w:val="both"/>
+              <w:rPr>
+                <w:rFonts w:cs="Times New Roman"/>
+                <w:color w:val="0F1115"/>
+              </w:rPr>
+            </w:pPr>
+            <w:proofErr w:type="spellStart"/>
+            <w:r>
+              <w:rPr>
+                <w:rStyle w:val="a7"/>
+                <w:rFonts w:cs="Times New Roman"/>
+                <w:color w:val="0F1115"/>
+              </w:rPr>
+              <w:t>Ve</w:t>
+            </w:r>
+            <w:proofErr w:type="spellEnd"/>
+          </w:p>
+        </w:tc>
+        <w:tc>
+          <w:tcPr>
+            <w:tcW w:w="1418" w:type="dxa"/>
+            <w:vAlign w:val="center"/>
+          </w:tcPr>
+          <w:p>
+            <w:pPr>
+              <w:spacing w:line="375" w:lineRule="atLeast"/>
+              <w:jc w:val="both"/>
+              <w:rPr>
+                <w:rFonts w:cs="Times New Roman"/>
+                <w:color w:val="0F1115"/>
+              </w:rPr>
+            </w:pPr>
+            <w:r>
+              <w:rPr>
+                <w:rFonts w:cs="Times New Roman"/>
+                <w:color w:val="0F1115"/>
+              </w:rPr>
+              <w:t>d</w:t>
+            </w:r>
+          </w:p>
+        </w:tc>
+        <w:tc>
+          <w:tcPr>
+            <w:tcW w:w="1843" w:type="dxa"/>
             <w:vAlign w:val="center"/>
           </w:tcPr>
           <w:p>
@@ -4628,70 +5580,40 @@
         </w:tc>
         <w:tc>
           <w:tcPr>
-            <w:tcW w:w="2336" w:type="dxa"/>
-            <w:vAlign w:val="center"/>
-          </w:tcPr>
-          <w:p>
-            <w:pPr>
-              <w:spacing w:line="375" w:lineRule="atLeast"/>
-              <w:jc w:val="both"/>
-              <w:rPr>
-                <w:rFonts w:cs="Times New Roman"/>
-                <w:color w:val="0F1115"/>
-              </w:rPr>
-            </w:pPr>
-            <w:r>
-              <w:rPr>
-                <w:rFonts w:cs="Times New Roman"/>
-                <w:color w:val="0F1115"/>
-              </w:rPr>
-              <w:t>d</w:t>
-            </w:r>
-          </w:p>
-        </w:tc>
-        <w:tc>
-          <w:tcPr>
-            <w:tcW w:w="2336" w:type="dxa"/>
-            <w:vAlign w:val="center"/>
-          </w:tcPr>
-          <w:p>
-            <w:pPr>
-              <w:spacing w:line="375" w:lineRule="atLeast"/>
-              <w:jc w:val="both"/>
-              <w:rPr>
-                <w:rFonts w:cs="Times New Roman"/>
-                <w:color w:val="0F1115"/>
-              </w:rPr>
-            </w:pPr>
-            <w:r>
-              <w:rPr>
-                <w:rFonts w:cs="Times New Roman"/>
-                <w:color w:val="0F1115"/>
-              </w:rPr>
-              <w:t>ERROR_C</w:t>
-            </w:r>
-          </w:p>
-        </w:tc>
-        <w:tc>
-          <w:tcPr>
-            <w:tcW w:w="2337" w:type="dxa"/>
-            <w:vAlign w:val="center"/>
-          </w:tcPr>
-          <w:p>
-            <w:pPr>
-              <w:spacing w:line="375" w:lineRule="atLeast"/>
-              <w:jc w:val="both"/>
-              <w:rPr>
-                <w:rFonts w:cs="Times New Roman"/>
-                <w:color w:val="0F1115"/>
-              </w:rPr>
-            </w:pPr>
-            <w:r>
-              <w:rPr>
-                <w:rFonts w:cs="Times New Roman"/>
-                <w:color w:val="0F1115"/>
-              </w:rPr>
-              <w:t>две согласные подряд</w:t>
+            <w:tcW w:w="4388" w:type="dxa"/>
+            <w:vAlign w:val="center"/>
+          </w:tcPr>
+          <w:p>
+            <w:pPr>
+              <w:spacing w:line="375" w:lineRule="atLeast"/>
+              <w:jc w:val="both"/>
+              <w:rPr>
+                <w:rFonts w:cs="Times New Roman"/>
+                <w:color w:val="0F1115"/>
+              </w:rPr>
+            </w:pPr>
+            <w:r>
+              <w:rPr>
+                <w:rFonts w:cs="Times New Roman"/>
+                <w:color w:val="0F1115"/>
+              </w:rPr>
+              <w:t>"</w:t>
+            </w:r>
+            <w:proofErr w:type="spellStart"/>
+            <w:r>
+              <w:rPr>
+                <w:rFonts w:cs="Times New Roman"/>
+                <w:color w:val="0F1115"/>
+              </w:rPr>
+              <w:t>ed</w:t>
+            </w:r>
+            <w:proofErr w:type="spellEnd"/>
+            <w:r>
+              <w:rPr>
+                <w:rFonts w:cs="Times New Roman"/>
+                <w:color w:val="0F1115"/>
+              </w:rPr>
+              <w:t>" — корректное чередование</w:t>
             </w:r>
           </w:p>
         </w:tc>
@@ -4699,7 +5621,56 @@
       <w:tr>
         <w:tc>
           <w:tcPr>
-            <w:tcW w:w="2336" w:type="dxa"/>
+            <w:tcW w:w="1696" w:type="dxa"/>
+            <w:vAlign w:val="center"/>
+          </w:tcPr>
+          <w:p>
+            <w:pPr>
+              <w:spacing w:line="375" w:lineRule="atLeast"/>
+              <w:jc w:val="both"/>
+              <w:rPr>
+                <w:rFonts w:eastAsia="Times New Roman" w:cs="Times New Roman"/>
+                <w:color w:val="0F1115"/>
+              </w:rPr>
+            </w:pPr>
+            <w:proofErr w:type="spellStart"/>
+            <w:r>
+              <w:rPr>
+                <w:rStyle w:val="a7"/>
+                <w:rFonts w:cs="Times New Roman"/>
+                <w:color w:val="0F1115"/>
+              </w:rPr>
+              <w:t>Vac</w:t>
+            </w:r>
+            <w:proofErr w:type="spellEnd"/>
+          </w:p>
+        </w:tc>
+        <w:tc>
+          <w:tcPr>
+            <w:tcW w:w="1418" w:type="dxa"/>
+            <w:vAlign w:val="center"/>
+          </w:tcPr>
+          <w:p>
+            <w:pPr>
+              <w:spacing w:line="375" w:lineRule="atLeast"/>
+              <w:jc w:val="both"/>
+              <w:rPr>
+                <w:rFonts w:cs="Times New Roman"/>
+                <w:color w:val="0F1115"/>
+              </w:rPr>
+            </w:pPr>
+            <w:r>
+              <w:rPr>
+                <w:rFonts w:cs="Times New Roman"/>
+                <w:color w:val="0F1115"/>
+              </w:rPr>
+              <w:t>a</w:t>
+            </w:r>
+          </w:p>
+        </w:tc>
+        <w:tc>
+          <w:tcPr>
+            <w:tcW w:w="1843" w:type="dxa"/>
             <w:vAlign w:val="center"/>
           </w:tcPr>
           <w:p>
@@ -4722,71 +5693,194 @@
         </w:tc>
         <w:tc>
           <w:tcPr>
-            <w:tcW w:w="2336" w:type="dxa"/>
-            <w:vAlign w:val="center"/>
-          </w:tcPr>
-          <w:p>
-            <w:pPr>
-              <w:spacing w:line="375" w:lineRule="atLeast"/>
-              <w:jc w:val="both"/>
-              <w:rPr>
-                <w:rFonts w:cs="Times New Roman"/>
-                <w:color w:val="0F1115"/>
-              </w:rPr>
-            </w:pPr>
-            <w:r>
-              <w:rPr>
-                <w:rFonts w:cs="Times New Roman"/>
-                <w:color w:val="0F1115"/>
-              </w:rPr>
-              <w:t>любой</w:t>
-            </w:r>
-          </w:p>
-        </w:tc>
-        <w:tc>
-          <w:tcPr>
-            <w:tcW w:w="2336" w:type="dxa"/>
-            <w:vAlign w:val="center"/>
-          </w:tcPr>
-          <w:p>
-            <w:pPr>
-              <w:spacing w:line="375" w:lineRule="atLeast"/>
-              <w:jc w:val="both"/>
-              <w:rPr>
-                <w:rFonts w:cs="Times New Roman"/>
-                <w:color w:val="0F1115"/>
-              </w:rPr>
-            </w:pPr>
-            <w:r>
-              <w:rPr>
-                <w:rFonts w:cs="Times New Roman"/>
-                <w:color w:val="0F1115"/>
-              </w:rPr>
-              <w:t>ERROR_V</w:t>
-            </w:r>
-          </w:p>
-        </w:tc>
-        <w:tc>
-          <w:tcPr>
-            <w:tcW w:w="2337" w:type="dxa"/>
-            <w:vAlign w:val="center"/>
-          </w:tcPr>
-          <w:p>
-            <w:pPr>
-              <w:spacing w:line="375" w:lineRule="atLeast"/>
-              <w:jc w:val="both"/>
-              <w:rPr>
-                <w:rFonts w:cs="Times New Roman"/>
-                <w:color w:val="0F1115"/>
-              </w:rPr>
-            </w:pPr>
+            <w:tcW w:w="4388" w:type="dxa"/>
+            <w:vAlign w:val="center"/>
+          </w:tcPr>
+          <w:p>
+            <w:pPr>
+              <w:spacing w:line="375" w:lineRule="atLeast"/>
+              <w:jc w:val="both"/>
+              <w:rPr>
+                <w:rFonts w:cs="Times New Roman"/>
+                <w:color w:val="0F1115"/>
+              </w:rPr>
+            </w:pPr>
+            <w:r>
+              <w:rPr>
+                <w:rFonts w:cs="Times New Roman"/>
+                <w:color w:val="0F1115"/>
+              </w:rPr>
+              <w:t>"aca" — ЗАПРЕЩЕНО!</w:t>
+            </w:r>
           </w:p>
         </w:tc>
       </w:tr>
       <w:tr>
         <w:tc>
           <w:tcPr>
-            <w:tcW w:w="2336" w:type="dxa"/>
+            <w:tcW w:w="1696" w:type="dxa"/>
+            <w:vAlign w:val="center"/>
+          </w:tcPr>
+          <w:p>
+            <w:pPr>
+              <w:spacing w:line="375" w:lineRule="atLeast"/>
+              <w:jc w:val="both"/>
+              <w:rPr>
+                <w:rFonts w:cs="Times New Roman"/>
+                <w:color w:val="0F1115"/>
+              </w:rPr>
+            </w:pPr>
+            <w:proofErr w:type="spellStart"/>
+            <w:r>
+              <w:rPr>
+                <w:rStyle w:val="a7"/>
+                <w:rFonts w:cs="Times New Roman"/>
+                <w:color w:val="0F1115"/>
+              </w:rPr>
+              <w:t>Vac</w:t>
+            </w:r>
+            <w:proofErr w:type="spellEnd"/>
+          </w:p>
+        </w:tc>
+        <w:tc>
+          <w:tcPr>
+            <w:tcW w:w="1418" w:type="dxa"/>
+            <w:vAlign w:val="center"/>
+          </w:tcPr>
+          <w:p>
+            <w:pPr>
+              <w:spacing w:line="375" w:lineRule="atLeast"/>
+              <w:jc w:val="both"/>
+              <w:rPr>
+                <w:rFonts w:cs="Times New Roman"/>
+                <w:color w:val="0F1115"/>
+              </w:rPr>
+            </w:pPr>
+            <w:r>
+              <w:rPr>
+                <w:rFonts w:cs="Times New Roman"/>
+                <w:color w:val="0F1115"/>
+              </w:rPr>
+              <w:t>e</w:t>
+            </w:r>
+          </w:p>
+        </w:tc>
+        <w:tc>
+          <w:tcPr>
+            <w:tcW w:w="1843" w:type="dxa"/>
+            <w:vAlign w:val="center"/>
+          </w:tcPr>
+          <w:p>
+            <w:pPr>
+              <w:spacing w:line="375" w:lineRule="atLeast"/>
+              <w:jc w:val="both"/>
+              <w:rPr>
+                <w:rFonts w:cs="Times New Roman"/>
+                <w:color w:val="0F1115"/>
+              </w:rPr>
+            </w:pPr>
+            <w:r>
+              <w:rPr>
+                <w:rFonts w:cs="Times New Roman"/>
+                <w:color w:val="0F1115"/>
+              </w:rPr>
+              <w:t>V</w:t>
+            </w:r>
+          </w:p>
+        </w:tc>
+        <w:tc>
+          <w:tcPr>
+            <w:tcW w:w="4388" w:type="dxa"/>
+            <w:vAlign w:val="center"/>
+          </w:tcPr>
+          <w:p>
+            <w:pPr>
+              <w:spacing w:line="375" w:lineRule="atLeast"/>
+              <w:jc w:val="both"/>
+              <w:rPr>
+                <w:rFonts w:cs="Times New Roman"/>
+                <w:color w:val="0F1115"/>
+              </w:rPr>
+            </w:pPr>
+            <w:r>
+              <w:rPr>
+                <w:rFonts w:cs="Times New Roman"/>
+                <w:color w:val="0F1115"/>
+              </w:rPr>
+              <w:t>"</w:t>
+            </w:r>
+            <w:proofErr w:type="spellStart"/>
+            <w:r>
+              <w:rPr>
+                <w:rFonts w:cs="Times New Roman"/>
+                <w:color w:val="0F1115"/>
+              </w:rPr>
+              <w:t>ace</w:t>
+            </w:r>
+            <w:proofErr w:type="spellEnd"/>
+            <w:r>
+              <w:rPr>
+                <w:rFonts w:cs="Times New Roman"/>
+                <w:color w:val="0F1115"/>
+              </w:rPr>
+              <w:t>" — корректно, возврат в V</w:t>
+            </w:r>
+          </w:p>
+        </w:tc>
+      </w:tr>
+      <w:tr>
+        <w:tc>
+          <w:tcPr>
+            <w:tcW w:w="1696" w:type="dxa"/>
+            <w:vAlign w:val="center"/>
+          </w:tcPr>
+          <w:p>
+            <w:pPr>
+              <w:spacing w:line="375" w:lineRule="atLeast"/>
+              <w:jc w:val="both"/>
+              <w:rPr>
+                <w:rFonts w:cs="Times New Roman"/>
+                <w:color w:val="0F1115"/>
+              </w:rPr>
+            </w:pPr>
+            <w:proofErr w:type="spellStart"/>
+            <w:r>
+              <w:rPr>
+                <w:rStyle w:val="a7"/>
+                <w:rFonts w:cs="Times New Roman"/>
+                <w:color w:val="0F1115"/>
+              </w:rPr>
+              <w:t>Vac</w:t>
+            </w:r>
+            <w:proofErr w:type="spellEnd"/>
+          </w:p>
+        </w:tc>
+        <w:tc>
+          <w:tcPr>
+            <w:tcW w:w="1418" w:type="dxa"/>
+            <w:vAlign w:val="center"/>
+          </w:tcPr>
+          <w:p>
+            <w:pPr>
+              <w:spacing w:line="375" w:lineRule="atLeast"/>
+              <w:jc w:val="both"/>
+              <w:rPr>
+                <w:rFonts w:cs="Times New Roman"/>
+                <w:color w:val="0F1115"/>
+              </w:rPr>
+            </w:pPr>
+            <w:r>
+              <w:rPr>
+                <w:rFonts w:cs="Times New Roman"/>
+                <w:color w:val="0F1115"/>
+              </w:rPr>
+              <w:t>b</w:t>
+            </w:r>
+          </w:p>
+        </w:tc>
+        <w:tc>
+          <w:tcPr>
+            <w:tcW w:w="1843" w:type="dxa"/>
             <w:vAlign w:val="center"/>
           </w:tcPr>
           <w:p>
@@ -4809,30 +5903,97 @@
         </w:tc>
         <w:tc>
           <w:tcPr>
-            <w:tcW w:w="2336" w:type="dxa"/>
-            <w:vAlign w:val="center"/>
-          </w:tcPr>
-          <w:p>
-            <w:pPr>
-              <w:spacing w:line="375" w:lineRule="atLeast"/>
-              <w:jc w:val="both"/>
-              <w:rPr>
-                <w:rFonts w:cs="Times New Roman"/>
-                <w:color w:val="0F1115"/>
-              </w:rPr>
-            </w:pPr>
-            <w:r>
-              <w:rPr>
-                <w:rFonts w:cs="Times New Roman"/>
-                <w:color w:val="0F1115"/>
-              </w:rPr>
-              <w:t>любой</w:t>
-            </w:r>
-          </w:p>
-        </w:tc>
-        <w:tc>
-          <w:tcPr>
-            <w:tcW w:w="2336" w:type="dxa"/>
+            <w:tcW w:w="4388" w:type="dxa"/>
+            <w:vAlign w:val="center"/>
+          </w:tcPr>
+          <w:p>
+            <w:pPr>
+              <w:spacing w:line="375" w:lineRule="atLeast"/>
+              <w:jc w:val="both"/>
+              <w:rPr>
+                <w:rFonts w:cs="Times New Roman"/>
+                <w:color w:val="0F1115"/>
+              </w:rPr>
+            </w:pPr>
+            <w:r>
+              <w:rPr>
+                <w:rFonts w:cs="Times New Roman"/>
+                <w:color w:val="0F1115"/>
+              </w:rPr>
+              <w:t>"</w:t>
+            </w:r>
+            <w:proofErr w:type="spellStart"/>
+            <w:r>
+              <w:rPr>
+                <w:rFonts w:cs="Times New Roman"/>
+                <w:color w:val="0F1115"/>
+              </w:rPr>
+              <w:t>acb</w:t>
+            </w:r>
+            <w:proofErr w:type="spellEnd"/>
+            <w:r>
+              <w:rPr>
+                <w:rFonts w:cs="Times New Roman"/>
+                <w:color w:val="0F1115"/>
+              </w:rPr>
+              <w:t>" — две согласные (c и b)</w:t>
+            </w:r>
+          </w:p>
+        </w:tc>
+      </w:tr>
+      <w:tr>
+        <w:tc>
+          <w:tcPr>
+            <w:tcW w:w="1696" w:type="dxa"/>
+            <w:vAlign w:val="center"/>
+          </w:tcPr>
+          <w:p>
+            <w:pPr>
+              <w:spacing w:line="375" w:lineRule="atLeast"/>
+              <w:jc w:val="both"/>
+              <w:rPr>
+                <w:rFonts w:cs="Times New Roman"/>
+                <w:color w:val="0F1115"/>
+              </w:rPr>
+            </w:pPr>
+            <w:proofErr w:type="spellStart"/>
+            <w:r>
+              <w:rPr>
+                <w:rStyle w:val="a7"/>
+                <w:rFonts w:cs="Times New Roman"/>
+                <w:color w:val="0F1115"/>
+              </w:rPr>
+              <w:t>Vac</w:t>
+            </w:r>
+            <w:proofErr w:type="spellEnd"/>
+          </w:p>
+        </w:tc>
+        <w:tc>
+          <w:tcPr>
+            <w:tcW w:w="1418" w:type="dxa"/>
+            <w:vAlign w:val="center"/>
+          </w:tcPr>
+          <w:p>
+            <w:pPr>
+              <w:spacing w:line="375" w:lineRule="atLeast"/>
+              <w:jc w:val="both"/>
+              <w:rPr>
+                <w:rFonts w:cs="Times New Roman"/>
+                <w:color w:val="0F1115"/>
+              </w:rPr>
+            </w:pPr>
+            <w:r>
+              <w:rPr>
+                <w:rFonts w:cs="Times New Roman"/>
+                <w:color w:val="0F1115"/>
+              </w:rPr>
+              <w:t>c</w:t>
+            </w:r>
+          </w:p>
+        </w:tc>
+        <w:tc>
+          <w:tcPr>
+            <w:tcW w:w="1843" w:type="dxa"/>
             <w:vAlign w:val="center"/>
           </w:tcPr>
           <w:p>
@@ -4855,31 +6016,2919 @@
         </w:tc>
         <w:tc>
           <w:tcPr>
-            <w:tcW w:w="2337" w:type="dxa"/>
-            <w:vAlign w:val="center"/>
-          </w:tcPr>
-          <w:p>
-            <w:pPr>
-              <w:jc w:val="both"/>
-              <w:rPr>
-                <w:rFonts w:cs="Times New Roman"/>
-              </w:rPr>
-            </w:pPr>
+            <w:tcW w:w="4388" w:type="dxa"/>
+            <w:vAlign w:val="center"/>
+          </w:tcPr>
+          <w:p>
+            <w:pPr>
+              <w:spacing w:line="375" w:lineRule="atLeast"/>
+              <w:jc w:val="both"/>
+              <w:rPr>
+                <w:rFonts w:cs="Times New Roman"/>
+                <w:color w:val="0F1115"/>
+              </w:rPr>
+            </w:pPr>
+            <w:r>
+              <w:rPr>
+                <w:rFonts w:cs="Times New Roman"/>
+                <w:color w:val="0F1115"/>
+              </w:rPr>
+              <w:t>"</w:t>
+            </w:r>
+            <w:proofErr w:type="spellStart"/>
+            <w:r>
+              <w:rPr>
+                <w:rFonts w:cs="Times New Roman"/>
+                <w:color w:val="0F1115"/>
+              </w:rPr>
+              <w:t>acc</w:t>
+            </w:r>
+            <w:proofErr w:type="spellEnd"/>
+            <w:r>
+              <w:rPr>
+                <w:rFonts w:cs="Times New Roman"/>
+                <w:color w:val="0F1115"/>
+              </w:rPr>
+              <w:t>" — две согласные (c и c)</w:t>
+            </w:r>
+          </w:p>
+        </w:tc>
+      </w:tr>
+      <w:tr>
+        <w:tc>
+          <w:tcPr>
+            <w:tcW w:w="1696" w:type="dxa"/>
+            <w:vAlign w:val="center"/>
+          </w:tcPr>
+          <w:p>
+            <w:pPr>
+              <w:spacing w:line="375" w:lineRule="atLeast"/>
+              <w:jc w:val="both"/>
+              <w:rPr>
+                <w:rFonts w:cs="Times New Roman"/>
+                <w:color w:val="0F1115"/>
+              </w:rPr>
+            </w:pPr>
+            <w:proofErr w:type="spellStart"/>
+            <w:r>
+              <w:rPr>
+                <w:rStyle w:val="a7"/>
+                <w:rFonts w:cs="Times New Roman"/>
+                <w:color w:val="0F1115"/>
+              </w:rPr>
+              <w:t>Vac</w:t>
+            </w:r>
+            <w:proofErr w:type="spellEnd"/>
+          </w:p>
+        </w:tc>
+        <w:tc>
+          <w:tcPr>
+            <w:tcW w:w="1418" w:type="dxa"/>
+            <w:vAlign w:val="center"/>
+          </w:tcPr>
+          <w:p>
+            <w:pPr>
+              <w:spacing w:line="375" w:lineRule="atLeast"/>
+              <w:jc w:val="both"/>
+              <w:rPr>
+                <w:rFonts w:cs="Times New Roman"/>
+                <w:color w:val="0F1115"/>
+              </w:rPr>
+            </w:pPr>
+            <w:r>
+              <w:rPr>
+                <w:rFonts w:cs="Times New Roman"/>
+                <w:color w:val="0F1115"/>
+              </w:rPr>
+              <w:t>d</w:t>
+            </w:r>
+          </w:p>
+        </w:tc>
+        <w:tc>
+          <w:tcPr>
+            <w:tcW w:w="1843" w:type="dxa"/>
+            <w:vAlign w:val="center"/>
+          </w:tcPr>
+          <w:p>
+            <w:pPr>
+              <w:spacing w:line="375" w:lineRule="atLeast"/>
+              <w:jc w:val="both"/>
+              <w:rPr>
+                <w:rFonts w:cs="Times New Roman"/>
+                <w:color w:val="0F1115"/>
+              </w:rPr>
+            </w:pPr>
+            <w:r>
+              <w:rPr>
+                <w:rFonts w:cs="Times New Roman"/>
+                <w:color w:val="0F1115"/>
+              </w:rPr>
+              <w:t>ERROR_C</w:t>
+            </w:r>
+          </w:p>
+        </w:tc>
+        <w:tc>
+          <w:tcPr>
+            <w:tcW w:w="4388" w:type="dxa"/>
+            <w:vAlign w:val="center"/>
+          </w:tcPr>
+          <w:p>
+            <w:pPr>
+              <w:spacing w:line="375" w:lineRule="atLeast"/>
+              <w:jc w:val="both"/>
+              <w:rPr>
+                <w:rFonts w:cs="Times New Roman"/>
+                <w:color w:val="0F1115"/>
+              </w:rPr>
+            </w:pPr>
+            <w:r>
+              <w:rPr>
+                <w:rFonts w:cs="Times New Roman"/>
+                <w:color w:val="0F1115"/>
+              </w:rPr>
+              <w:t>"</w:t>
+            </w:r>
+            <w:proofErr w:type="spellStart"/>
+            <w:r>
+              <w:rPr>
+                <w:rFonts w:cs="Times New Roman"/>
+                <w:color w:val="0F1115"/>
+              </w:rPr>
+              <w:t>acd</w:t>
+            </w:r>
+            <w:proofErr w:type="spellEnd"/>
+            <w:r>
+              <w:rPr>
+                <w:rFonts w:cs="Times New Roman"/>
+                <w:color w:val="0F1115"/>
+              </w:rPr>
+              <w:t>" — две согласные (c и d)</w:t>
+            </w:r>
+          </w:p>
+        </w:tc>
+      </w:tr>
+      <w:tr>
+        <w:tc>
+          <w:tcPr>
+            <w:tcW w:w="1696" w:type="dxa"/>
+            <w:vAlign w:val="center"/>
+          </w:tcPr>
+          <w:p>
+            <w:pPr>
+              <w:spacing w:line="375" w:lineRule="atLeast"/>
+              <w:jc w:val="both"/>
+              <w:rPr>
+                <w:rFonts w:eastAsia="Times New Roman" w:cs="Times New Roman"/>
+                <w:color w:val="0F1115"/>
+              </w:rPr>
+            </w:pPr>
+            <w:proofErr w:type="spellStart"/>
+            <w:r>
+              <w:rPr>
+                <w:rStyle w:val="a7"/>
+                <w:rFonts w:cs="Times New Roman"/>
+                <w:color w:val="0F1115"/>
+              </w:rPr>
+              <w:t>Vec</w:t>
+            </w:r>
+            <w:proofErr w:type="spellEnd"/>
+          </w:p>
+        </w:tc>
+        <w:tc>
+          <w:tcPr>
+            <w:tcW w:w="1418" w:type="dxa"/>
+            <w:vAlign w:val="center"/>
+          </w:tcPr>
+          <w:p>
+            <w:pPr>
+              <w:spacing w:line="375" w:lineRule="atLeast"/>
+              <w:jc w:val="both"/>
+              <w:rPr>
+                <w:rFonts w:cs="Times New Roman"/>
+                <w:color w:val="0F1115"/>
+              </w:rPr>
+            </w:pPr>
+            <w:r>
+              <w:rPr>
+                <w:rFonts w:cs="Times New Roman"/>
+                <w:color w:val="0F1115"/>
+              </w:rPr>
+              <w:t>a</w:t>
+            </w:r>
+          </w:p>
+        </w:tc>
+        <w:tc>
+          <w:tcPr>
+            <w:tcW w:w="1843" w:type="dxa"/>
+            <w:vAlign w:val="center"/>
+          </w:tcPr>
+          <w:p>
+            <w:pPr>
+              <w:spacing w:line="375" w:lineRule="atLeast"/>
+              <w:jc w:val="both"/>
+              <w:rPr>
+                <w:rFonts w:cs="Times New Roman"/>
+                <w:color w:val="0F1115"/>
+              </w:rPr>
+            </w:pPr>
+            <w:r>
+              <w:rPr>
+                <w:rFonts w:cs="Times New Roman"/>
+                <w:color w:val="0F1115"/>
+              </w:rPr>
+              <w:t>V</w:t>
+            </w:r>
+          </w:p>
+        </w:tc>
+        <w:tc>
+          <w:tcPr>
+            <w:tcW w:w="4388" w:type="dxa"/>
+            <w:vAlign w:val="center"/>
+          </w:tcPr>
+          <w:p>
+            <w:pPr>
+              <w:spacing w:line="375" w:lineRule="atLeast"/>
+              <w:jc w:val="both"/>
+              <w:rPr>
+                <w:rFonts w:cs="Times New Roman"/>
+                <w:color w:val="0F1115"/>
+              </w:rPr>
+            </w:pPr>
+            <w:r>
+              <w:rPr>
+                <w:rFonts w:cs="Times New Roman"/>
+                <w:color w:val="0F1115"/>
+              </w:rPr>
+              <w:t>"</w:t>
+            </w:r>
+            <w:proofErr w:type="spellStart"/>
+            <w:r>
+              <w:rPr>
+                <w:rFonts w:cs="Times New Roman"/>
+                <w:color w:val="0F1115"/>
+              </w:rPr>
+              <w:t>eca</w:t>
+            </w:r>
+            <w:proofErr w:type="spellEnd"/>
+            <w:r>
+              <w:rPr>
+                <w:rFonts w:cs="Times New Roman"/>
+                <w:color w:val="0F1115"/>
+              </w:rPr>
+              <w:t>" — корректно, возврат в V</w:t>
+            </w:r>
+          </w:p>
+        </w:tc>
+      </w:tr>
+      <w:tr>
+        <w:tc>
+          <w:tcPr>
+            <w:tcW w:w="1696" w:type="dxa"/>
+            <w:vAlign w:val="center"/>
+          </w:tcPr>
+          <w:p>
+            <w:pPr>
+              <w:spacing w:line="375" w:lineRule="atLeast"/>
+              <w:jc w:val="both"/>
+              <w:rPr>
+                <w:rFonts w:cs="Times New Roman"/>
+                <w:color w:val="0F1115"/>
+              </w:rPr>
+            </w:pPr>
+            <w:proofErr w:type="spellStart"/>
+            <w:r>
+              <w:rPr>
+                <w:rStyle w:val="a7"/>
+                <w:rFonts w:cs="Times New Roman"/>
+                <w:color w:val="0F1115"/>
+              </w:rPr>
+              <w:t>Vec</w:t>
+            </w:r>
+            <w:proofErr w:type="spellEnd"/>
+          </w:p>
+        </w:tc>
+        <w:tc>
+          <w:tcPr>
+            <w:tcW w:w="1418" w:type="dxa"/>
+            <w:vAlign w:val="center"/>
+          </w:tcPr>
+          <w:p>
+            <w:pPr>
+              <w:spacing w:line="375" w:lineRule="atLeast"/>
+              <w:jc w:val="both"/>
+              <w:rPr>
+                <w:rFonts w:cs="Times New Roman"/>
+                <w:color w:val="0F1115"/>
+              </w:rPr>
+            </w:pPr>
+            <w:r>
+              <w:rPr>
+                <w:rFonts w:cs="Times New Roman"/>
+                <w:color w:val="0F1115"/>
+              </w:rPr>
+              <w:t>e</w:t>
+            </w:r>
+          </w:p>
+        </w:tc>
+        <w:tc>
+          <w:tcPr>
+            <w:tcW w:w="1843" w:type="dxa"/>
+            <w:vAlign w:val="center"/>
+          </w:tcPr>
+          <w:p>
+            <w:pPr>
+              <w:spacing w:line="375" w:lineRule="atLeast"/>
+              <w:jc w:val="both"/>
+              <w:rPr>
+                <w:rFonts w:cs="Times New Roman"/>
+                <w:color w:val="0F1115"/>
+              </w:rPr>
+            </w:pPr>
+            <w:r>
+              <w:rPr>
+                <w:rFonts w:cs="Times New Roman"/>
+                <w:color w:val="0F1115"/>
+              </w:rPr>
+              <w:t>ERROR_V</w:t>
+            </w:r>
+          </w:p>
+        </w:tc>
+        <w:tc>
+          <w:tcPr>
+            <w:tcW w:w="4388" w:type="dxa"/>
+            <w:vAlign w:val="center"/>
+          </w:tcPr>
+          <w:p>
+            <w:pPr>
+              <w:spacing w:line="375" w:lineRule="atLeast"/>
+              <w:jc w:val="both"/>
+              <w:rPr>
+                <w:rFonts w:cs="Times New Roman"/>
+                <w:color w:val="0F1115"/>
+              </w:rPr>
+            </w:pPr>
+            <w:r>
+              <w:rPr>
+                <w:rFonts w:cs="Times New Roman"/>
+                <w:color w:val="0F1115"/>
+              </w:rPr>
+              <w:t>"ece" — ЗАПРЕЩЕНО!</w:t>
+            </w:r>
+          </w:p>
+        </w:tc>
+      </w:tr>
+      <w:tr>
+        <w:tc>
+          <w:tcPr>
+            <w:tcW w:w="1696" w:type="dxa"/>
+            <w:vAlign w:val="center"/>
+          </w:tcPr>
+          <w:p>
+            <w:pPr>
+              <w:spacing w:line="375" w:lineRule="atLeast"/>
+              <w:jc w:val="both"/>
+              <w:rPr>
+                <w:rFonts w:cs="Times New Roman"/>
+                <w:color w:val="0F1115"/>
+              </w:rPr>
+            </w:pPr>
+            <w:proofErr w:type="spellStart"/>
+            <w:r>
+              <w:rPr>
+                <w:rStyle w:val="a7"/>
+                <w:rFonts w:cs="Times New Roman"/>
+                <w:color w:val="0F1115"/>
+              </w:rPr>
+              <w:t>Vec</w:t>
+            </w:r>
+            <w:proofErr w:type="spellEnd"/>
+          </w:p>
+        </w:tc>
+        <w:tc>
+          <w:tcPr>
+            <w:tcW w:w="1418" w:type="dxa"/>
+            <w:vAlign w:val="center"/>
+          </w:tcPr>
+          <w:p>
+            <w:pPr>
+              <w:spacing w:line="375" w:lineRule="atLeast"/>
+              <w:jc w:val="both"/>
+              <w:rPr>
+                <w:rFonts w:cs="Times New Roman"/>
+                <w:color w:val="0F1115"/>
+              </w:rPr>
+            </w:pPr>
+            <w:r>
+              <w:rPr>
+                <w:rFonts w:cs="Times New Roman"/>
+                <w:color w:val="0F1115"/>
+              </w:rPr>
+              <w:t>b</w:t>
+            </w:r>
+          </w:p>
+        </w:tc>
+        <w:tc>
+          <w:tcPr>
+            <w:tcW w:w="1843" w:type="dxa"/>
+            <w:vAlign w:val="center"/>
+          </w:tcPr>
+          <w:p>
+            <w:pPr>
+              <w:spacing w:line="375" w:lineRule="atLeast"/>
+              <w:jc w:val="both"/>
+              <w:rPr>
+                <w:rFonts w:cs="Times New Roman"/>
+                <w:color w:val="0F1115"/>
+              </w:rPr>
+            </w:pPr>
+            <w:r>
+              <w:rPr>
+                <w:rFonts w:cs="Times New Roman"/>
+                <w:color w:val="0F1115"/>
+              </w:rPr>
+              <w:t>ERROR_C</w:t>
+            </w:r>
+          </w:p>
+        </w:tc>
+        <w:tc>
+          <w:tcPr>
+            <w:tcW w:w="4388" w:type="dxa"/>
+            <w:vAlign w:val="center"/>
+          </w:tcPr>
+          <w:p>
+            <w:pPr>
+              <w:spacing w:line="375" w:lineRule="atLeast"/>
+              <w:jc w:val="both"/>
+              <w:rPr>
+                <w:rFonts w:cs="Times New Roman"/>
+                <w:color w:val="0F1115"/>
+              </w:rPr>
+            </w:pPr>
+            <w:r>
+              <w:rPr>
+                <w:rFonts w:cs="Times New Roman"/>
+                <w:color w:val="0F1115"/>
+              </w:rPr>
+              <w:t>"</w:t>
+            </w:r>
+            <w:proofErr w:type="spellStart"/>
+            <w:r>
+              <w:rPr>
+                <w:rFonts w:cs="Times New Roman"/>
+                <w:color w:val="0F1115"/>
+              </w:rPr>
+              <w:t>ecb</w:t>
+            </w:r>
+            <w:proofErr w:type="spellEnd"/>
+            <w:r>
+              <w:rPr>
+                <w:rFonts w:cs="Times New Roman"/>
+                <w:color w:val="0F1115"/>
+              </w:rPr>
+              <w:t>" — две согласные (c и b)</w:t>
+            </w:r>
+          </w:p>
+        </w:tc>
+      </w:tr>
+      <w:tr>
+        <w:tc>
+          <w:tcPr>
+            <w:tcW w:w="1696" w:type="dxa"/>
+            <w:vAlign w:val="center"/>
+          </w:tcPr>
+          <w:p>
+            <w:pPr>
+              <w:spacing w:line="375" w:lineRule="atLeast"/>
+              <w:jc w:val="both"/>
+              <w:rPr>
+                <w:rFonts w:cs="Times New Roman"/>
+                <w:color w:val="0F1115"/>
+              </w:rPr>
+            </w:pPr>
+            <w:proofErr w:type="spellStart"/>
+            <w:r>
+              <w:rPr>
+                <w:rStyle w:val="a7"/>
+                <w:rFonts w:cs="Times New Roman"/>
+                <w:color w:val="0F1115"/>
+              </w:rPr>
+              <w:t>Vec</w:t>
+            </w:r>
+            <w:proofErr w:type="spellEnd"/>
+          </w:p>
+        </w:tc>
+        <w:tc>
+          <w:tcPr>
+            <w:tcW w:w="1418" w:type="dxa"/>
+            <w:vAlign w:val="center"/>
+          </w:tcPr>
+          <w:p>
+            <w:pPr>
+              <w:spacing w:line="375" w:lineRule="atLeast"/>
+              <w:jc w:val="both"/>
+              <w:rPr>
+                <w:rFonts w:cs="Times New Roman"/>
+                <w:color w:val="0F1115"/>
+              </w:rPr>
+            </w:pPr>
+            <w:r>
+              <w:rPr>
+                <w:rFonts w:cs="Times New Roman"/>
+                <w:color w:val="0F1115"/>
+              </w:rPr>
+              <w:t>c</w:t>
+            </w:r>
+          </w:p>
+        </w:tc>
+        <w:tc>
+          <w:tcPr>
+            <w:tcW w:w="1843" w:type="dxa"/>
+            <w:vAlign w:val="center"/>
+          </w:tcPr>
+          <w:p>
+            <w:pPr>
+              <w:spacing w:line="375" w:lineRule="atLeast"/>
+              <w:jc w:val="both"/>
+              <w:rPr>
+                <w:rFonts w:cs="Times New Roman"/>
+                <w:color w:val="0F1115"/>
+              </w:rPr>
+            </w:pPr>
+            <w:r>
+              <w:rPr>
+                <w:rFonts w:cs="Times New Roman"/>
+                <w:color w:val="0F1115"/>
+              </w:rPr>
+              <w:t>ERROR_C</w:t>
+            </w:r>
+          </w:p>
+        </w:tc>
+        <w:tc>
+          <w:tcPr>
+            <w:tcW w:w="4388" w:type="dxa"/>
+            <w:vAlign w:val="center"/>
+          </w:tcPr>
+          <w:p>
+            <w:pPr>
+              <w:spacing w:line="375" w:lineRule="atLeast"/>
+              <w:jc w:val="both"/>
+              <w:rPr>
+                <w:rFonts w:cs="Times New Roman"/>
+                <w:color w:val="0F1115"/>
+              </w:rPr>
+            </w:pPr>
+            <w:r>
+              <w:rPr>
+                <w:rFonts w:cs="Times New Roman"/>
+                <w:color w:val="0F1115"/>
+              </w:rPr>
+              <w:t>"</w:t>
+            </w:r>
+            <w:proofErr w:type="spellStart"/>
+            <w:r>
+              <w:rPr>
+                <w:rFonts w:cs="Times New Roman"/>
+                <w:color w:val="0F1115"/>
+              </w:rPr>
+              <w:t>ecc</w:t>
+            </w:r>
+            <w:proofErr w:type="spellEnd"/>
+            <w:r>
+              <w:rPr>
+                <w:rFonts w:cs="Times New Roman"/>
+                <w:color w:val="0F1115"/>
+              </w:rPr>
+              <w:t>" — две согласные (c и c)</w:t>
+            </w:r>
+          </w:p>
+        </w:tc>
+      </w:tr>
+      <w:tr>
+        <w:trPr>
+          <w:trHeight w:val="85"/>
+        </w:trPr>
+        <w:tc>
+          <w:tcPr>
+            <w:tcW w:w="1696" w:type="dxa"/>
+            <w:vAlign w:val="center"/>
+          </w:tcPr>
+          <w:p>
+            <w:pPr>
+              <w:spacing w:line="375" w:lineRule="atLeast"/>
+              <w:jc w:val="both"/>
+              <w:rPr>
+                <w:rFonts w:cs="Times New Roman"/>
+                <w:color w:val="0F1115"/>
+              </w:rPr>
+            </w:pPr>
+            <w:proofErr w:type="spellStart"/>
+            <w:r>
+              <w:rPr>
+                <w:rStyle w:val="a7"/>
+                <w:rFonts w:cs="Times New Roman"/>
+                <w:color w:val="0F1115"/>
+              </w:rPr>
+              <w:t>Vec</w:t>
+            </w:r>
+            <w:proofErr w:type="spellEnd"/>
+          </w:p>
+        </w:tc>
+        <w:tc>
+          <w:tcPr>
+            <w:tcW w:w="1418" w:type="dxa"/>
+            <w:vAlign w:val="center"/>
+          </w:tcPr>
+          <w:p>
+            <w:pPr>
+              <w:spacing w:line="375" w:lineRule="atLeast"/>
+              <w:jc w:val="both"/>
+              <w:rPr>
+                <w:rFonts w:cs="Times New Roman"/>
+                <w:color w:val="0F1115"/>
+              </w:rPr>
+            </w:pPr>
+            <w:r>
+              <w:rPr>
+                <w:rFonts w:cs="Times New Roman"/>
+                <w:color w:val="0F1115"/>
+              </w:rPr>
+              <w:t>d</w:t>
+            </w:r>
+          </w:p>
+        </w:tc>
+        <w:tc>
+          <w:tcPr>
+            <w:tcW w:w="1843" w:type="dxa"/>
+            <w:vAlign w:val="center"/>
+          </w:tcPr>
+          <w:p>
+            <w:pPr>
+              <w:spacing w:line="375" w:lineRule="atLeast"/>
+              <w:jc w:val="both"/>
+              <w:rPr>
+                <w:rFonts w:cs="Times New Roman"/>
+                <w:color w:val="0F1115"/>
+              </w:rPr>
+            </w:pPr>
+            <w:r>
+              <w:rPr>
+                <w:rFonts w:cs="Times New Roman"/>
+                <w:color w:val="0F1115"/>
+              </w:rPr>
+              <w:t>ERROR_C</w:t>
+            </w:r>
+          </w:p>
+        </w:tc>
+        <w:tc>
+          <w:tcPr>
+            <w:tcW w:w="4388" w:type="dxa"/>
+            <w:vAlign w:val="center"/>
+          </w:tcPr>
+          <w:p>
+            <w:pPr>
+              <w:spacing w:line="375" w:lineRule="atLeast"/>
+              <w:jc w:val="both"/>
+              <w:rPr>
+                <w:rFonts w:cs="Times New Roman"/>
+                <w:color w:val="0F1115"/>
+              </w:rPr>
+            </w:pPr>
+            <w:r>
+              <w:rPr>
+                <w:rFonts w:cs="Times New Roman"/>
+                <w:color w:val="0F1115"/>
+              </w:rPr>
+              <w:t>"</w:t>
+            </w:r>
+            <w:proofErr w:type="spellStart"/>
+            <w:r>
+              <w:rPr>
+                <w:rFonts w:cs="Times New Roman"/>
+                <w:color w:val="0F1115"/>
+              </w:rPr>
+              <w:t>ecd</w:t>
+            </w:r>
+            <w:proofErr w:type="spellEnd"/>
+            <w:r>
+              <w:rPr>
+                <w:rFonts w:cs="Times New Roman"/>
+                <w:color w:val="0F1115"/>
+              </w:rPr>
+              <w:t>" — две согласные (c и d)</w:t>
+            </w:r>
+          </w:p>
+        </w:tc>
+      </w:tr>
+      <w:tr>
+        <w:trPr>
+          <w:trHeight w:val="85"/>
+        </w:trPr>
+        <w:tc>
+          <w:tcPr>
+            <w:tcW w:w="1696" w:type="dxa"/>
+            <w:vAlign w:val="center"/>
+          </w:tcPr>
+          <w:p>
+            <w:pPr>
+              <w:spacing w:line="375" w:lineRule="atLeast"/>
+              <w:jc w:val="both"/>
+              <w:rPr>
+                <w:rFonts w:eastAsia="Times New Roman" w:cs="Times New Roman"/>
+                <w:color w:val="0F1115"/>
+              </w:rPr>
+            </w:pPr>
+            <w:r>
+              <w:rPr>
+                <w:rStyle w:val="a7"/>
+                <w:rFonts w:cs="Times New Roman"/>
+                <w:color w:val="0F1115"/>
+              </w:rPr>
+              <w:t>C</w:t>
+            </w:r>
+          </w:p>
+        </w:tc>
+        <w:tc>
+          <w:tcPr>
+            <w:tcW w:w="1418" w:type="dxa"/>
+            <w:vAlign w:val="center"/>
+          </w:tcPr>
+          <w:p>
+            <w:pPr>
+              <w:spacing w:line="375" w:lineRule="atLeast"/>
+              <w:jc w:val="both"/>
+              <w:rPr>
+                <w:rFonts w:cs="Times New Roman"/>
+                <w:color w:val="0F1115"/>
+              </w:rPr>
+            </w:pPr>
+            <w:r>
+              <w:rPr>
+                <w:rFonts w:cs="Times New Roman"/>
+                <w:color w:val="0F1115"/>
+              </w:rPr>
+              <w:t>a</w:t>
+            </w:r>
+          </w:p>
+        </w:tc>
+        <w:tc>
+          <w:tcPr>
+            <w:tcW w:w="1843" w:type="dxa"/>
+            <w:vAlign w:val="center"/>
+          </w:tcPr>
+          <w:p>
+            <w:pPr>
+              <w:spacing w:line="375" w:lineRule="atLeast"/>
+              <w:jc w:val="both"/>
+              <w:rPr>
+                <w:rFonts w:cs="Times New Roman"/>
+                <w:color w:val="0F1115"/>
+              </w:rPr>
+            </w:pPr>
+            <w:r>
+              <w:rPr>
+                <w:rFonts w:cs="Times New Roman"/>
+                <w:color w:val="0F1115"/>
+              </w:rPr>
+              <w:t>V</w:t>
+            </w:r>
+          </w:p>
+        </w:tc>
+        <w:tc>
+          <w:tcPr>
+            <w:tcW w:w="4388" w:type="dxa"/>
+            <w:vAlign w:val="center"/>
+          </w:tcPr>
+          <w:p>
+            <w:pPr>
+              <w:spacing w:line="375" w:lineRule="atLeast"/>
+              <w:jc w:val="both"/>
+              <w:rPr>
+                <w:rFonts w:cs="Times New Roman"/>
+                <w:color w:val="0F1115"/>
+              </w:rPr>
+            </w:pPr>
+            <w:r>
+              <w:rPr>
+                <w:rFonts w:cs="Times New Roman"/>
+                <w:color w:val="0F1115"/>
+              </w:rPr>
+              <w:t>"</w:t>
+            </w:r>
+            <w:proofErr w:type="spellStart"/>
+            <w:r>
+              <w:rPr>
+                <w:rFonts w:cs="Times New Roman"/>
+                <w:color w:val="0F1115"/>
+              </w:rPr>
+              <w:t>ba</w:t>
+            </w:r>
+            <w:proofErr w:type="spellEnd"/>
+            <w:r>
+              <w:rPr>
+                <w:rFonts w:cs="Times New Roman"/>
+                <w:color w:val="0F1115"/>
+              </w:rPr>
+              <w:t>", "</w:t>
+            </w:r>
+            <w:proofErr w:type="spellStart"/>
+            <w:r>
+              <w:rPr>
+                <w:rFonts w:cs="Times New Roman"/>
+                <w:color w:val="0F1115"/>
+              </w:rPr>
+              <w:t>ca</w:t>
+            </w:r>
+            <w:proofErr w:type="spellEnd"/>
+            <w:r>
+              <w:rPr>
+                <w:rFonts w:cs="Times New Roman"/>
+                <w:color w:val="0F1115"/>
+              </w:rPr>
+              <w:t>", "</w:t>
+            </w:r>
+            <w:proofErr w:type="spellStart"/>
+            <w:r>
+              <w:rPr>
+                <w:rFonts w:cs="Times New Roman"/>
+                <w:color w:val="0F1115"/>
+              </w:rPr>
+              <w:t>da</w:t>
+            </w:r>
+            <w:proofErr w:type="spellEnd"/>
+            <w:r>
+              <w:rPr>
+                <w:rFonts w:cs="Times New Roman"/>
+                <w:color w:val="0F1115"/>
+              </w:rPr>
+              <w:t>" — корректно</w:t>
+            </w:r>
+          </w:p>
+        </w:tc>
+      </w:tr>
+      <w:tr>
+        <w:trPr>
+          <w:trHeight w:val="85"/>
+        </w:trPr>
+        <w:tc>
+          <w:tcPr>
+            <w:tcW w:w="1696" w:type="dxa"/>
+            <w:vAlign w:val="center"/>
+          </w:tcPr>
+          <w:p>
+            <w:pPr>
+              <w:spacing w:line="375" w:lineRule="atLeast"/>
+              <w:jc w:val="both"/>
+              <w:rPr>
+                <w:rFonts w:cs="Times New Roman"/>
+                <w:color w:val="0F1115"/>
+              </w:rPr>
+            </w:pPr>
+            <w:r>
+              <w:rPr>
+                <w:rStyle w:val="a7"/>
+                <w:rFonts w:cs="Times New Roman"/>
+                <w:color w:val="0F1115"/>
+              </w:rPr>
+              <w:t>C</w:t>
+            </w:r>
+          </w:p>
+        </w:tc>
+        <w:tc>
+          <w:tcPr>
+            <w:tcW w:w="1418" w:type="dxa"/>
+            <w:vAlign w:val="center"/>
+          </w:tcPr>
+          <w:p>
+            <w:pPr>
+              <w:spacing w:line="375" w:lineRule="atLeast"/>
+              <w:jc w:val="both"/>
+              <w:rPr>
+                <w:rFonts w:cs="Times New Roman"/>
+                <w:color w:val="0F1115"/>
+              </w:rPr>
+            </w:pPr>
+            <w:r>
+              <w:rPr>
+                <w:rFonts w:cs="Times New Roman"/>
+                <w:color w:val="0F1115"/>
+              </w:rPr>
+              <w:t>e</w:t>
+            </w:r>
+          </w:p>
+        </w:tc>
+        <w:tc>
+          <w:tcPr>
+            <w:tcW w:w="1843" w:type="dxa"/>
+            <w:vAlign w:val="center"/>
+          </w:tcPr>
+          <w:p>
+            <w:pPr>
+              <w:spacing w:line="375" w:lineRule="atLeast"/>
+              <w:jc w:val="both"/>
+              <w:rPr>
+                <w:rFonts w:cs="Times New Roman"/>
+                <w:color w:val="0F1115"/>
+              </w:rPr>
+            </w:pPr>
+            <w:r>
+              <w:rPr>
+                <w:rFonts w:cs="Times New Roman"/>
+                <w:color w:val="0F1115"/>
+              </w:rPr>
+              <w:t>V</w:t>
+            </w:r>
+          </w:p>
+        </w:tc>
+        <w:tc>
+          <w:tcPr>
+            <w:tcW w:w="4388" w:type="dxa"/>
+            <w:vAlign w:val="center"/>
+          </w:tcPr>
+          <w:p>
+            <w:pPr>
+              <w:spacing w:line="375" w:lineRule="atLeast"/>
+              <w:jc w:val="both"/>
+              <w:rPr>
+                <w:rFonts w:cs="Times New Roman"/>
+                <w:color w:val="0F1115"/>
+              </w:rPr>
+            </w:pPr>
+            <w:r>
+              <w:rPr>
+                <w:rFonts w:cs="Times New Roman"/>
+                <w:color w:val="0F1115"/>
+              </w:rPr>
+              <w:t>"</w:t>
+            </w:r>
+            <w:proofErr w:type="spellStart"/>
+            <w:r>
+              <w:rPr>
+                <w:rFonts w:cs="Times New Roman"/>
+                <w:color w:val="0F1115"/>
+              </w:rPr>
+              <w:t>be</w:t>
+            </w:r>
+            <w:proofErr w:type="spellEnd"/>
+            <w:r>
+              <w:rPr>
+                <w:rFonts w:cs="Times New Roman"/>
+                <w:color w:val="0F1115"/>
+              </w:rPr>
+              <w:t>", "</w:t>
+            </w:r>
+            <w:proofErr w:type="spellStart"/>
+            <w:r>
+              <w:rPr>
+                <w:rFonts w:cs="Times New Roman"/>
+                <w:color w:val="0F1115"/>
+              </w:rPr>
+              <w:t>ce</w:t>
+            </w:r>
+            <w:proofErr w:type="spellEnd"/>
+            <w:r>
+              <w:rPr>
+                <w:rFonts w:cs="Times New Roman"/>
+                <w:color w:val="0F1115"/>
+              </w:rPr>
+              <w:t>", "</w:t>
+            </w:r>
+            <w:proofErr w:type="spellStart"/>
+            <w:r>
+              <w:rPr>
+                <w:rFonts w:cs="Times New Roman"/>
+                <w:color w:val="0F1115"/>
+              </w:rPr>
+              <w:t>de</w:t>
+            </w:r>
+            <w:proofErr w:type="spellEnd"/>
+            <w:r>
+              <w:rPr>
+                <w:rFonts w:cs="Times New Roman"/>
+                <w:color w:val="0F1115"/>
+              </w:rPr>
+              <w:t>" — корректно</w:t>
+            </w:r>
+          </w:p>
+        </w:tc>
+      </w:tr>
+      <w:tr>
+        <w:trPr>
+          <w:trHeight w:val="85"/>
+        </w:trPr>
+        <w:tc>
+          <w:tcPr>
+            <w:tcW w:w="1696" w:type="dxa"/>
+            <w:vAlign w:val="center"/>
+          </w:tcPr>
+          <w:p>
+            <w:pPr>
+              <w:spacing w:line="375" w:lineRule="atLeast"/>
+              <w:jc w:val="both"/>
+              <w:rPr>
+                <w:rFonts w:cs="Times New Roman"/>
+                <w:color w:val="0F1115"/>
+              </w:rPr>
+            </w:pPr>
+            <w:r>
+              <w:rPr>
+                <w:rStyle w:val="a7"/>
+                <w:rFonts w:cs="Times New Roman"/>
+                <w:color w:val="0F1115"/>
+              </w:rPr>
+              <w:t>C</w:t>
+            </w:r>
+          </w:p>
+        </w:tc>
+        <w:tc>
+          <w:tcPr>
+            <w:tcW w:w="1418" w:type="dxa"/>
+            <w:vAlign w:val="center"/>
+          </w:tcPr>
+          <w:p>
+            <w:pPr>
+              <w:spacing w:line="375" w:lineRule="atLeast"/>
+              <w:jc w:val="both"/>
+              <w:rPr>
+                <w:rFonts w:cs="Times New Roman"/>
+                <w:color w:val="0F1115"/>
+              </w:rPr>
+            </w:pPr>
+            <w:r>
+              <w:rPr>
+                <w:rFonts w:cs="Times New Roman"/>
+                <w:color w:val="0F1115"/>
+              </w:rPr>
+              <w:t>b</w:t>
+            </w:r>
+          </w:p>
+        </w:tc>
+        <w:tc>
+          <w:tcPr>
+            <w:tcW w:w="1843" w:type="dxa"/>
+            <w:vAlign w:val="center"/>
+          </w:tcPr>
+          <w:p>
+            <w:pPr>
+              <w:spacing w:line="375" w:lineRule="atLeast"/>
+              <w:jc w:val="both"/>
+              <w:rPr>
+                <w:rFonts w:cs="Times New Roman"/>
+                <w:color w:val="0F1115"/>
+              </w:rPr>
+            </w:pPr>
+            <w:r>
+              <w:rPr>
+                <w:rFonts w:cs="Times New Roman"/>
+                <w:color w:val="0F1115"/>
+              </w:rPr>
+              <w:t>ERROR_C</w:t>
+            </w:r>
+          </w:p>
+        </w:tc>
+        <w:tc>
+          <w:tcPr>
+            <w:tcW w:w="4388" w:type="dxa"/>
+            <w:vAlign w:val="center"/>
+          </w:tcPr>
+          <w:p>
+            <w:pPr>
+              <w:spacing w:line="375" w:lineRule="atLeast"/>
+              <w:jc w:val="both"/>
+              <w:rPr>
+                <w:rFonts w:cs="Times New Roman"/>
+                <w:color w:val="0F1115"/>
+              </w:rPr>
+            </w:pPr>
+            <w:r>
+              <w:rPr>
+                <w:rFonts w:cs="Times New Roman"/>
+                <w:color w:val="0F1115"/>
+              </w:rPr>
+              <w:t>"</w:t>
+            </w:r>
+            <w:proofErr w:type="spellStart"/>
+            <w:r>
+              <w:rPr>
+                <w:rFonts w:cs="Times New Roman"/>
+                <w:color w:val="0F1115"/>
+              </w:rPr>
+              <w:t>bb</w:t>
+            </w:r>
+            <w:proofErr w:type="spellEnd"/>
+            <w:r>
+              <w:rPr>
+                <w:rFonts w:cs="Times New Roman"/>
+                <w:color w:val="0F1115"/>
+              </w:rPr>
+              <w:t>", "</w:t>
+            </w:r>
+            <w:proofErr w:type="spellStart"/>
+            <w:r>
+              <w:rPr>
+                <w:rFonts w:cs="Times New Roman"/>
+                <w:color w:val="0F1115"/>
+              </w:rPr>
+              <w:t>cb</w:t>
+            </w:r>
+            <w:proofErr w:type="spellEnd"/>
+            <w:r>
+              <w:rPr>
+                <w:rFonts w:cs="Times New Roman"/>
+                <w:color w:val="0F1115"/>
+              </w:rPr>
+              <w:t>", "</w:t>
+            </w:r>
+            <w:proofErr w:type="spellStart"/>
+            <w:r>
+              <w:rPr>
+                <w:rFonts w:cs="Times New Roman"/>
+                <w:color w:val="0F1115"/>
+              </w:rPr>
+              <w:t>db</w:t>
+            </w:r>
+            <w:proofErr w:type="spellEnd"/>
+            <w:r>
+              <w:rPr>
+                <w:rFonts w:cs="Times New Roman"/>
+                <w:color w:val="0F1115"/>
+              </w:rPr>
+              <w:t>" — две согласные</w:t>
+            </w:r>
+          </w:p>
+        </w:tc>
+      </w:tr>
+      <w:tr>
+        <w:trPr>
+          <w:trHeight w:val="85"/>
+        </w:trPr>
+        <w:tc>
+          <w:tcPr>
+            <w:tcW w:w="1696" w:type="dxa"/>
+            <w:vAlign w:val="center"/>
+          </w:tcPr>
+          <w:p>
+            <w:pPr>
+              <w:spacing w:line="375" w:lineRule="atLeast"/>
+              <w:jc w:val="both"/>
+              <w:rPr>
+                <w:rFonts w:cs="Times New Roman"/>
+                <w:color w:val="0F1115"/>
+              </w:rPr>
+            </w:pPr>
+            <w:r>
+              <w:rPr>
+                <w:rStyle w:val="a7"/>
+                <w:rFonts w:cs="Times New Roman"/>
+                <w:color w:val="0F1115"/>
+              </w:rPr>
+              <w:t>C</w:t>
+            </w:r>
+          </w:p>
+        </w:tc>
+        <w:tc>
+          <w:tcPr>
+            <w:tcW w:w="1418" w:type="dxa"/>
+            <w:vAlign w:val="center"/>
+          </w:tcPr>
+          <w:p>
+            <w:pPr>
+              <w:spacing w:line="375" w:lineRule="atLeast"/>
+              <w:jc w:val="both"/>
+              <w:rPr>
+                <w:rFonts w:cs="Times New Roman"/>
+                <w:color w:val="0F1115"/>
+              </w:rPr>
+            </w:pPr>
+            <w:r>
+              <w:rPr>
+                <w:rFonts w:cs="Times New Roman"/>
+                <w:color w:val="0F1115"/>
+              </w:rPr>
+              <w:t>c</w:t>
+            </w:r>
+          </w:p>
+        </w:tc>
+        <w:tc>
+          <w:tcPr>
+            <w:tcW w:w="1843" w:type="dxa"/>
+            <w:vAlign w:val="center"/>
+          </w:tcPr>
+          <w:p>
+            <w:pPr>
+              <w:spacing w:line="375" w:lineRule="atLeast"/>
+              <w:jc w:val="both"/>
+              <w:rPr>
+                <w:rFonts w:cs="Times New Roman"/>
+                <w:color w:val="0F1115"/>
+              </w:rPr>
+            </w:pPr>
+            <w:r>
+              <w:rPr>
+                <w:rFonts w:cs="Times New Roman"/>
+                <w:color w:val="0F1115"/>
+              </w:rPr>
+              <w:t>ERROR_C</w:t>
+            </w:r>
+          </w:p>
+        </w:tc>
+        <w:tc>
+          <w:tcPr>
+            <w:tcW w:w="4388" w:type="dxa"/>
+            <w:vAlign w:val="center"/>
+          </w:tcPr>
+          <w:p>
+            <w:pPr>
+              <w:spacing w:line="375" w:lineRule="atLeast"/>
+              <w:jc w:val="both"/>
+              <w:rPr>
+                <w:rFonts w:cs="Times New Roman"/>
+                <w:color w:val="0F1115"/>
+              </w:rPr>
+            </w:pPr>
+            <w:r>
+              <w:rPr>
+                <w:rFonts w:cs="Times New Roman"/>
+                <w:color w:val="0F1115"/>
+              </w:rPr>
+              <w:t>"</w:t>
+            </w:r>
+            <w:proofErr w:type="spellStart"/>
+            <w:r>
+              <w:rPr>
+                <w:rFonts w:cs="Times New Roman"/>
+                <w:color w:val="0F1115"/>
+              </w:rPr>
+              <w:t>bc</w:t>
+            </w:r>
+            <w:proofErr w:type="spellEnd"/>
+            <w:r>
+              <w:rPr>
+                <w:rFonts w:cs="Times New Roman"/>
+                <w:color w:val="0F1115"/>
+              </w:rPr>
+              <w:t>", "</w:t>
+            </w:r>
+            <w:proofErr w:type="spellStart"/>
+            <w:r>
+              <w:rPr>
+                <w:rFonts w:cs="Times New Roman"/>
+                <w:color w:val="0F1115"/>
+              </w:rPr>
+              <w:t>cc</w:t>
+            </w:r>
+            <w:proofErr w:type="spellEnd"/>
+            <w:r>
+              <w:rPr>
+                <w:rFonts w:cs="Times New Roman"/>
+                <w:color w:val="0F1115"/>
+              </w:rPr>
+              <w:t>", "</w:t>
+            </w:r>
+            <w:proofErr w:type="spellStart"/>
+            <w:r>
+              <w:rPr>
+                <w:rFonts w:cs="Times New Roman"/>
+                <w:color w:val="0F1115"/>
+              </w:rPr>
+              <w:t>dc</w:t>
+            </w:r>
+            <w:proofErr w:type="spellEnd"/>
+            <w:r>
+              <w:rPr>
+                <w:rFonts w:cs="Times New Roman"/>
+                <w:color w:val="0F1115"/>
+              </w:rPr>
+              <w:t>" — две согласные</w:t>
+            </w:r>
+          </w:p>
+        </w:tc>
+      </w:tr>
+      <w:tr>
+        <w:trPr>
+          <w:trHeight w:val="85"/>
+        </w:trPr>
+        <w:tc>
+          <w:tcPr>
+            <w:tcW w:w="1696" w:type="dxa"/>
+            <w:vAlign w:val="center"/>
+          </w:tcPr>
+          <w:p>
+            <w:pPr>
+              <w:spacing w:line="375" w:lineRule="atLeast"/>
+              <w:jc w:val="both"/>
+              <w:rPr>
+                <w:rFonts w:cs="Times New Roman"/>
+                <w:color w:val="0F1115"/>
+              </w:rPr>
+            </w:pPr>
+            <w:r>
+              <w:rPr>
+                <w:rStyle w:val="a7"/>
+                <w:rFonts w:cs="Times New Roman"/>
+                <w:color w:val="0F1115"/>
+              </w:rPr>
+              <w:t>C</w:t>
+            </w:r>
+          </w:p>
+        </w:tc>
+        <w:tc>
+          <w:tcPr>
+            <w:tcW w:w="1418" w:type="dxa"/>
+            <w:vAlign w:val="center"/>
+          </w:tcPr>
+          <w:p>
+            <w:pPr>
+              <w:spacing w:line="375" w:lineRule="atLeast"/>
+              <w:jc w:val="both"/>
+              <w:rPr>
+                <w:rFonts w:cs="Times New Roman"/>
+                <w:color w:val="0F1115"/>
+              </w:rPr>
+            </w:pPr>
+            <w:r>
+              <w:rPr>
+                <w:rFonts w:cs="Times New Roman"/>
+                <w:color w:val="0F1115"/>
+              </w:rPr>
+              <w:t>d</w:t>
+            </w:r>
+          </w:p>
+        </w:tc>
+        <w:tc>
+          <w:tcPr>
+            <w:tcW w:w="1843" w:type="dxa"/>
+            <w:vAlign w:val="center"/>
+          </w:tcPr>
+          <w:p>
+            <w:pPr>
+              <w:spacing w:line="375" w:lineRule="atLeast"/>
+              <w:jc w:val="both"/>
+              <w:rPr>
+                <w:rFonts w:cs="Times New Roman"/>
+                <w:color w:val="0F1115"/>
+              </w:rPr>
+            </w:pPr>
+            <w:r>
+              <w:rPr>
+                <w:rFonts w:cs="Times New Roman"/>
+                <w:color w:val="0F1115"/>
+              </w:rPr>
+              <w:t>ERROR_C</w:t>
+            </w:r>
+          </w:p>
+        </w:tc>
+        <w:tc>
+          <w:tcPr>
+            <w:tcW w:w="4388" w:type="dxa"/>
+            <w:vAlign w:val="center"/>
+          </w:tcPr>
+          <w:p>
+            <w:pPr>
+              <w:spacing w:line="375" w:lineRule="atLeast"/>
+              <w:jc w:val="both"/>
+              <w:rPr>
+                <w:rFonts w:cs="Times New Roman"/>
+                <w:color w:val="0F1115"/>
+              </w:rPr>
+            </w:pPr>
+            <w:r>
+              <w:rPr>
+                <w:rFonts w:cs="Times New Roman"/>
+                <w:color w:val="0F1115"/>
+              </w:rPr>
+              <w:t>"</w:t>
+            </w:r>
+            <w:proofErr w:type="spellStart"/>
+            <w:r>
+              <w:rPr>
+                <w:rFonts w:cs="Times New Roman"/>
+                <w:color w:val="0F1115"/>
+              </w:rPr>
+              <w:t>bd</w:t>
+            </w:r>
+            <w:proofErr w:type="spellEnd"/>
+            <w:r>
+              <w:rPr>
+                <w:rFonts w:cs="Times New Roman"/>
+                <w:color w:val="0F1115"/>
+              </w:rPr>
+              <w:t>", "</w:t>
+            </w:r>
+            <w:proofErr w:type="spellStart"/>
+            <w:r>
+              <w:rPr>
+                <w:rFonts w:cs="Times New Roman"/>
+                <w:color w:val="0F1115"/>
+              </w:rPr>
+              <w:t>cd</w:t>
+            </w:r>
+            <w:proofErr w:type="spellEnd"/>
+            <w:r>
+              <w:rPr>
+                <w:rFonts w:cs="Times New Roman"/>
+                <w:color w:val="0F1115"/>
+              </w:rPr>
+              <w:t>", "</w:t>
+            </w:r>
+            <w:proofErr w:type="spellStart"/>
+            <w:r>
+              <w:rPr>
+                <w:rFonts w:cs="Times New Roman"/>
+                <w:color w:val="0F1115"/>
+              </w:rPr>
+              <w:t>dd</w:t>
+            </w:r>
+            <w:proofErr w:type="spellEnd"/>
+            <w:r>
+              <w:rPr>
+                <w:rFonts w:cs="Times New Roman"/>
+                <w:color w:val="0F1115"/>
+              </w:rPr>
+              <w:t>" — две согласные</w:t>
+            </w:r>
+          </w:p>
+        </w:tc>
+      </w:tr>
+      <w:tr>
+        <w:trPr>
+          <w:trHeight w:val="85"/>
+        </w:trPr>
+        <w:tc>
+          <w:tcPr>
+            <w:tcW w:w="1696" w:type="dxa"/>
+            <w:vAlign w:val="center"/>
+          </w:tcPr>
+          <w:p>
+            <w:pPr>
+              <w:spacing w:line="375" w:lineRule="atLeast"/>
+              <w:jc w:val="both"/>
+              <w:rPr>
+                <w:rFonts w:eastAsia="Times New Roman" w:cs="Times New Roman"/>
+                <w:color w:val="0F1115"/>
+              </w:rPr>
+            </w:pPr>
+            <w:r>
+              <w:rPr>
+                <w:rStyle w:val="a7"/>
+                <w:rFonts w:cs="Times New Roman"/>
+                <w:color w:val="0F1115"/>
+              </w:rPr>
+              <w:t>V</w:t>
+            </w:r>
+          </w:p>
+        </w:tc>
+        <w:tc>
+          <w:tcPr>
+            <w:tcW w:w="1418" w:type="dxa"/>
+            <w:vAlign w:val="center"/>
+          </w:tcPr>
+          <w:p>
+            <w:pPr>
+              <w:spacing w:line="375" w:lineRule="atLeast"/>
+              <w:jc w:val="both"/>
+              <w:rPr>
+                <w:rFonts w:cs="Times New Roman"/>
+                <w:color w:val="0F1115"/>
+              </w:rPr>
+            </w:pPr>
+            <w:r>
+              <w:rPr>
+                <w:rFonts w:cs="Times New Roman"/>
+                <w:color w:val="0F1115"/>
+              </w:rPr>
+              <w:t>a</w:t>
+            </w:r>
+          </w:p>
+        </w:tc>
+        <w:tc>
+          <w:tcPr>
+            <w:tcW w:w="1843" w:type="dxa"/>
+            <w:vAlign w:val="center"/>
+          </w:tcPr>
+          <w:p>
+            <w:pPr>
+              <w:spacing w:line="375" w:lineRule="atLeast"/>
+              <w:jc w:val="both"/>
+              <w:rPr>
+                <w:rFonts w:cs="Times New Roman"/>
+                <w:color w:val="0F1115"/>
+              </w:rPr>
+            </w:pPr>
+            <w:r>
+              <w:rPr>
+                <w:rFonts w:cs="Times New Roman"/>
+                <w:color w:val="0F1115"/>
+              </w:rPr>
+              <w:t>ERROR_V</w:t>
+            </w:r>
+          </w:p>
+        </w:tc>
+        <w:tc>
+          <w:tcPr>
+            <w:tcW w:w="4388" w:type="dxa"/>
+            <w:vAlign w:val="center"/>
+          </w:tcPr>
+          <w:p>
+            <w:pPr>
+              <w:spacing w:line="375" w:lineRule="atLeast"/>
+              <w:jc w:val="both"/>
+              <w:rPr>
+                <w:rFonts w:cs="Times New Roman"/>
+                <w:color w:val="0F1115"/>
+              </w:rPr>
+            </w:pPr>
+            <w:r>
+              <w:rPr>
+                <w:rFonts w:cs="Times New Roman"/>
+                <w:color w:val="0F1115"/>
+              </w:rPr>
+              <w:t>две гласные</w:t>
+            </w:r>
+          </w:p>
+        </w:tc>
+      </w:tr>
+      <w:tr>
+        <w:trPr>
+          <w:trHeight w:val="85"/>
+        </w:trPr>
+        <w:tc>
+          <w:tcPr>
+            <w:tcW w:w="1696" w:type="dxa"/>
+            <w:vAlign w:val="center"/>
+          </w:tcPr>
+          <w:p>
+            <w:pPr>
+              <w:spacing w:line="375" w:lineRule="atLeast"/>
+              <w:jc w:val="both"/>
+              <w:rPr>
+                <w:rFonts w:cs="Times New Roman"/>
+                <w:color w:val="0F1115"/>
+              </w:rPr>
+            </w:pPr>
+            <w:r>
+              <w:rPr>
+                <w:rStyle w:val="a7"/>
+                <w:rFonts w:cs="Times New Roman"/>
+                <w:color w:val="0F1115"/>
+              </w:rPr>
+              <w:t>V</w:t>
+            </w:r>
+          </w:p>
+        </w:tc>
+        <w:tc>
+          <w:tcPr>
+            <w:tcW w:w="1418" w:type="dxa"/>
+            <w:vAlign w:val="center"/>
+          </w:tcPr>
+          <w:p>
+            <w:pPr>
+              <w:spacing w:line="375" w:lineRule="atLeast"/>
+              <w:jc w:val="both"/>
+              <w:rPr>
+                <w:rFonts w:cs="Times New Roman"/>
+                <w:color w:val="0F1115"/>
+              </w:rPr>
+            </w:pPr>
+            <w:r>
+              <w:rPr>
+                <w:rFonts w:cs="Times New Roman"/>
+                <w:color w:val="0F1115"/>
+              </w:rPr>
+              <w:t>e</w:t>
+            </w:r>
+          </w:p>
+        </w:tc>
+        <w:tc>
+          <w:tcPr>
+            <w:tcW w:w="1843" w:type="dxa"/>
+            <w:vAlign w:val="center"/>
+          </w:tcPr>
+          <w:p>
+            <w:pPr>
+              <w:spacing w:line="375" w:lineRule="atLeast"/>
+              <w:jc w:val="both"/>
+              <w:rPr>
+                <w:rFonts w:cs="Times New Roman"/>
+                <w:color w:val="0F1115"/>
+              </w:rPr>
+            </w:pPr>
+            <w:r>
+              <w:rPr>
+                <w:rFonts w:cs="Times New Roman"/>
+                <w:color w:val="0F1115"/>
+              </w:rPr>
+              <w:t>ERROR_V</w:t>
+            </w:r>
+          </w:p>
+        </w:tc>
+        <w:tc>
+          <w:tcPr>
+            <w:tcW w:w="4388" w:type="dxa"/>
+            <w:vAlign w:val="center"/>
+          </w:tcPr>
+          <w:p>
+            <w:pPr>
+              <w:spacing w:line="375" w:lineRule="atLeast"/>
+              <w:jc w:val="both"/>
+              <w:rPr>
+                <w:rFonts w:cs="Times New Roman"/>
+                <w:color w:val="0F1115"/>
+              </w:rPr>
+            </w:pPr>
+            <w:r>
+              <w:rPr>
+                <w:rFonts w:cs="Times New Roman"/>
+                <w:color w:val="0F1115"/>
+              </w:rPr>
+              <w:t>две гласные</w:t>
+            </w:r>
+          </w:p>
+        </w:tc>
+      </w:tr>
+      <w:tr>
+        <w:trPr>
+          <w:trHeight w:val="85"/>
+        </w:trPr>
+        <w:tc>
+          <w:tcPr>
+            <w:tcW w:w="1696" w:type="dxa"/>
+            <w:vAlign w:val="center"/>
+          </w:tcPr>
+          <w:p>
+            <w:pPr>
+              <w:spacing w:line="375" w:lineRule="atLeast"/>
+              <w:jc w:val="both"/>
+              <w:rPr>
+                <w:rFonts w:cs="Times New Roman"/>
+                <w:color w:val="0F1115"/>
+              </w:rPr>
+            </w:pPr>
+            <w:r>
+              <w:rPr>
+                <w:rStyle w:val="a7"/>
+                <w:rFonts w:cs="Times New Roman"/>
+                <w:color w:val="0F1115"/>
+              </w:rPr>
+              <w:t>V</w:t>
+            </w:r>
+          </w:p>
+        </w:tc>
+        <w:tc>
+          <w:tcPr>
+            <w:tcW w:w="1418" w:type="dxa"/>
+            <w:vAlign w:val="center"/>
+          </w:tcPr>
+          <w:p>
+            <w:pPr>
+              <w:spacing w:line="375" w:lineRule="atLeast"/>
+              <w:jc w:val="both"/>
+              <w:rPr>
+                <w:rFonts w:cs="Times New Roman"/>
+                <w:color w:val="0F1115"/>
+              </w:rPr>
+            </w:pPr>
+            <w:r>
+              <w:rPr>
+                <w:rFonts w:cs="Times New Roman"/>
+                <w:color w:val="0F1115"/>
+              </w:rPr>
+              <w:t>b</w:t>
+            </w:r>
+          </w:p>
+        </w:tc>
+        <w:tc>
+          <w:tcPr>
+            <w:tcW w:w="1843" w:type="dxa"/>
+            <w:vAlign w:val="center"/>
+          </w:tcPr>
+          <w:p>
+            <w:pPr>
+              <w:spacing w:line="375" w:lineRule="atLeast"/>
+              <w:jc w:val="both"/>
+              <w:rPr>
+                <w:rFonts w:cs="Times New Roman"/>
+                <w:color w:val="0F1115"/>
+              </w:rPr>
+            </w:pPr>
+            <w:r>
+              <w:rPr>
+                <w:rFonts w:cs="Times New Roman"/>
+                <w:color w:val="0F1115"/>
+              </w:rPr>
+              <w:t>C</w:t>
+            </w:r>
+          </w:p>
+        </w:tc>
+        <w:tc>
+          <w:tcPr>
+            <w:tcW w:w="4388" w:type="dxa"/>
+            <w:vAlign w:val="center"/>
+          </w:tcPr>
+          <w:p>
+            <w:pPr>
+              <w:spacing w:line="375" w:lineRule="atLeast"/>
+              <w:jc w:val="both"/>
+              <w:rPr>
+                <w:rFonts w:cs="Times New Roman"/>
+                <w:color w:val="0F1115"/>
+              </w:rPr>
+            </w:pPr>
+            <w:r>
+              <w:rPr>
+                <w:rFonts w:cs="Times New Roman"/>
+                <w:color w:val="0F1115"/>
+              </w:rPr>
+              <w:t>корректно</w:t>
+            </w:r>
+          </w:p>
+        </w:tc>
+      </w:tr>
+      <w:tr>
+        <w:trPr>
+          <w:trHeight w:val="85"/>
+        </w:trPr>
+        <w:tc>
+          <w:tcPr>
+            <w:tcW w:w="1696" w:type="dxa"/>
+            <w:vAlign w:val="center"/>
+          </w:tcPr>
+          <w:p>
+            <w:pPr>
+              <w:spacing w:line="375" w:lineRule="atLeast"/>
+              <w:jc w:val="both"/>
+              <w:rPr>
+                <w:rFonts w:cs="Times New Roman"/>
+                <w:color w:val="0F1115"/>
+              </w:rPr>
+            </w:pPr>
+            <w:r>
+              <w:rPr>
+                <w:rStyle w:val="a7"/>
+                <w:rFonts w:cs="Times New Roman"/>
+                <w:color w:val="0F1115"/>
+              </w:rPr>
+              <w:t>V</w:t>
+            </w:r>
+          </w:p>
+        </w:tc>
+        <w:tc>
+          <w:tcPr>
+            <w:tcW w:w="1418" w:type="dxa"/>
+            <w:vAlign w:val="center"/>
+          </w:tcPr>
+          <w:p>
+            <w:pPr>
+              <w:spacing w:line="375" w:lineRule="atLeast"/>
+              <w:jc w:val="both"/>
+              <w:rPr>
+                <w:rFonts w:cs="Times New Roman"/>
+                <w:color w:val="0F1115"/>
+              </w:rPr>
+            </w:pPr>
+            <w:r>
+              <w:rPr>
+                <w:rFonts w:cs="Times New Roman"/>
+                <w:color w:val="0F1115"/>
+              </w:rPr>
+              <w:t>c</w:t>
+            </w:r>
+          </w:p>
+        </w:tc>
+        <w:tc>
+          <w:tcPr>
+            <w:tcW w:w="1843" w:type="dxa"/>
+            <w:vAlign w:val="center"/>
+          </w:tcPr>
+          <w:p>
+            <w:pPr>
+              <w:spacing w:line="375" w:lineRule="atLeast"/>
+              <w:jc w:val="both"/>
+              <w:rPr>
+                <w:rFonts w:cs="Times New Roman"/>
+                <w:color w:val="0F1115"/>
+              </w:rPr>
+            </w:pPr>
+            <w:r>
+              <w:rPr>
+                <w:rFonts w:cs="Times New Roman"/>
+                <w:color w:val="0F1115"/>
+              </w:rPr>
+              <w:t>C</w:t>
+            </w:r>
+          </w:p>
+        </w:tc>
+        <w:tc>
+          <w:tcPr>
+            <w:tcW w:w="4388" w:type="dxa"/>
+            <w:vAlign w:val="center"/>
+          </w:tcPr>
+          <w:p>
+            <w:pPr>
+              <w:spacing w:line="375" w:lineRule="atLeast"/>
+              <w:jc w:val="both"/>
+              <w:rPr>
+                <w:rFonts w:cs="Times New Roman"/>
+                <w:color w:val="0F1115"/>
+              </w:rPr>
+            </w:pPr>
+            <w:r>
+              <w:rPr>
+                <w:rFonts w:cs="Times New Roman"/>
+                <w:color w:val="0F1115"/>
+              </w:rPr>
+              <w:t xml:space="preserve">корректно </w:t>
+            </w:r>
+          </w:p>
+        </w:tc>
+      </w:tr>
+      <w:tr>
+        <w:trPr>
+          <w:trHeight w:val="85"/>
+        </w:trPr>
+        <w:tc>
+          <w:tcPr>
+            <w:tcW w:w="1696" w:type="dxa"/>
+            <w:vAlign w:val="center"/>
+          </w:tcPr>
+          <w:p>
+            <w:pPr>
+              <w:spacing w:line="375" w:lineRule="atLeast"/>
+              <w:jc w:val="both"/>
+              <w:rPr>
+                <w:rFonts w:cs="Times New Roman"/>
+                <w:color w:val="0F1115"/>
+              </w:rPr>
+            </w:pPr>
+            <w:r>
+              <w:rPr>
+                <w:rStyle w:val="a7"/>
+                <w:rFonts w:cs="Times New Roman"/>
+                <w:color w:val="0F1115"/>
+              </w:rPr>
+              <w:t>V</w:t>
+            </w:r>
+          </w:p>
+        </w:tc>
+        <w:tc>
+          <w:tcPr>
+            <w:tcW w:w="1418" w:type="dxa"/>
+            <w:vAlign w:val="center"/>
+          </w:tcPr>
+          <w:p>
+            <w:pPr>
+              <w:spacing w:line="375" w:lineRule="atLeast"/>
+              <w:jc w:val="both"/>
+              <w:rPr>
+                <w:rFonts w:cs="Times New Roman"/>
+                <w:color w:val="0F1115"/>
+              </w:rPr>
+            </w:pPr>
+            <w:r>
+              <w:rPr>
+                <w:rFonts w:cs="Times New Roman"/>
+                <w:color w:val="0F1115"/>
+              </w:rPr>
+              <w:t>d</w:t>
+            </w:r>
+          </w:p>
+        </w:tc>
+        <w:tc>
+          <w:tcPr>
+            <w:tcW w:w="1843" w:type="dxa"/>
+            <w:vAlign w:val="center"/>
+          </w:tcPr>
+          <w:p>
+            <w:pPr>
+              <w:spacing w:line="375" w:lineRule="atLeast"/>
+              <w:jc w:val="both"/>
+              <w:rPr>
+                <w:rFonts w:cs="Times New Roman"/>
+                <w:color w:val="0F1115"/>
+              </w:rPr>
+            </w:pPr>
+            <w:r>
+              <w:rPr>
+                <w:rFonts w:cs="Times New Roman"/>
+                <w:color w:val="0F1115"/>
+              </w:rPr>
+              <w:t>C</w:t>
+            </w:r>
+          </w:p>
+        </w:tc>
+        <w:tc>
+          <w:tcPr>
+            <w:tcW w:w="4388" w:type="dxa"/>
+            <w:vAlign w:val="center"/>
+          </w:tcPr>
+          <w:p>
+            <w:pPr>
+              <w:spacing w:line="375" w:lineRule="atLeast"/>
+              <w:jc w:val="both"/>
+              <w:rPr>
+                <w:rFonts w:cs="Times New Roman"/>
+                <w:color w:val="0F1115"/>
+              </w:rPr>
+            </w:pPr>
+            <w:r>
+              <w:rPr>
+                <w:rFonts w:cs="Times New Roman"/>
+                <w:color w:val="0F1115"/>
+              </w:rPr>
+              <w:t>корректно</w:t>
+            </w:r>
+          </w:p>
+        </w:tc>
+      </w:tr>
+      <w:tr>
+        <w:trPr>
+          <w:trHeight w:val="85"/>
+        </w:trPr>
+        <w:tc>
+          <w:tcPr>
+            <w:tcW w:w="1696" w:type="dxa"/>
+            <w:vAlign w:val="center"/>
+          </w:tcPr>
+          <w:p>
+            <w:pPr>
+              <w:spacing w:line="375" w:lineRule="atLeast"/>
+              <w:jc w:val="both"/>
+              <w:rPr>
+                <w:rFonts w:eastAsia="Times New Roman" w:cs="Times New Roman"/>
+                <w:color w:val="0F1115"/>
+              </w:rPr>
+            </w:pPr>
+            <w:r>
+              <w:rPr>
+                <w:rStyle w:val="a7"/>
+                <w:rFonts w:cs="Times New Roman"/>
+                <w:color w:val="0F1115"/>
+              </w:rPr>
+              <w:lastRenderedPageBreak/>
+              <w:t>ERROR_V</w:t>
+            </w:r>
+          </w:p>
+        </w:tc>
+        <w:tc>
+          <w:tcPr>
+            <w:tcW w:w="1418" w:type="dxa"/>
+            <w:vAlign w:val="center"/>
+          </w:tcPr>
+          <w:p>
+            <w:pPr>
+              <w:spacing w:line="375" w:lineRule="atLeast"/>
+              <w:jc w:val="both"/>
+              <w:rPr>
+                <w:rFonts w:cs="Times New Roman"/>
+                <w:color w:val="0F1115"/>
+              </w:rPr>
+            </w:pPr>
+            <w:r>
+              <w:rPr>
+                <w:rFonts w:cs="Times New Roman"/>
+                <w:color w:val="0F1115"/>
+              </w:rPr>
+              <w:t>a</w:t>
+            </w:r>
+          </w:p>
+        </w:tc>
+        <w:tc>
+          <w:tcPr>
+            <w:tcW w:w="1843" w:type="dxa"/>
+            <w:vAlign w:val="center"/>
+          </w:tcPr>
+          <w:p>
+            <w:pPr>
+              <w:spacing w:line="375" w:lineRule="atLeast"/>
+              <w:jc w:val="both"/>
+              <w:rPr>
+                <w:rFonts w:cs="Times New Roman"/>
+                <w:color w:val="0F1115"/>
+              </w:rPr>
+            </w:pPr>
+            <w:r>
+              <w:rPr>
+                <w:rFonts w:cs="Times New Roman"/>
+                <w:color w:val="0F1115"/>
+              </w:rPr>
+              <w:t>ERROR_V</w:t>
+            </w:r>
+          </w:p>
+        </w:tc>
+        <w:tc>
+          <w:tcPr>
+            <w:tcW w:w="4388" w:type="dxa"/>
+            <w:vAlign w:val="center"/>
+          </w:tcPr>
+          <w:p>
+            <w:pPr>
+              <w:spacing w:line="375" w:lineRule="atLeast"/>
+              <w:jc w:val="both"/>
+              <w:rPr>
+                <w:rFonts w:cs="Times New Roman"/>
+                <w:color w:val="0F1115"/>
+              </w:rPr>
+            </w:pPr>
+            <w:r>
+              <w:rPr>
+                <w:rFonts w:cs="Times New Roman"/>
+                <w:color w:val="0F1115"/>
+              </w:rPr>
+              <w:t>остаётся в ошибке</w:t>
+            </w:r>
+          </w:p>
+        </w:tc>
+      </w:tr>
+      <w:tr>
+        <w:trPr>
+          <w:trHeight w:val="85"/>
+        </w:trPr>
+        <w:tc>
+          <w:tcPr>
+            <w:tcW w:w="1696" w:type="dxa"/>
+            <w:vAlign w:val="center"/>
+          </w:tcPr>
+          <w:p>
+            <w:pPr>
+              <w:spacing w:line="375" w:lineRule="atLeast"/>
+              <w:jc w:val="both"/>
+              <w:rPr>
+                <w:rFonts w:cs="Times New Roman"/>
+                <w:color w:val="0F1115"/>
+              </w:rPr>
+            </w:pPr>
+            <w:r>
+              <w:rPr>
+                <w:rStyle w:val="a7"/>
+                <w:rFonts w:cs="Times New Roman"/>
+                <w:color w:val="0F1115"/>
+              </w:rPr>
+              <w:t>ERROR_V</w:t>
+            </w:r>
+          </w:p>
+        </w:tc>
+        <w:tc>
+          <w:tcPr>
+            <w:tcW w:w="1418" w:type="dxa"/>
+            <w:vAlign w:val="center"/>
+          </w:tcPr>
+          <w:p>
+            <w:pPr>
+              <w:spacing w:line="375" w:lineRule="atLeast"/>
+              <w:jc w:val="both"/>
+              <w:rPr>
+                <w:rFonts w:cs="Times New Roman"/>
+                <w:color w:val="0F1115"/>
+              </w:rPr>
+            </w:pPr>
+            <w:r>
+              <w:rPr>
+                <w:rFonts w:cs="Times New Roman"/>
+                <w:color w:val="0F1115"/>
+              </w:rPr>
+              <w:t>e</w:t>
+            </w:r>
+          </w:p>
+        </w:tc>
+        <w:tc>
+          <w:tcPr>
+            <w:tcW w:w="1843" w:type="dxa"/>
+            <w:vAlign w:val="center"/>
+          </w:tcPr>
+          <w:p>
+            <w:pPr>
+              <w:spacing w:line="375" w:lineRule="atLeast"/>
+              <w:jc w:val="both"/>
+              <w:rPr>
+                <w:rFonts w:cs="Times New Roman"/>
+                <w:color w:val="0F1115"/>
+              </w:rPr>
+            </w:pPr>
+            <w:r>
+              <w:rPr>
+                <w:rFonts w:cs="Times New Roman"/>
+                <w:color w:val="0F1115"/>
+              </w:rPr>
+              <w:t>ERROR_V</w:t>
+            </w:r>
+          </w:p>
+        </w:tc>
+        <w:tc>
+          <w:tcPr>
+            <w:tcW w:w="4388" w:type="dxa"/>
+            <w:vAlign w:val="center"/>
+          </w:tcPr>
+          <w:p>
+            <w:pPr>
+              <w:spacing w:line="375" w:lineRule="atLeast"/>
+              <w:jc w:val="both"/>
+              <w:rPr>
+                <w:rFonts w:cs="Times New Roman"/>
+                <w:color w:val="0F1115"/>
+              </w:rPr>
+            </w:pPr>
+            <w:r>
+              <w:rPr>
+                <w:rFonts w:cs="Times New Roman"/>
+                <w:color w:val="0F1115"/>
+              </w:rPr>
+              <w:t>остаётся в ошибке</w:t>
+            </w:r>
+          </w:p>
+        </w:tc>
+      </w:tr>
+      <w:tr>
+        <w:trPr>
+          <w:trHeight w:val="85"/>
+        </w:trPr>
+        <w:tc>
+          <w:tcPr>
+            <w:tcW w:w="1696" w:type="dxa"/>
+            <w:vAlign w:val="center"/>
+          </w:tcPr>
+          <w:p>
+            <w:pPr>
+              <w:spacing w:line="375" w:lineRule="atLeast"/>
+              <w:jc w:val="both"/>
+              <w:rPr>
+                <w:rFonts w:cs="Times New Roman"/>
+                <w:color w:val="0F1115"/>
+              </w:rPr>
+            </w:pPr>
+            <w:r>
+              <w:rPr>
+                <w:rStyle w:val="a7"/>
+                <w:rFonts w:cs="Times New Roman"/>
+                <w:color w:val="0F1115"/>
+              </w:rPr>
+              <w:t>ERROR_V</w:t>
+            </w:r>
+          </w:p>
+        </w:tc>
+        <w:tc>
+          <w:tcPr>
+            <w:tcW w:w="1418" w:type="dxa"/>
+            <w:vAlign w:val="center"/>
+          </w:tcPr>
+          <w:p>
+            <w:pPr>
+              <w:spacing w:line="375" w:lineRule="atLeast"/>
+              <w:jc w:val="both"/>
+              <w:rPr>
+                <w:rFonts w:cs="Times New Roman"/>
+                <w:color w:val="0F1115"/>
+              </w:rPr>
+            </w:pPr>
+            <w:r>
+              <w:rPr>
+                <w:rFonts w:cs="Times New Roman"/>
+                <w:color w:val="0F1115"/>
+              </w:rPr>
+              <w:t>b</w:t>
+            </w:r>
+          </w:p>
+        </w:tc>
+        <w:tc>
+          <w:tcPr>
+            <w:tcW w:w="1843" w:type="dxa"/>
+            <w:vAlign w:val="center"/>
+          </w:tcPr>
+          <w:p>
+            <w:pPr>
+              <w:spacing w:line="375" w:lineRule="atLeast"/>
+              <w:jc w:val="both"/>
+              <w:rPr>
+                <w:rFonts w:cs="Times New Roman"/>
+                <w:color w:val="0F1115"/>
+              </w:rPr>
+            </w:pPr>
+            <w:r>
+              <w:rPr>
+                <w:rFonts w:cs="Times New Roman"/>
+                <w:color w:val="0F1115"/>
+              </w:rPr>
+              <w:t>ERROR_C</w:t>
+            </w:r>
+          </w:p>
+        </w:tc>
+        <w:tc>
+          <w:tcPr>
+            <w:tcW w:w="4388" w:type="dxa"/>
+            <w:vAlign w:val="center"/>
+          </w:tcPr>
+          <w:p>
+            <w:pPr>
+              <w:spacing w:line="375" w:lineRule="atLeast"/>
+              <w:jc w:val="both"/>
+              <w:rPr>
+                <w:rFonts w:cs="Times New Roman"/>
+                <w:color w:val="0F1115"/>
+              </w:rPr>
+            </w:pPr>
+            <w:r>
+              <w:rPr>
+                <w:rFonts w:cs="Times New Roman"/>
+                <w:color w:val="0F1115"/>
+              </w:rPr>
+              <w:t>переход в ERROR_C</w:t>
+            </w:r>
+          </w:p>
+        </w:tc>
+      </w:tr>
+      <w:tr>
+        <w:trPr>
+          <w:trHeight w:val="85"/>
+        </w:trPr>
+        <w:tc>
+          <w:tcPr>
+            <w:tcW w:w="1696" w:type="dxa"/>
+            <w:vAlign w:val="center"/>
+          </w:tcPr>
+          <w:p>
+            <w:pPr>
+              <w:spacing w:line="375" w:lineRule="atLeast"/>
+              <w:jc w:val="both"/>
+              <w:rPr>
+                <w:rFonts w:cs="Times New Roman"/>
+                <w:color w:val="0F1115"/>
+              </w:rPr>
+            </w:pPr>
+            <w:r>
+              <w:rPr>
+                <w:rStyle w:val="a7"/>
+                <w:rFonts w:cs="Times New Roman"/>
+                <w:color w:val="0F1115"/>
+              </w:rPr>
+              <w:t>ERROR_V</w:t>
+            </w:r>
+          </w:p>
+        </w:tc>
+        <w:tc>
+          <w:tcPr>
+            <w:tcW w:w="1418" w:type="dxa"/>
+            <w:vAlign w:val="center"/>
+          </w:tcPr>
+          <w:p>
+            <w:pPr>
+              <w:spacing w:line="375" w:lineRule="atLeast"/>
+              <w:jc w:val="both"/>
+              <w:rPr>
+                <w:rFonts w:cs="Times New Roman"/>
+                <w:color w:val="0F1115"/>
+              </w:rPr>
+            </w:pPr>
+            <w:r>
+              <w:rPr>
+                <w:rFonts w:cs="Times New Roman"/>
+                <w:color w:val="0F1115"/>
+              </w:rPr>
+              <w:t>c</w:t>
+            </w:r>
+          </w:p>
+        </w:tc>
+        <w:tc>
+          <w:tcPr>
+            <w:tcW w:w="1843" w:type="dxa"/>
+            <w:vAlign w:val="center"/>
+          </w:tcPr>
+          <w:p>
+            <w:pPr>
+              <w:spacing w:line="375" w:lineRule="atLeast"/>
+              <w:jc w:val="both"/>
+              <w:rPr>
+                <w:rFonts w:cs="Times New Roman"/>
+                <w:color w:val="0F1115"/>
+              </w:rPr>
+            </w:pPr>
+            <w:r>
+              <w:rPr>
+                <w:rFonts w:cs="Times New Roman"/>
+                <w:color w:val="0F1115"/>
+              </w:rPr>
+              <w:t>ERROR_C</w:t>
+            </w:r>
+          </w:p>
+        </w:tc>
+        <w:tc>
+          <w:tcPr>
+            <w:tcW w:w="4388" w:type="dxa"/>
+            <w:vAlign w:val="center"/>
+          </w:tcPr>
+          <w:p>
+            <w:pPr>
+              <w:spacing w:line="375" w:lineRule="atLeast"/>
+              <w:jc w:val="both"/>
+              <w:rPr>
+                <w:rFonts w:cs="Times New Roman"/>
+                <w:color w:val="0F1115"/>
+              </w:rPr>
+            </w:pPr>
+            <w:r>
+              <w:rPr>
+                <w:rFonts w:cs="Times New Roman"/>
+                <w:color w:val="0F1115"/>
+              </w:rPr>
+              <w:t>переход в ERROR_C</w:t>
+            </w:r>
+          </w:p>
+        </w:tc>
+      </w:tr>
+      <w:tr>
+        <w:trPr>
+          <w:trHeight w:val="85"/>
+        </w:trPr>
+        <w:tc>
+          <w:tcPr>
+            <w:tcW w:w="1696" w:type="dxa"/>
+            <w:vAlign w:val="center"/>
+          </w:tcPr>
+          <w:p>
+            <w:pPr>
+              <w:spacing w:line="375" w:lineRule="atLeast"/>
+              <w:jc w:val="both"/>
+              <w:rPr>
+                <w:rFonts w:cs="Times New Roman"/>
+                <w:color w:val="0F1115"/>
+              </w:rPr>
+            </w:pPr>
+            <w:r>
+              <w:rPr>
+                <w:rStyle w:val="a7"/>
+                <w:rFonts w:cs="Times New Roman"/>
+                <w:color w:val="0F1115"/>
+              </w:rPr>
+              <w:t>ERROR_V</w:t>
+            </w:r>
+          </w:p>
+        </w:tc>
+        <w:tc>
+          <w:tcPr>
+            <w:tcW w:w="1418" w:type="dxa"/>
+            <w:vAlign w:val="center"/>
+          </w:tcPr>
+          <w:p>
+            <w:pPr>
+              <w:spacing w:line="375" w:lineRule="atLeast"/>
+              <w:jc w:val="both"/>
+              <w:rPr>
+                <w:rFonts w:cs="Times New Roman"/>
+                <w:color w:val="0F1115"/>
+              </w:rPr>
+            </w:pPr>
+            <w:r>
+              <w:rPr>
+                <w:rFonts w:cs="Times New Roman"/>
+                <w:color w:val="0F1115"/>
+              </w:rPr>
+              <w:t>d</w:t>
+            </w:r>
+          </w:p>
+        </w:tc>
+        <w:tc>
+          <w:tcPr>
+            <w:tcW w:w="1843" w:type="dxa"/>
+            <w:vAlign w:val="center"/>
+          </w:tcPr>
+          <w:p>
+            <w:pPr>
+              <w:spacing w:line="375" w:lineRule="atLeast"/>
+              <w:jc w:val="both"/>
+              <w:rPr>
+                <w:rFonts w:cs="Times New Roman"/>
+                <w:color w:val="0F1115"/>
+              </w:rPr>
+            </w:pPr>
+            <w:r>
+              <w:rPr>
+                <w:rFonts w:cs="Times New Roman"/>
+                <w:color w:val="0F1115"/>
+              </w:rPr>
+              <w:t>ERROR_C</w:t>
+            </w:r>
+          </w:p>
+        </w:tc>
+        <w:tc>
+          <w:tcPr>
+            <w:tcW w:w="4388" w:type="dxa"/>
+            <w:vAlign w:val="center"/>
+          </w:tcPr>
+          <w:p>
+            <w:pPr>
+              <w:spacing w:line="375" w:lineRule="atLeast"/>
+              <w:jc w:val="both"/>
+              <w:rPr>
+                <w:rFonts w:cs="Times New Roman"/>
+                <w:color w:val="0F1115"/>
+              </w:rPr>
+            </w:pPr>
+            <w:r>
+              <w:rPr>
+                <w:rFonts w:cs="Times New Roman"/>
+                <w:color w:val="0F1115"/>
+              </w:rPr>
+              <w:t>переход в ERROR_C</w:t>
+            </w:r>
+          </w:p>
+        </w:tc>
+      </w:tr>
+      <w:tr>
+        <w:trPr>
+          <w:trHeight w:val="85"/>
+        </w:trPr>
+        <w:tc>
+          <w:tcPr>
+            <w:tcW w:w="1696" w:type="dxa"/>
+            <w:vAlign w:val="center"/>
+          </w:tcPr>
+          <w:p>
+            <w:pPr>
+              <w:spacing w:line="375" w:lineRule="atLeast"/>
+              <w:jc w:val="both"/>
+              <w:rPr>
+                <w:rFonts w:eastAsia="Times New Roman" w:cs="Times New Roman"/>
+                <w:color w:val="0F1115"/>
+              </w:rPr>
+            </w:pPr>
+            <w:r>
+              <w:rPr>
+                <w:rStyle w:val="a7"/>
+                <w:rFonts w:cs="Times New Roman"/>
+                <w:color w:val="0F1115"/>
+              </w:rPr>
+              <w:t>ERROR_C</w:t>
+            </w:r>
+          </w:p>
+        </w:tc>
+        <w:tc>
+          <w:tcPr>
+            <w:tcW w:w="1418" w:type="dxa"/>
+            <w:vAlign w:val="center"/>
+          </w:tcPr>
+          <w:p>
+            <w:pPr>
+              <w:spacing w:line="375" w:lineRule="atLeast"/>
+              <w:jc w:val="both"/>
+              <w:rPr>
+                <w:rFonts w:cs="Times New Roman"/>
+                <w:color w:val="0F1115"/>
+              </w:rPr>
+            </w:pPr>
+            <w:r>
+              <w:rPr>
+                <w:rFonts w:cs="Times New Roman"/>
+                <w:color w:val="0F1115"/>
+              </w:rPr>
+              <w:t>a</w:t>
+            </w:r>
+          </w:p>
+        </w:tc>
+        <w:tc>
+          <w:tcPr>
+            <w:tcW w:w="1843" w:type="dxa"/>
+            <w:vAlign w:val="center"/>
+          </w:tcPr>
+          <w:p>
+            <w:pPr>
+              <w:spacing w:line="375" w:lineRule="atLeast"/>
+              <w:jc w:val="both"/>
+              <w:rPr>
+                <w:rFonts w:cs="Times New Roman"/>
+                <w:color w:val="0F1115"/>
+              </w:rPr>
+            </w:pPr>
+            <w:r>
+              <w:rPr>
+                <w:rFonts w:cs="Times New Roman"/>
+                <w:color w:val="0F1115"/>
+              </w:rPr>
+              <w:t>ERROR_V</w:t>
+            </w:r>
+          </w:p>
+        </w:tc>
+        <w:tc>
+          <w:tcPr>
+            <w:tcW w:w="4388" w:type="dxa"/>
+            <w:vAlign w:val="center"/>
+          </w:tcPr>
+          <w:p>
+            <w:pPr>
+              <w:spacing w:line="375" w:lineRule="atLeast"/>
+              <w:jc w:val="both"/>
+              <w:rPr>
+                <w:rFonts w:cs="Times New Roman"/>
+                <w:color w:val="0F1115"/>
+              </w:rPr>
+            </w:pPr>
+            <w:r>
+              <w:rPr>
+                <w:rFonts w:cs="Times New Roman"/>
+                <w:color w:val="0F1115"/>
+              </w:rPr>
+              <w:t>переход в ERROR_V</w:t>
+            </w:r>
+          </w:p>
+        </w:tc>
+      </w:tr>
+      <w:tr>
+        <w:trPr>
+          <w:trHeight w:val="85"/>
+        </w:trPr>
+        <w:tc>
+          <w:tcPr>
+            <w:tcW w:w="1696" w:type="dxa"/>
+            <w:vAlign w:val="center"/>
+          </w:tcPr>
+          <w:p>
+            <w:pPr>
+              <w:spacing w:line="375" w:lineRule="atLeast"/>
+              <w:jc w:val="both"/>
+              <w:rPr>
+                <w:rFonts w:cs="Times New Roman"/>
+                <w:color w:val="0F1115"/>
+              </w:rPr>
+            </w:pPr>
+            <w:r>
+              <w:rPr>
+                <w:rStyle w:val="a7"/>
+                <w:rFonts w:cs="Times New Roman"/>
+                <w:color w:val="0F1115"/>
+              </w:rPr>
+              <w:t>ERROR_C</w:t>
+            </w:r>
+          </w:p>
+        </w:tc>
+        <w:tc>
+          <w:tcPr>
+            <w:tcW w:w="1418" w:type="dxa"/>
+            <w:vAlign w:val="center"/>
+          </w:tcPr>
+          <w:p>
+            <w:pPr>
+              <w:spacing w:line="375" w:lineRule="atLeast"/>
+              <w:jc w:val="both"/>
+              <w:rPr>
+                <w:rFonts w:cs="Times New Roman"/>
+                <w:color w:val="0F1115"/>
+              </w:rPr>
+            </w:pPr>
+            <w:r>
+              <w:rPr>
+                <w:rFonts w:cs="Times New Roman"/>
+                <w:color w:val="0F1115"/>
+              </w:rPr>
+              <w:t>e</w:t>
+            </w:r>
+          </w:p>
+        </w:tc>
+        <w:tc>
+          <w:tcPr>
+            <w:tcW w:w="1843" w:type="dxa"/>
+            <w:vAlign w:val="center"/>
+          </w:tcPr>
+          <w:p>
+            <w:pPr>
+              <w:spacing w:line="375" w:lineRule="atLeast"/>
+              <w:jc w:val="both"/>
+              <w:rPr>
+                <w:rFonts w:cs="Times New Roman"/>
+                <w:color w:val="0F1115"/>
+              </w:rPr>
+            </w:pPr>
+            <w:r>
+              <w:rPr>
+                <w:rFonts w:cs="Times New Roman"/>
+                <w:color w:val="0F1115"/>
+              </w:rPr>
+              <w:t>ERROR_V</w:t>
+            </w:r>
+          </w:p>
+        </w:tc>
+        <w:tc>
+          <w:tcPr>
+            <w:tcW w:w="4388" w:type="dxa"/>
+            <w:vAlign w:val="center"/>
+          </w:tcPr>
+          <w:p>
+            <w:pPr>
+              <w:spacing w:line="375" w:lineRule="atLeast"/>
+              <w:jc w:val="both"/>
+              <w:rPr>
+                <w:rFonts w:cs="Times New Roman"/>
+                <w:color w:val="0F1115"/>
+              </w:rPr>
+            </w:pPr>
+            <w:r>
+              <w:rPr>
+                <w:rFonts w:cs="Times New Roman"/>
+                <w:color w:val="0F1115"/>
+              </w:rPr>
+              <w:t>переход в ERROR_V</w:t>
+            </w:r>
+          </w:p>
+        </w:tc>
+      </w:tr>
+      <w:tr>
+        <w:trPr>
+          <w:trHeight w:val="85"/>
+        </w:trPr>
+        <w:tc>
+          <w:tcPr>
+            <w:tcW w:w="1696" w:type="dxa"/>
+            <w:vAlign w:val="center"/>
+          </w:tcPr>
+          <w:p>
+            <w:pPr>
+              <w:spacing w:line="375" w:lineRule="atLeast"/>
+              <w:jc w:val="both"/>
+              <w:rPr>
+                <w:rFonts w:cs="Times New Roman"/>
+                <w:color w:val="0F1115"/>
+              </w:rPr>
+            </w:pPr>
+            <w:r>
+              <w:rPr>
+                <w:rStyle w:val="a7"/>
+                <w:rFonts w:cs="Times New Roman"/>
+                <w:color w:val="0F1115"/>
+              </w:rPr>
+              <w:t>ERROR_C</w:t>
+            </w:r>
+          </w:p>
+        </w:tc>
+        <w:tc>
+          <w:tcPr>
+            <w:tcW w:w="1418" w:type="dxa"/>
+            <w:vAlign w:val="center"/>
+          </w:tcPr>
+          <w:p>
+            <w:pPr>
+              <w:spacing w:line="375" w:lineRule="atLeast"/>
+              <w:jc w:val="both"/>
+              <w:rPr>
+                <w:rFonts w:cs="Times New Roman"/>
+                <w:color w:val="0F1115"/>
+              </w:rPr>
+            </w:pPr>
+            <w:r>
+              <w:rPr>
+                <w:rFonts w:cs="Times New Roman"/>
+                <w:color w:val="0F1115"/>
+              </w:rPr>
+              <w:t>b</w:t>
+            </w:r>
+          </w:p>
+        </w:tc>
+        <w:tc>
+          <w:tcPr>
+            <w:tcW w:w="1843" w:type="dxa"/>
+            <w:vAlign w:val="center"/>
+          </w:tcPr>
+          <w:p>
+            <w:pPr>
+              <w:spacing w:line="375" w:lineRule="atLeast"/>
+              <w:jc w:val="both"/>
+              <w:rPr>
+                <w:rFonts w:cs="Times New Roman"/>
+                <w:color w:val="0F1115"/>
+              </w:rPr>
+            </w:pPr>
+            <w:r>
+              <w:rPr>
+                <w:rFonts w:cs="Times New Roman"/>
+                <w:color w:val="0F1115"/>
+              </w:rPr>
+              <w:t>ERROR_C</w:t>
+            </w:r>
+          </w:p>
+        </w:tc>
+        <w:tc>
+          <w:tcPr>
+            <w:tcW w:w="4388" w:type="dxa"/>
+            <w:vAlign w:val="center"/>
+          </w:tcPr>
+          <w:p>
+            <w:pPr>
+              <w:spacing w:line="375" w:lineRule="atLeast"/>
+              <w:jc w:val="both"/>
+              <w:rPr>
+                <w:rFonts w:cs="Times New Roman"/>
+                <w:color w:val="0F1115"/>
+              </w:rPr>
+            </w:pPr>
+            <w:r>
+              <w:rPr>
+                <w:rFonts w:cs="Times New Roman"/>
+                <w:color w:val="0F1115"/>
+              </w:rPr>
+              <w:t>остаётся в ошибке</w:t>
+            </w:r>
+          </w:p>
+        </w:tc>
+      </w:tr>
+      <w:tr>
+        <w:trPr>
+          <w:trHeight w:val="85"/>
+        </w:trPr>
+        <w:tc>
+          <w:tcPr>
+            <w:tcW w:w="1696" w:type="dxa"/>
+            <w:vAlign w:val="center"/>
+          </w:tcPr>
+          <w:p>
+            <w:pPr>
+              <w:spacing w:line="375" w:lineRule="atLeast"/>
+              <w:jc w:val="both"/>
+              <w:rPr>
+                <w:rFonts w:cs="Times New Roman"/>
+                <w:color w:val="0F1115"/>
+              </w:rPr>
+            </w:pPr>
+            <w:r>
+              <w:rPr>
+                <w:rStyle w:val="a7"/>
+                <w:rFonts w:cs="Times New Roman"/>
+                <w:color w:val="0F1115"/>
+              </w:rPr>
+              <w:t>ERROR_C</w:t>
+            </w:r>
+          </w:p>
+        </w:tc>
+        <w:tc>
+          <w:tcPr>
+            <w:tcW w:w="1418" w:type="dxa"/>
+            <w:vAlign w:val="center"/>
+          </w:tcPr>
+          <w:p>
+            <w:pPr>
+              <w:spacing w:line="375" w:lineRule="atLeast"/>
+              <w:jc w:val="both"/>
+              <w:rPr>
+                <w:rFonts w:cs="Times New Roman"/>
+                <w:color w:val="0F1115"/>
+              </w:rPr>
+            </w:pPr>
+            <w:r>
+              <w:rPr>
+                <w:rFonts w:cs="Times New Roman"/>
+                <w:color w:val="0F1115"/>
+              </w:rPr>
+              <w:t>c</w:t>
+            </w:r>
+          </w:p>
+        </w:tc>
+        <w:tc>
+          <w:tcPr>
+            <w:tcW w:w="1843" w:type="dxa"/>
+            <w:vAlign w:val="center"/>
+          </w:tcPr>
+          <w:p>
+            <w:pPr>
+              <w:spacing w:line="375" w:lineRule="atLeast"/>
+              <w:jc w:val="both"/>
+              <w:rPr>
+                <w:rFonts w:cs="Times New Roman"/>
+                <w:color w:val="0F1115"/>
+              </w:rPr>
+            </w:pPr>
+            <w:r>
+              <w:rPr>
+                <w:rFonts w:cs="Times New Roman"/>
+                <w:color w:val="0F1115"/>
+              </w:rPr>
+              <w:t>ERROR_C</w:t>
+            </w:r>
+          </w:p>
+        </w:tc>
+        <w:tc>
+          <w:tcPr>
+            <w:tcW w:w="4388" w:type="dxa"/>
+            <w:vAlign w:val="center"/>
+          </w:tcPr>
+          <w:p>
+            <w:pPr>
+              <w:spacing w:line="375" w:lineRule="atLeast"/>
+              <w:jc w:val="both"/>
+              <w:rPr>
+                <w:rFonts w:cs="Times New Roman"/>
+                <w:color w:val="0F1115"/>
+              </w:rPr>
+            </w:pPr>
+            <w:r>
+              <w:rPr>
+                <w:rFonts w:cs="Times New Roman"/>
+                <w:color w:val="0F1115"/>
+              </w:rPr>
+              <w:t>остаётся в ошибке</w:t>
+            </w:r>
+          </w:p>
+        </w:tc>
+      </w:tr>
+      <w:tr>
+        <w:trPr>
+          <w:trHeight w:val="85"/>
+        </w:trPr>
+        <w:tc>
+          <w:tcPr>
+            <w:tcW w:w="1696" w:type="dxa"/>
+            <w:vAlign w:val="center"/>
+          </w:tcPr>
+          <w:p>
+            <w:pPr>
+              <w:spacing w:line="375" w:lineRule="atLeast"/>
+              <w:jc w:val="both"/>
+              <w:rPr>
+                <w:rFonts w:cs="Times New Roman"/>
+                <w:color w:val="0F1115"/>
+              </w:rPr>
+            </w:pPr>
+            <w:r>
+              <w:rPr>
+                <w:rStyle w:val="a7"/>
+                <w:rFonts w:cs="Times New Roman"/>
+                <w:color w:val="0F1115"/>
+              </w:rPr>
+              <w:t>ERROR_C</w:t>
+            </w:r>
+          </w:p>
+        </w:tc>
+        <w:tc>
+          <w:tcPr>
+            <w:tcW w:w="1418" w:type="dxa"/>
+            <w:vAlign w:val="center"/>
+          </w:tcPr>
+          <w:p>
+            <w:pPr>
+              <w:spacing w:line="375" w:lineRule="atLeast"/>
+              <w:jc w:val="both"/>
+              <w:rPr>
+                <w:rFonts w:cs="Times New Roman"/>
+                <w:color w:val="0F1115"/>
+              </w:rPr>
+            </w:pPr>
+            <w:r>
+              <w:rPr>
+                <w:rFonts w:cs="Times New Roman"/>
+                <w:color w:val="0F1115"/>
+              </w:rPr>
+              <w:t>d</w:t>
+            </w:r>
+          </w:p>
+        </w:tc>
+        <w:tc>
+          <w:tcPr>
+            <w:tcW w:w="1843" w:type="dxa"/>
+            <w:vAlign w:val="center"/>
+          </w:tcPr>
+          <w:p>
+            <w:pPr>
+              <w:spacing w:line="375" w:lineRule="atLeast"/>
+              <w:jc w:val="both"/>
+              <w:rPr>
+                <w:rFonts w:cs="Times New Roman"/>
+                <w:color w:val="0F1115"/>
+              </w:rPr>
+            </w:pPr>
+            <w:r>
+              <w:rPr>
+                <w:rFonts w:cs="Times New Roman"/>
+                <w:color w:val="0F1115"/>
+              </w:rPr>
+              <w:t>ERROR_C</w:t>
+            </w:r>
+          </w:p>
+        </w:tc>
+        <w:tc>
+          <w:tcPr>
+            <w:tcW w:w="4388" w:type="dxa"/>
+            <w:vAlign w:val="center"/>
+          </w:tcPr>
+          <w:p>
+            <w:pPr>
+              <w:spacing w:line="375" w:lineRule="atLeast"/>
+              <w:jc w:val="both"/>
+              <w:rPr>
+                <w:rFonts w:cs="Times New Roman"/>
+                <w:color w:val="0F1115"/>
+              </w:rPr>
+            </w:pPr>
+            <w:r>
+              <w:rPr>
+                <w:rFonts w:cs="Times New Roman"/>
+                <w:color w:val="0F1115"/>
+              </w:rPr>
+              <w:t>остаётся в ошибке</w:t>
+            </w:r>
           </w:p>
         </w:tc>
       </w:tr>
     </w:tbl>
     <w:p>
       <w:pPr>
+        <w:pStyle w:val="2"/>
+        <w:shd w:val="clear" w:color="auto" w:fill="FFFFFF"/>
+        <w:spacing w:before="0"/>
         <w:jc w:val="both"/>
-      </w:pPr>
-    </w:p>
-    <w:p>
-      <w:pPr>
-        <w:pStyle w:val="ds-markdown-paragraph"/>
-        <w:shd w:val="clear" w:color="auto" w:fill="FFFFFF"/>
-        <w:spacing w:before="240" w:beforeAutospacing="0" w:after="240" w:afterAutospacing="0"/>
-        <w:rPr>
+        <w:rPr>
+          <w:rFonts w:ascii="Times New Roman" w:hAnsi="Times New Roman" w:cs="Times New Roman"/>
           <w:color w:val="0F1115"/>
           <w:sz w:val="28"/>
           <w:szCs w:val="28"/>
@@ -4888,10 +8937,12 @@
     </w:p>
     <w:p>
       <w:pPr>
-        <w:pStyle w:val="ds-markdown-paragraph"/>
+        <w:pStyle w:val="2"/>
         <w:shd w:val="clear" w:color="auto" w:fill="FFFFFF"/>
-        <w:spacing w:before="240" w:beforeAutospacing="0" w:after="240" w:afterAutospacing="0"/>
-        <w:rPr>
+        <w:spacing w:before="0"/>
+        <w:jc w:val="both"/>
+        <w:rPr>
+          <w:rFonts w:ascii="Times New Roman" w:hAnsi="Times New Roman" w:cs="Times New Roman"/>
           <w:color w:val="0F1115"/>
           <w:sz w:val="28"/>
           <w:szCs w:val="28"/>
@@ -4900,10 +8951,12 @@
     </w:p>
     <w:p>
       <w:pPr>
-        <w:pStyle w:val="ds-markdown-paragraph"/>
+        <w:pStyle w:val="2"/>
         <w:shd w:val="clear" w:color="auto" w:fill="FFFFFF"/>
-        <w:spacing w:before="240" w:beforeAutospacing="0" w:after="240" w:afterAutospacing="0"/>
-        <w:rPr>
+        <w:spacing w:before="0"/>
+        <w:jc w:val="both"/>
+        <w:rPr>
+          <w:rFonts w:ascii="Times New Roman" w:hAnsi="Times New Roman" w:cs="Times New Roman"/>
           <w:color w:val="0F1115"/>
           <w:sz w:val="28"/>
           <w:szCs w:val="28"/>
@@ -4912,10 +8965,12 @@
     </w:p>
     <w:p>
       <w:pPr>
-        <w:pStyle w:val="ds-markdown-paragraph"/>
+        <w:pStyle w:val="2"/>
         <w:shd w:val="clear" w:color="auto" w:fill="FFFFFF"/>
-        <w:spacing w:before="240" w:beforeAutospacing="0" w:after="240" w:afterAutospacing="0"/>
-        <w:rPr>
+        <w:spacing w:before="0"/>
+        <w:jc w:val="both"/>
+        <w:rPr>
+          <w:rFonts w:ascii="Times New Roman" w:hAnsi="Times New Roman" w:cs="Times New Roman"/>
           <w:color w:val="0F1115"/>
           <w:sz w:val="28"/>
           <w:szCs w:val="28"/>
@@ -4924,10 +8979,12 @@
     </w:p>
     <w:p>
       <w:pPr>
-        <w:pStyle w:val="ds-markdown-paragraph"/>
+        <w:pStyle w:val="2"/>
         <w:shd w:val="clear" w:color="auto" w:fill="FFFFFF"/>
-        <w:spacing w:before="240" w:beforeAutospacing="0" w:after="240" w:afterAutospacing="0"/>
-        <w:rPr>
+        <w:spacing w:before="0"/>
+        <w:jc w:val="both"/>
+        <w:rPr>
+          <w:rFonts w:ascii="Times New Roman" w:hAnsi="Times New Roman" w:cs="Times New Roman"/>
           <w:color w:val="0F1115"/>
           <w:sz w:val="28"/>
           <w:szCs w:val="28"/>
@@ -4936,10 +8993,12 @@
     </w:p>
     <w:p>
       <w:pPr>
-        <w:pStyle w:val="ds-markdown-paragraph"/>
+        <w:pStyle w:val="2"/>
         <w:shd w:val="clear" w:color="auto" w:fill="FFFFFF"/>
-        <w:spacing w:before="240" w:beforeAutospacing="0" w:after="240" w:afterAutospacing="0"/>
-        <w:rPr>
+        <w:spacing w:before="0"/>
+        <w:jc w:val="both"/>
+        <w:rPr>
+          <w:rFonts w:ascii="Times New Roman" w:hAnsi="Times New Roman" w:cs="Times New Roman"/>
           <w:color w:val="0F1115"/>
           <w:sz w:val="28"/>
           <w:szCs w:val="28"/>
@@ -4948,16 +9007,160 @@
     </w:p>
     <w:p>
       <w:pPr>
-        <w:pStyle w:val="ds-markdown-paragraph"/>
+        <w:pStyle w:val="2"/>
         <w:shd w:val="clear" w:color="auto" w:fill="FFFFFF"/>
-        <w:spacing w:before="240" w:beforeAutospacing="0" w:after="240" w:afterAutospacing="0"/>
-        <w:rPr>
+        <w:spacing w:before="0"/>
+        <w:jc w:val="both"/>
+        <w:rPr>
+          <w:rFonts w:ascii="Times New Roman" w:hAnsi="Times New Roman" w:cs="Times New Roman"/>
           <w:color w:val="0F1115"/>
           <w:sz w:val="28"/>
           <w:szCs w:val="28"/>
         </w:rPr>
       </w:pPr>
     </w:p>
+    <w:p>
+      <w:pPr>
+        <w:pStyle w:val="2"/>
+        <w:shd w:val="clear" w:color="auto" w:fill="FFFFFF"/>
+        <w:spacing w:before="0"/>
+        <w:jc w:val="both"/>
+        <w:rPr>
+          <w:rFonts w:ascii="Times New Roman" w:hAnsi="Times New Roman" w:cs="Times New Roman"/>
+          <w:color w:val="0F1115"/>
+          <w:sz w:val="28"/>
+          <w:szCs w:val="28"/>
+        </w:rPr>
+      </w:pPr>
+    </w:p>
+    <w:p>
+      <w:pPr>
+        <w:pStyle w:val="2"/>
+        <w:shd w:val="clear" w:color="auto" w:fill="FFFFFF"/>
+        <w:spacing w:before="0"/>
+        <w:jc w:val="both"/>
+        <w:rPr>
+          <w:rFonts w:ascii="Times New Roman" w:hAnsi="Times New Roman" w:cs="Times New Roman"/>
+          <w:color w:val="0F1115"/>
+          <w:sz w:val="28"/>
+          <w:szCs w:val="28"/>
+        </w:rPr>
+      </w:pPr>
+    </w:p>
+    <w:p>
+      <w:pPr>
+        <w:pStyle w:val="2"/>
+        <w:shd w:val="clear" w:color="auto" w:fill="FFFFFF"/>
+        <w:spacing w:before="0"/>
+        <w:jc w:val="both"/>
+        <w:rPr>
+          <w:rFonts w:ascii="Times New Roman" w:hAnsi="Times New Roman" w:cs="Times New Roman"/>
+          <w:color w:val="0F1115"/>
+          <w:sz w:val="28"/>
+          <w:szCs w:val="28"/>
+        </w:rPr>
+      </w:pPr>
+    </w:p>
+    <w:p>
+      <w:pPr>
+        <w:pStyle w:val="2"/>
+        <w:shd w:val="clear" w:color="auto" w:fill="FFFFFF"/>
+        <w:spacing w:before="0"/>
+        <w:jc w:val="both"/>
+        <w:rPr>
+          <w:rFonts w:ascii="Times New Roman" w:hAnsi="Times New Roman" w:cs="Times New Roman"/>
+          <w:color w:val="0F1115"/>
+          <w:sz w:val="28"/>
+          <w:szCs w:val="28"/>
+        </w:rPr>
+      </w:pPr>
+    </w:p>
+    <w:p>
+      <w:pPr>
+        <w:pStyle w:val="2"/>
+        <w:shd w:val="clear" w:color="auto" w:fill="FFFFFF"/>
+        <w:spacing w:before="0"/>
+        <w:jc w:val="both"/>
+        <w:rPr>
+          <w:rFonts w:ascii="Times New Roman" w:hAnsi="Times New Roman" w:cs="Times New Roman"/>
+          <w:color w:val="0F1115"/>
+          <w:sz w:val="28"/>
+          <w:szCs w:val="28"/>
+        </w:rPr>
+      </w:pPr>
+    </w:p>
+    <w:p>
+      <w:pPr>
+        <w:pStyle w:val="2"/>
+        <w:shd w:val="clear" w:color="auto" w:fill="FFFFFF"/>
+        <w:spacing w:before="0"/>
+        <w:jc w:val="both"/>
+        <w:rPr>
+          <w:rFonts w:ascii="Times New Roman" w:hAnsi="Times New Roman" w:cs="Times New Roman"/>
+          <w:color w:val="0F1115"/>
+          <w:sz w:val="28"/>
+          <w:szCs w:val="28"/>
+        </w:rPr>
+      </w:pPr>
+    </w:p>
+    <w:p>
+      <w:pPr>
+        <w:pStyle w:val="2"/>
+        <w:shd w:val="clear" w:color="auto" w:fill="FFFFFF"/>
+        <w:spacing w:before="0"/>
+        <w:jc w:val="both"/>
+        <w:rPr>
+          <w:rFonts w:ascii="Times New Roman" w:hAnsi="Times New Roman" w:cs="Times New Roman"/>
+          <w:color w:val="0F1115"/>
+          <w:sz w:val="28"/>
+          <w:szCs w:val="28"/>
+        </w:rPr>
+      </w:pPr>
+    </w:p>
+    <w:p>
+      <w:pPr>
+        <w:pStyle w:val="2"/>
+        <w:shd w:val="clear" w:color="auto" w:fill="FFFFFF"/>
+        <w:spacing w:before="0"/>
+        <w:jc w:val="both"/>
+        <w:rPr>
+          <w:rFonts w:ascii="Times New Roman" w:hAnsi="Times New Roman" w:cs="Times New Roman"/>
+          <w:color w:val="0F1115"/>
+          <w:sz w:val="28"/>
+          <w:szCs w:val="28"/>
+        </w:rPr>
+      </w:pPr>
+    </w:p>
+    <w:p>
+      <w:pPr>
+        <w:pStyle w:val="2"/>
+        <w:shd w:val="clear" w:color="auto" w:fill="FFFFFF"/>
+        <w:spacing w:before="0"/>
+        <w:jc w:val="both"/>
+        <w:rPr>
+          <w:rFonts w:ascii="Times New Roman" w:hAnsi="Times New Roman" w:cs="Times New Roman"/>
+          <w:color w:val="0F1115"/>
+          <w:sz w:val="28"/>
+          <w:szCs w:val="28"/>
+        </w:rPr>
+      </w:pPr>
+    </w:p>
+    <w:p/>
+    <w:p>
+      <w:pPr>
+        <w:pStyle w:val="2"/>
+        <w:shd w:val="clear" w:color="auto" w:fill="FFFFFF"/>
+        <w:spacing w:before="0"/>
+        <w:jc w:val="both"/>
+        <w:rPr>
+          <w:rFonts w:ascii="Times New Roman" w:eastAsiaTheme="minorEastAsia" w:hAnsi="Times New Roman" w:cstheme="minorBidi"/>
+          <w:color w:val="auto"/>
+          <w:sz w:val="28"/>
+          <w:szCs w:val="28"/>
+        </w:rPr>
+      </w:pPr>
+    </w:p>
+    <w:p/>
     <w:p>
       <w:pPr>
         <w:pStyle w:val="ds-markdown-paragraph"/>
@@ -4993,7 +9196,7 @@
           <w:szCs w:val="28"/>
         </w:rPr>
       </w:pPr>
-      <w:bookmarkStart w:id="9" w:name="_Toc229096750"/>
+      <w:bookmarkStart w:id="10" w:name="_Toc229672414"/>
       <w:r>
         <w:rPr>
           <w:rFonts w:ascii="Times New Roman" w:hAnsi="Times New Roman" w:cs="Times New Roman"/>
@@ -5002,9 +9205,18 @@
           <w:szCs w:val="28"/>
         </w:rPr>
         <w:lastRenderedPageBreak/>
-        <w:t>4. Тесты</w:t>
-      </w:r>
-      <w:bookmarkEnd w:id="9"/>
+        <w:t>4</w:t>
+      </w:r>
+      <w:r>
+        <w:rPr>
+          <w:rFonts w:ascii="Times New Roman" w:hAnsi="Times New Roman" w:cs="Times New Roman"/>
+          <w:color w:val="auto"/>
+          <w:sz w:val="28"/>
+          <w:szCs w:val="28"/>
+        </w:rPr>
+        <w:t>. Тесты</w:t>
+      </w:r>
+      <w:bookmarkEnd w:id="10"/>
     </w:p>
     <w:p>
       <w:pPr>
@@ -5013,7 +9225,10 @@
         </w:rPr>
       </w:pPr>
       <w:r>
-        <w:t>4.1. Слова, которые принадлежат языку (Группа A)</w:t>
+        <w:t>4</w:t>
+      </w:r>
+      <w:r>
+        <w:t>.1. Слова, которые принадлежат языку (Группа A)</w:t>
       </w:r>
     </w:p>
     <w:tbl>
@@ -7468,7 +11683,10 @@
         </w:rPr>
       </w:pPr>
       <w:r>
-        <w:t>4.2. Слова, которые не принадлежат языку (Группа B)</w:t>
+        <w:t>4</w:t>
+      </w:r>
+      <w:r>
+        <w:t>.2. Слова, которые не принадлежат языку (Группа B)</w:t>
       </w:r>
     </w:p>
     <w:tbl>
@@ -9540,36 +13758,47 @@
         <w:jc w:val="center"/>
         <w:rPr>
           <w:rFonts w:ascii="Times New Roman" w:hAnsi="Times New Roman" w:cs="Times New Roman"/>
+          <w:b/>
           <w:color w:val="auto"/>
           <w:sz w:val="28"/>
           <w:szCs w:val="28"/>
         </w:rPr>
       </w:pPr>
-      <w:bookmarkStart w:id="10" w:name="_Toc229096751"/>
-      <w:r>
+      <w:bookmarkStart w:id="11" w:name="_Toc229672415"/>
+      <w:r>
+        <w:rPr>
+          <w:rFonts w:ascii="Times New Roman" w:hAnsi="Times New Roman" w:cs="Times New Roman"/>
+          <w:b/>
+          <w:color w:val="auto"/>
+          <w:sz w:val="28"/>
+          <w:szCs w:val="28"/>
+        </w:rPr>
+        <w:lastRenderedPageBreak/>
+        <w:t>ПРИЛОЖЕНИЕ</w:t>
+      </w:r>
+      <w:bookmarkEnd w:id="11"/>
+    </w:p>
+    <w:p>
+      <w:pPr>
+        <w:pStyle w:val="1"/>
+        <w:jc w:val="both"/>
         <w:rPr>
           <w:rFonts w:ascii="Times New Roman" w:hAnsi="Times New Roman" w:cs="Times New Roman"/>
           <w:color w:val="auto"/>
           <w:sz w:val="28"/>
           <w:szCs w:val="28"/>
         </w:rPr>
-        <w:lastRenderedPageBreak/>
-        <w:t>ПРИЛОЖЕНИЕ</w:t>
-      </w:r>
-      <w:bookmarkEnd w:id="10"/>
-    </w:p>
-    <w:p>
-      <w:pPr>
-        <w:pStyle w:val="1"/>
-        <w:jc w:val="both"/>
+      </w:pPr>
+      <w:bookmarkStart w:id="12" w:name="_Toc229672416"/>
+      <w:r>
         <w:rPr>
           <w:rFonts w:ascii="Times New Roman" w:hAnsi="Times New Roman" w:cs="Times New Roman"/>
           <w:color w:val="auto"/>
           <w:sz w:val="28"/>
           <w:szCs w:val="28"/>
         </w:rPr>
-      </w:pPr>
-      <w:bookmarkStart w:id="11" w:name="_Toc229096752"/>
+        <w:t>5</w:t>
+      </w:r>
       <w:r>
         <w:rPr>
           <w:rFonts w:ascii="Times New Roman" w:hAnsi="Times New Roman" w:cs="Times New Roman"/>
@@ -9577,27 +13806,9 @@
           <w:sz w:val="28"/>
           <w:szCs w:val="28"/>
         </w:rPr>
-        <w:t>5</w:t>
-      </w:r>
-      <w:r>
-        <w:rPr>
-          <w:rFonts w:ascii="Times New Roman" w:hAnsi="Times New Roman" w:cs="Times New Roman"/>
-          <w:color w:val="auto"/>
-          <w:sz w:val="28"/>
-          <w:szCs w:val="28"/>
-        </w:rPr>
-        <w:t xml:space="preserve">. </w:t>
-      </w:r>
-      <w:r>
-        <w:rPr>
-          <w:rFonts w:ascii="Times New Roman" w:hAnsi="Times New Roman" w:cs="Times New Roman"/>
-          <w:color w:val="auto"/>
-          <w:sz w:val="28"/>
-          <w:szCs w:val="28"/>
-        </w:rPr>
-        <w:t>Программа</w:t>
-      </w:r>
-      <w:bookmarkEnd w:id="11"/>
+        <w:t>. Программа</w:t>
+      </w:r>
+      <w:bookmarkEnd w:id="12"/>
     </w:p>
     <w:p>
       <w:pPr>
@@ -10369,14 +14580,14 @@
         <w:rPr>
           <w:rFonts w:eastAsiaTheme="minorHAnsi" w:cs="Times New Roman"/>
           <w:highlight w:val="white"/>
-          <w:lang w:val="en-US" w:eastAsia="en-US"/>
-        </w:rPr>
-      </w:pPr>
-      <w:r>
-        <w:rPr>
-          <w:rFonts w:eastAsiaTheme="minorHAnsi" w:cs="Times New Roman"/>
-          <w:highlight w:val="white"/>
-          <w:lang w:val="en-US" w:eastAsia="en-US"/>
+          <w:lang w:eastAsia="en-US"/>
+        </w:rPr>
+      </w:pPr>
+      <w:r>
+        <w:rPr>
+          <w:rFonts w:eastAsiaTheme="minorHAnsi" w:cs="Times New Roman"/>
+          <w:highlight w:val="white"/>
+          <w:lang w:eastAsia="en-US"/>
         </w:rPr>
         <w:t>{</w:t>
       </w:r>
@@ -10397,7 +14608,7 @@
         <w:rPr>
           <w:rFonts w:eastAsiaTheme="minorHAnsi" w:cs="Times New Roman"/>
           <w:highlight w:val="white"/>
-          <w:lang w:val="en-US" w:eastAsia="en-US"/>
+          <w:lang w:eastAsia="en-US"/>
         </w:rPr>
         <w:t xml:space="preserve">    </w:t>
       </w:r>
@@ -11097,7 +15308,7 @@
         <w:rPr>
           <w:rFonts w:eastAsiaTheme="minorHAnsi" w:cs="Times New Roman"/>
           <w:highlight w:val="white"/>
-          <w:lang w:val="en-US" w:eastAsia="en-US"/>
+          <w:lang w:eastAsia="en-US"/>
         </w:rPr>
       </w:pPr>
       <w:r>
@@ -11125,7 +15336,7 @@
         <w:rPr>
           <w:rFonts w:eastAsiaTheme="minorHAnsi" w:cs="Times New Roman"/>
           <w:highlight w:val="white"/>
-          <w:lang w:val="en-US" w:eastAsia="en-US"/>
+          <w:lang w:eastAsia="en-US"/>
         </w:rPr>
         <w:t xml:space="preserve"> &lt;&lt; " </w:t>
       </w:r>
@@ -11141,7 +15352,7 @@
         <w:rPr>
           <w:rFonts w:eastAsiaTheme="minorHAnsi" w:cs="Times New Roman"/>
           <w:highlight w:val="white"/>
-          <w:lang w:val="en-US" w:eastAsia="en-US"/>
+          <w:lang w:eastAsia="en-US"/>
         </w:rPr>
         <w:t xml:space="preserve">: </w:t>
       </w:r>
@@ -11157,9 +15368,25 @@
         <w:rPr>
           <w:rFonts w:eastAsiaTheme="minorHAnsi" w:cs="Times New Roman"/>
           <w:highlight w:val="white"/>
-          <w:lang w:val="en-US" w:eastAsia="en-US"/>
-        </w:rPr>
-        <w:t xml:space="preserve"> '" &lt;&lt; word[</w:t>
+          <w:lang w:eastAsia="en-US"/>
+        </w:rPr>
+        <w:t xml:space="preserve"> '" &lt;&lt; </w:t>
+      </w:r>
+      <w:r>
+        <w:rPr>
+          <w:rFonts w:eastAsiaTheme="minorHAnsi" w:cs="Times New Roman"/>
+          <w:highlight w:val="white"/>
+          <w:lang w:val="en-US" w:eastAsia="en-US"/>
+        </w:rPr>
+        <w:t>word</w:t>
+      </w:r>
+      <w:r>
+        <w:rPr>
+          <w:rFonts w:eastAsiaTheme="minorHAnsi" w:cs="Times New Roman"/>
+          <w:highlight w:val="white"/>
+          <w:lang w:eastAsia="en-US"/>
+        </w:rPr>
+        <w:t>[</w:t>
       </w:r>
       <w:proofErr w:type="spellStart"/>
       <w:r>
@@ -11175,7 +15402,7 @@
         <w:rPr>
           <w:rFonts w:eastAsiaTheme="minorHAnsi" w:cs="Times New Roman"/>
           <w:highlight w:val="white"/>
-          <w:lang w:val="en-US" w:eastAsia="en-US"/>
+          <w:lang w:eastAsia="en-US"/>
         </w:rPr>
         <w:t xml:space="preserve">] &lt;&lt; "' </w:t>
       </w:r>
@@ -11191,7 +15418,7 @@
         <w:rPr>
           <w:rFonts w:eastAsiaTheme="minorHAnsi" w:cs="Times New Roman"/>
           <w:highlight w:val="white"/>
-          <w:lang w:val="en-US" w:eastAsia="en-US"/>
+          <w:lang w:eastAsia="en-US"/>
         </w:rPr>
         <w:t xml:space="preserve"> </w:t>
       </w:r>
@@ -11207,7 +15434,7 @@
         <w:rPr>
           <w:rFonts w:eastAsiaTheme="minorHAnsi" w:cs="Times New Roman"/>
           <w:highlight w:val="white"/>
-          <w:lang w:val="en-US" w:eastAsia="en-US"/>
+          <w:lang w:eastAsia="en-US"/>
         </w:rPr>
         <w:t xml:space="preserve"> </w:t>
       </w:r>
@@ -11223,9 +15450,89 @@
         <w:rPr>
           <w:rFonts w:eastAsiaTheme="minorHAnsi" w:cs="Times New Roman"/>
           <w:highlight w:val="white"/>
-          <w:lang w:val="en-US" w:eastAsia="en-US"/>
-        </w:rPr>
-        <w:t xml:space="preserve"> {a, b, c, d, e}" &lt;&lt; </w:t>
+          <w:lang w:eastAsia="en-US"/>
+        </w:rPr>
+        <w:t xml:space="preserve"> {</w:t>
+      </w:r>
+      <w:r>
+        <w:rPr>
+          <w:rFonts w:eastAsiaTheme="minorHAnsi" w:cs="Times New Roman"/>
+          <w:highlight w:val="white"/>
+          <w:lang w:val="en-US" w:eastAsia="en-US"/>
+        </w:rPr>
+        <w:t>a</w:t>
+      </w:r>
+      <w:r>
+        <w:rPr>
+          <w:rFonts w:eastAsiaTheme="minorHAnsi" w:cs="Times New Roman"/>
+          <w:highlight w:val="white"/>
+          <w:lang w:eastAsia="en-US"/>
+        </w:rPr>
+        <w:t xml:space="preserve">, </w:t>
+      </w:r>
+      <w:r>
+        <w:rPr>
+          <w:rFonts w:eastAsiaTheme="minorHAnsi" w:cs="Times New Roman"/>
+          <w:highlight w:val="white"/>
+          <w:lang w:val="en-US" w:eastAsia="en-US"/>
+        </w:rPr>
+        <w:t>b</w:t>
+      </w:r>
+      <w:r>
+        <w:rPr>
+          <w:rFonts w:eastAsiaTheme="minorHAnsi" w:cs="Times New Roman"/>
+          <w:highlight w:val="white"/>
+          <w:lang w:eastAsia="en-US"/>
+        </w:rPr>
+        <w:t xml:space="preserve">, </w:t>
+      </w:r>
+      <w:r>
+        <w:rPr>
+          <w:rFonts w:eastAsiaTheme="minorHAnsi" w:cs="Times New Roman"/>
+          <w:highlight w:val="white"/>
+          <w:lang w:val="en-US" w:eastAsia="en-US"/>
+        </w:rPr>
+        <w:t>c</w:t>
+      </w:r>
+      <w:r>
+        <w:rPr>
+          <w:rFonts w:eastAsiaTheme="minorHAnsi" w:cs="Times New Roman"/>
+          <w:highlight w:val="white"/>
+          <w:lang w:eastAsia="en-US"/>
+        </w:rPr>
+        <w:t xml:space="preserve">, </w:t>
+      </w:r>
+      <w:r>
+        <w:rPr>
+          <w:rFonts w:eastAsiaTheme="minorHAnsi" w:cs="Times New Roman"/>
+          <w:highlight w:val="white"/>
+          <w:lang w:val="en-US" w:eastAsia="en-US"/>
+        </w:rPr>
+        <w:t>d</w:t>
+      </w:r>
+      <w:r>
+        <w:rPr>
+          <w:rFonts w:eastAsiaTheme="minorHAnsi" w:cs="Times New Roman"/>
+          <w:highlight w:val="white"/>
+          <w:lang w:eastAsia="en-US"/>
+        </w:rPr>
+        <w:t xml:space="preserve">, </w:t>
+      </w:r>
+      <w:r>
+        <w:rPr>
+          <w:rFonts w:eastAsiaTheme="minorHAnsi" w:cs="Times New Roman"/>
+          <w:highlight w:val="white"/>
+          <w:lang w:val="en-US" w:eastAsia="en-US"/>
+        </w:rPr>
+        <w:t>e</w:t>
+      </w:r>
+      <w:r>
+        <w:rPr>
+          <w:rFonts w:eastAsiaTheme="minorHAnsi" w:cs="Times New Roman"/>
+          <w:highlight w:val="white"/>
+          <w:lang w:eastAsia="en-US"/>
+        </w:rPr>
+        <w:t xml:space="preserve">}" &lt;&lt; </w:t>
       </w:r>
       <w:proofErr w:type="spellStart"/>
       <w:r>
@@ -11241,7 +15548,7 @@
         <w:rPr>
           <w:rFonts w:eastAsiaTheme="minorHAnsi" w:cs="Times New Roman"/>
           <w:highlight w:val="white"/>
-          <w:lang w:val="en-US" w:eastAsia="en-US"/>
+          <w:lang w:eastAsia="en-US"/>
         </w:rPr>
         <w:t>;</w:t>
       </w:r>
@@ -11262,7 +15569,7 @@
         <w:rPr>
           <w:rFonts w:eastAsiaTheme="minorHAnsi" w:cs="Times New Roman"/>
           <w:highlight w:val="white"/>
-          <w:lang w:val="en-US" w:eastAsia="en-US"/>
+          <w:lang w:eastAsia="en-US"/>
         </w:rPr>
         <w:t xml:space="preserve">            </w:t>
       </w:r>
@@ -13580,7 +17887,7 @@
         <w:rPr>
           <w:rFonts w:eastAsiaTheme="minorHAnsi" w:cs="Times New Roman"/>
           <w:highlight w:val="white"/>
-          <w:lang w:eastAsia="en-US"/>
+          <w:lang w:val="en-US" w:eastAsia="en-US"/>
         </w:rPr>
       </w:pPr>
       <w:r>
@@ -13595,7 +17902,7 @@
         <w:rPr>
           <w:rFonts w:eastAsiaTheme="minorHAnsi" w:cs="Times New Roman"/>
           <w:highlight w:val="white"/>
-          <w:lang w:eastAsia="en-US"/>
+          <w:lang w:val="en-US" w:eastAsia="en-US"/>
         </w:rPr>
         <w:t>}</w:t>
       </w:r>
@@ -13616,9 +17923,17 @@
         <w:rPr>
           <w:rFonts w:eastAsiaTheme="minorHAnsi" w:cs="Times New Roman"/>
           <w:highlight w:val="white"/>
-          <w:lang w:eastAsia="en-US"/>
-        </w:rPr>
-        <w:t xml:space="preserve">        }</w:t>
+          <w:lang w:val="en-US" w:eastAsia="en-US"/>
+        </w:rPr>
+        <w:t xml:space="preserve">        </w:t>
+      </w:r>
+      <w:r>
+        <w:rPr>
+          <w:rFonts w:eastAsiaTheme="minorHAnsi" w:cs="Times New Roman"/>
+          <w:highlight w:val="white"/>
+          <w:lang w:eastAsia="en-US"/>
+        </w:rPr>
+        <w:t>}</w:t>
       </w:r>
     </w:p>
     <w:p>
@@ -15940,7 +20255,7 @@
         <w:rPr>
           <w:rFonts w:eastAsiaTheme="minorHAnsi" w:cs="Times New Roman"/>
           <w:highlight w:val="white"/>
-          <w:lang w:val="en-US" w:eastAsia="en-US"/>
+          <w:lang w:eastAsia="en-US"/>
         </w:rPr>
       </w:pPr>
       <w:r>
@@ -15967,7 +20282,7 @@
         <w:rPr>
           <w:rFonts w:eastAsiaTheme="minorHAnsi" w:cs="Times New Roman"/>
           <w:highlight w:val="white"/>
-          <w:lang w:val="en-US" w:eastAsia="en-US"/>
+          <w:lang w:eastAsia="en-US"/>
         </w:rPr>
         <w:t xml:space="preserve"> &lt;&lt; " </w:t>
       </w:r>
@@ -15983,9 +20298,25 @@
         <w:rPr>
           <w:rFonts w:eastAsiaTheme="minorHAnsi" w:cs="Times New Roman"/>
           <w:highlight w:val="white"/>
-          <w:lang w:val="en-US" w:eastAsia="en-US"/>
-        </w:rPr>
-        <w:t xml:space="preserve"> B: </w:t>
+          <w:lang w:eastAsia="en-US"/>
+        </w:rPr>
+        <w:t xml:space="preserve"> </w:t>
+      </w:r>
+      <w:r>
+        <w:rPr>
+          <w:rFonts w:eastAsiaTheme="minorHAnsi" w:cs="Times New Roman"/>
+          <w:highlight w:val="white"/>
+          <w:lang w:val="en-US" w:eastAsia="en-US"/>
+        </w:rPr>
+        <w:t>B</w:t>
+      </w:r>
+      <w:r>
+        <w:rPr>
+          <w:rFonts w:eastAsiaTheme="minorHAnsi" w:cs="Times New Roman"/>
+          <w:highlight w:val="white"/>
+          <w:lang w:eastAsia="en-US"/>
+        </w:rPr>
+        <w:t xml:space="preserve">: </w:t>
       </w:r>
       <w:r>
         <w:rPr>
@@ -15999,7 +20330,7 @@
         <w:rPr>
           <w:rFonts w:eastAsiaTheme="minorHAnsi" w:cs="Times New Roman"/>
           <w:highlight w:val="white"/>
-          <w:lang w:val="en-US" w:eastAsia="en-US"/>
+          <w:lang w:eastAsia="en-US"/>
         </w:rPr>
         <w:t xml:space="preserve"> </w:t>
       </w:r>
@@ -16015,7 +20346,7 @@
         <w:rPr>
           <w:rFonts w:eastAsiaTheme="minorHAnsi" w:cs="Times New Roman"/>
           <w:highlight w:val="white"/>
-          <w:lang w:val="en-US" w:eastAsia="en-US"/>
+          <w:lang w:eastAsia="en-US"/>
         </w:rPr>
         <w:t xml:space="preserve"> " &lt;&lt; </w:t>
       </w:r>
@@ -16033,7 +20364,7 @@
         <w:rPr>
           <w:rFonts w:eastAsiaTheme="minorHAnsi" w:cs="Times New Roman"/>
           <w:highlight w:val="white"/>
-          <w:lang w:val="en-US" w:eastAsia="en-US"/>
+          <w:lang w:eastAsia="en-US"/>
         </w:rPr>
         <w:t>;</w:t>
       </w:r>
@@ -16047,7 +20378,7 @@
         <w:rPr>
           <w:rFonts w:eastAsiaTheme="minorHAnsi" w:cs="Times New Roman"/>
           <w:highlight w:val="white"/>
-          <w:lang w:val="en-US" w:eastAsia="en-US"/>
+          <w:lang w:eastAsia="en-US"/>
         </w:rPr>
       </w:pPr>
     </w:p>
@@ -16067,7 +20398,7 @@
         <w:rPr>
           <w:rFonts w:eastAsiaTheme="minorHAnsi" w:cs="Times New Roman"/>
           <w:highlight w:val="white"/>
-          <w:lang w:val="en-US" w:eastAsia="en-US"/>
+          <w:lang w:eastAsia="en-US"/>
         </w:rPr>
         <w:t xml:space="preserve">    </w:t>
       </w:r>
@@ -19801,7 +24132,7 @@
         <w:rPr>
           <w:rFonts w:eastAsiaTheme="minorHAnsi" w:cs="Times New Roman"/>
           <w:highlight w:val="white"/>
-          <w:lang w:eastAsia="en-US"/>
+          <w:lang w:val="en-US" w:eastAsia="en-US"/>
         </w:rPr>
       </w:pPr>
       <w:r>
@@ -19813,40 +24144,56 @@
         <w:t xml:space="preserve">        </w:t>
       </w:r>
       <w:proofErr w:type="spellStart"/>
-      <w:r>
-        <w:rPr>
-          <w:rFonts w:eastAsiaTheme="minorHAnsi" w:cs="Times New Roman"/>
-          <w:highlight w:val="white"/>
-          <w:lang w:eastAsia="en-US"/>
+      <w:proofErr w:type="gramStart"/>
+      <w:r>
+        <w:rPr>
+          <w:rFonts w:eastAsiaTheme="minorHAnsi" w:cs="Times New Roman"/>
+          <w:highlight w:val="white"/>
+          <w:lang w:val="en-US" w:eastAsia="en-US"/>
         </w:rPr>
         <w:t>cout</w:t>
       </w:r>
       <w:proofErr w:type="spellEnd"/>
-      <w:r>
-        <w:rPr>
-          <w:rFonts w:eastAsiaTheme="minorHAnsi" w:cs="Times New Roman"/>
-          <w:highlight w:val="white"/>
-          <w:lang w:eastAsia="en-US"/>
+      <w:proofErr w:type="gramEnd"/>
+      <w:r>
+        <w:rPr>
+          <w:rFonts w:eastAsiaTheme="minorHAnsi" w:cs="Times New Roman"/>
+          <w:highlight w:val="white"/>
+          <w:lang w:val="en-US" w:eastAsia="en-US"/>
+        </w:rPr>
+        <w:t xml:space="preserve"> &lt;&lt; "\n </w:t>
+      </w:r>
+      <w:r>
+        <w:rPr>
+          <w:rFonts w:eastAsiaTheme="minorHAnsi" w:cs="Times New Roman"/>
+          <w:highlight w:val="white"/>
+          <w:lang w:eastAsia="en-US"/>
+        </w:rPr>
+        <w:t>Введите</w:t>
+      </w:r>
+      <w:r>
+        <w:rPr>
+          <w:rFonts w:eastAsiaTheme="minorHAnsi" w:cs="Times New Roman"/>
+          <w:highlight w:val="white"/>
+          <w:lang w:val="en-US" w:eastAsia="en-US"/>
         </w:rPr>
         <w:t xml:space="preserve"> </w:t>
       </w:r>
-      <w:proofErr w:type="gramStart"/>
-      <w:r>
-        <w:rPr>
-          <w:rFonts w:eastAsiaTheme="minorHAnsi" w:cs="Times New Roman"/>
-          <w:highlight w:val="white"/>
-          <w:lang w:eastAsia="en-US"/>
-        </w:rPr>
-        <w:t>&lt;&lt; "</w:t>
-      </w:r>
-      <w:proofErr w:type="gramEnd"/>
-      <w:r>
-        <w:rPr>
-          <w:rFonts w:eastAsiaTheme="minorHAnsi" w:cs="Times New Roman"/>
-          <w:highlight w:val="white"/>
-          <w:lang w:eastAsia="en-US"/>
-        </w:rPr>
-        <w:t>\n Введите слово: ";</w:t>
+      <w:r>
+        <w:rPr>
+          <w:rFonts w:eastAsiaTheme="minorHAnsi" w:cs="Times New Roman"/>
+          <w:highlight w:val="white"/>
+          <w:lang w:eastAsia="en-US"/>
+        </w:rPr>
+        <w:t>слово</w:t>
+      </w:r>
+      <w:r>
+        <w:rPr>
+          <w:rFonts w:eastAsiaTheme="minorHAnsi" w:cs="Times New Roman"/>
+          <w:highlight w:val="white"/>
+          <w:lang w:val="en-US" w:eastAsia="en-US"/>
+        </w:rPr>
+        <w:t>: ";</w:t>
       </w:r>
     </w:p>
     <w:p>
@@ -19865,7 +24212,7 @@
         <w:rPr>
           <w:rFonts w:eastAsiaTheme="minorHAnsi" w:cs="Times New Roman"/>
           <w:highlight w:val="white"/>
-          <w:lang w:eastAsia="en-US"/>
+          <w:lang w:val="en-US" w:eastAsia="en-US"/>
         </w:rPr>
         <w:t xml:space="preserve">        </w:t>
       </w:r>
@@ -20482,7 +24829,7 @@
         <w:rPr>
           <w:rFonts w:eastAsiaTheme="minorHAnsi" w:cs="Times New Roman"/>
           <w:highlight w:val="white"/>
-          <w:lang w:val="en-US" w:eastAsia="en-US"/>
+          <w:lang w:eastAsia="en-US"/>
         </w:rPr>
       </w:pPr>
       <w:r>
@@ -20508,7 +24855,7 @@
         <w:rPr>
           <w:rFonts w:eastAsiaTheme="minorHAnsi" w:cs="Times New Roman"/>
           <w:highlight w:val="white"/>
-          <w:lang w:val="en-US" w:eastAsia="en-US"/>
+          <w:lang w:eastAsia="en-US"/>
         </w:rPr>
         <w:t>(</w:t>
       </w:r>
@@ -20519,7 +24866,47 @@
           <w:highlight w:val="white"/>
           <w:lang w:val="en-US" w:eastAsia="en-US"/>
         </w:rPr>
-        <w:t>LC_ALL, "Russian");</w:t>
+        <w:t>LC</w:t>
+      </w:r>
+      <w:r>
+        <w:rPr>
+          <w:rFonts w:eastAsiaTheme="minorHAnsi" w:cs="Times New Roman"/>
+          <w:highlight w:val="white"/>
+          <w:lang w:eastAsia="en-US"/>
+        </w:rPr>
+        <w:t>_</w:t>
+      </w:r>
+      <w:r>
+        <w:rPr>
+          <w:rFonts w:eastAsiaTheme="minorHAnsi" w:cs="Times New Roman"/>
+          <w:highlight w:val="white"/>
+          <w:lang w:val="en-US" w:eastAsia="en-US"/>
+        </w:rPr>
+        <w:t>ALL</w:t>
+      </w:r>
+      <w:r>
+        <w:rPr>
+          <w:rFonts w:eastAsiaTheme="minorHAnsi" w:cs="Times New Roman"/>
+          <w:highlight w:val="white"/>
+          <w:lang w:eastAsia="en-US"/>
+        </w:rPr>
+        <w:t>, "</w:t>
+      </w:r>
+      <w:r>
+        <w:rPr>
+          <w:rFonts w:eastAsiaTheme="minorHAnsi" w:cs="Times New Roman"/>
+          <w:highlight w:val="white"/>
+          <w:lang w:val="en-US" w:eastAsia="en-US"/>
+        </w:rPr>
+        <w:t>Russian</w:t>
+      </w:r>
+      <w:r>
+        <w:rPr>
+          <w:rFonts w:eastAsiaTheme="minorHAnsi" w:cs="Times New Roman"/>
+          <w:highlight w:val="white"/>
+          <w:lang w:eastAsia="en-US"/>
+        </w:rPr>
+        <w:t>");</w:t>
       </w:r>
     </w:p>
     <w:p>
@@ -20531,7 +24918,7 @@
         <w:rPr>
           <w:rFonts w:eastAsiaTheme="minorHAnsi" w:cs="Times New Roman"/>
           <w:highlight w:val="white"/>
-          <w:lang w:val="en-US" w:eastAsia="en-US"/>
+          <w:lang w:eastAsia="en-US"/>
         </w:rPr>
       </w:pPr>
     </w:p>
@@ -20551,7 +24938,7 @@
         <w:rPr>
           <w:rFonts w:eastAsiaTheme="minorHAnsi" w:cs="Times New Roman"/>
           <w:highlight w:val="white"/>
-          <w:lang w:val="en-US" w:eastAsia="en-US"/>
+          <w:lang w:eastAsia="en-US"/>
         </w:rPr>
         <w:t xml:space="preserve">    </w:t>
       </w:r>
@@ -21096,7 +25483,23 @@
           <w:highlight w:val="white"/>
           <w:lang w:val="en-US" w:eastAsia="en-US"/>
         </w:rPr>
-        <w:t xml:space="preserve"> &lt;&lt; "\n" &lt;&lt; string(60, '-') &lt;&lt; </w:t>
+        <w:t xml:space="preserve"> &lt;&lt; " </w:t>
+      </w:r>
+      <w:r>
+        <w:rPr>
+          <w:rFonts w:eastAsiaTheme="minorHAnsi" w:cs="Times New Roman"/>
+          <w:highlight w:val="white"/>
+          <w:lang w:eastAsia="en-US"/>
+        </w:rPr>
+        <w:t>МЕНЮ</w:t>
+      </w:r>
+      <w:r>
+        <w:rPr>
+          <w:rFonts w:eastAsiaTheme="minorHAnsi" w:cs="Times New Roman"/>
+          <w:highlight w:val="white"/>
+          <w:lang w:val="en-US" w:eastAsia="en-US"/>
+        </w:rPr>
+        <w:t xml:space="preserve">:" &lt;&lt; </w:t>
       </w:r>
       <w:proofErr w:type="spellStart"/>
       <w:r>
@@ -21171,7 +25574,7 @@
           <w:highlight w:val="white"/>
           <w:lang w:eastAsia="en-US"/>
         </w:rPr>
-        <w:t xml:space="preserve"> МЕНЮ:" &lt;&lt; </w:t>
+        <w:t xml:space="preserve"> 1. Запустить тестирование" &lt;&lt; </w:t>
       </w:r>
       <w:proofErr w:type="spellStart"/>
       <w:r>
@@ -21246,7 +25649,7 @@
           <w:highlight w:val="white"/>
           <w:lang w:eastAsia="en-US"/>
         </w:rPr>
-        <w:t xml:space="preserve"> 1. Запустить тестирование" &lt;&lt; </w:t>
+        <w:t xml:space="preserve"> 2. Интерактивный режим" &lt;&lt; </w:t>
       </w:r>
       <w:proofErr w:type="spellStart"/>
       <w:r>
@@ -21321,7 +25724,7 @@
           <w:highlight w:val="white"/>
           <w:lang w:eastAsia="en-US"/>
         </w:rPr>
-        <w:t xml:space="preserve"> 2. Интерактивный режим" &lt;&lt; </w:t>
+        <w:t xml:space="preserve"> 0. Выход" &lt;&lt; </w:t>
       </w:r>
       <w:proofErr w:type="spellStart"/>
       <w:r>
@@ -21351,7 +25754,7 @@
         <w:rPr>
           <w:rFonts w:eastAsiaTheme="minorHAnsi" w:cs="Times New Roman"/>
           <w:highlight w:val="white"/>
-          <w:lang w:eastAsia="en-US"/>
+          <w:lang w:val="en-US" w:eastAsia="en-US"/>
         </w:rPr>
       </w:pPr>
       <w:r>
@@ -21363,58 +25766,56 @@
         <w:t xml:space="preserve">        </w:t>
       </w:r>
       <w:proofErr w:type="spellStart"/>
-      <w:r>
-        <w:rPr>
-          <w:rFonts w:eastAsiaTheme="minorHAnsi" w:cs="Times New Roman"/>
-          <w:highlight w:val="white"/>
-          <w:lang w:eastAsia="en-US"/>
+      <w:proofErr w:type="gramStart"/>
+      <w:r>
+        <w:rPr>
+          <w:rFonts w:eastAsiaTheme="minorHAnsi" w:cs="Times New Roman"/>
+          <w:highlight w:val="white"/>
+          <w:lang w:val="en-US" w:eastAsia="en-US"/>
         </w:rPr>
         <w:t>cout</w:t>
       </w:r>
       <w:proofErr w:type="spellEnd"/>
-      <w:r>
-        <w:rPr>
-          <w:rFonts w:eastAsiaTheme="minorHAnsi" w:cs="Times New Roman"/>
-          <w:highlight w:val="white"/>
-          <w:lang w:eastAsia="en-US"/>
+      <w:proofErr w:type="gramEnd"/>
+      <w:r>
+        <w:rPr>
+          <w:rFonts w:eastAsiaTheme="minorHAnsi" w:cs="Times New Roman"/>
+          <w:highlight w:val="white"/>
+          <w:lang w:val="en-US" w:eastAsia="en-US"/>
+        </w:rPr>
+        <w:t xml:space="preserve"> &lt;&lt; " </w:t>
+      </w:r>
+      <w:r>
+        <w:rPr>
+          <w:rFonts w:eastAsiaTheme="minorHAnsi" w:cs="Times New Roman"/>
+          <w:highlight w:val="white"/>
+          <w:lang w:eastAsia="en-US"/>
+        </w:rPr>
+        <w:t>Ваш</w:t>
+      </w:r>
+      <w:r>
+        <w:rPr>
+          <w:rFonts w:eastAsiaTheme="minorHAnsi" w:cs="Times New Roman"/>
+          <w:highlight w:val="white"/>
+          <w:lang w:val="en-US" w:eastAsia="en-US"/>
         </w:rPr>
         <w:t xml:space="preserve"> </w:t>
       </w:r>
-      <w:proofErr w:type="gramStart"/>
-      <w:r>
-        <w:rPr>
-          <w:rFonts w:eastAsiaTheme="minorHAnsi" w:cs="Times New Roman"/>
-          <w:highlight w:val="white"/>
-          <w:lang w:eastAsia="en-US"/>
-        </w:rPr>
-        <w:t>&lt;&lt; "</w:t>
-      </w:r>
-      <w:proofErr w:type="gramEnd"/>
-      <w:r>
-        <w:rPr>
-          <w:rFonts w:eastAsiaTheme="minorHAnsi" w:cs="Times New Roman"/>
-          <w:highlight w:val="white"/>
-          <w:lang w:eastAsia="en-US"/>
-        </w:rPr>
-        <w:t xml:space="preserve"> 0. Выход" &lt;&lt; </w:t>
-      </w:r>
-      <w:proofErr w:type="spellStart"/>
-      <w:r>
-        <w:rPr>
-          <w:rFonts w:eastAsiaTheme="minorHAnsi" w:cs="Times New Roman"/>
-          <w:highlight w:val="white"/>
-          <w:lang w:eastAsia="en-US"/>
-        </w:rPr>
-        <w:t>endl</w:t>
-      </w:r>
-      <w:proofErr w:type="spellEnd"/>
-      <w:r>
-        <w:rPr>
-          <w:rFonts w:eastAsiaTheme="minorHAnsi" w:cs="Times New Roman"/>
-          <w:highlight w:val="white"/>
-          <w:lang w:eastAsia="en-US"/>
-        </w:rPr>
-        <w:t>;</w:t>
+      <w:r>
+        <w:rPr>
+          <w:rFonts w:eastAsiaTheme="minorHAnsi" w:cs="Times New Roman"/>
+          <w:highlight w:val="white"/>
+          <w:lang w:eastAsia="en-US"/>
+        </w:rPr>
+        <w:t>выбор</w:t>
+      </w:r>
+      <w:r>
+        <w:rPr>
+          <w:rFonts w:eastAsiaTheme="minorHAnsi" w:cs="Times New Roman"/>
+          <w:highlight w:val="white"/>
+          <w:lang w:val="en-US" w:eastAsia="en-US"/>
+        </w:rPr>
+        <w:t>: ";</w:t>
       </w:r>
     </w:p>
     <w:p>
@@ -21426,53 +25827,9 @@
         <w:rPr>
           <w:rFonts w:eastAsiaTheme="minorHAnsi" w:cs="Times New Roman"/>
           <w:highlight w:val="white"/>
-          <w:lang w:eastAsia="en-US"/>
-        </w:rPr>
-      </w:pPr>
-      <w:r>
-        <w:rPr>
-          <w:rFonts w:eastAsiaTheme="minorHAnsi" w:cs="Times New Roman"/>
-          <w:highlight w:val="white"/>
-          <w:lang w:eastAsia="en-US"/>
-        </w:rPr>
-        <w:t xml:space="preserve">        </w:t>
-      </w:r>
-      <w:proofErr w:type="spellStart"/>
-      <w:r>
-        <w:rPr>
-          <w:rFonts w:eastAsiaTheme="minorHAnsi" w:cs="Times New Roman"/>
-          <w:highlight w:val="white"/>
-          <w:lang w:eastAsia="en-US"/>
-        </w:rPr>
-        <w:t>cout</w:t>
-      </w:r>
-      <w:proofErr w:type="spellEnd"/>
-      <w:r>
-        <w:rPr>
-          <w:rFonts w:eastAsiaTheme="minorHAnsi" w:cs="Times New Roman"/>
-          <w:highlight w:val="white"/>
-          <w:lang w:eastAsia="en-US"/>
-        </w:rPr>
-        <w:t xml:space="preserve"> </w:t>
-      </w:r>
-      <w:proofErr w:type="gramStart"/>
-      <w:r>
-        <w:rPr>
-          <w:rFonts w:eastAsiaTheme="minorHAnsi" w:cs="Times New Roman"/>
-          <w:highlight w:val="white"/>
-          <w:lang w:eastAsia="en-US"/>
-        </w:rPr>
-        <w:t>&lt;&lt; "</w:t>
-      </w:r>
-      <w:proofErr w:type="gramEnd"/>
-      <w:r>
-        <w:rPr>
-          <w:rFonts w:eastAsiaTheme="minorHAnsi" w:cs="Times New Roman"/>
-          <w:highlight w:val="white"/>
-          <w:lang w:eastAsia="en-US"/>
-        </w:rPr>
-        <w:t xml:space="preserve"> Ваш выбор: ";</w:t>
-      </w:r>
+          <w:lang w:val="en-US" w:eastAsia="en-US"/>
+        </w:rPr>
+      </w:pPr>
     </w:p>
     <w:p>
       <w:pPr>
@@ -21483,9 +25840,37 @@
         <w:rPr>
           <w:rFonts w:eastAsiaTheme="minorHAnsi" w:cs="Times New Roman"/>
           <w:highlight w:val="white"/>
-          <w:lang w:eastAsia="en-US"/>
-        </w:rPr>
-      </w:pPr>
+          <w:lang w:val="en-US" w:eastAsia="en-US"/>
+        </w:rPr>
+      </w:pPr>
+      <w:r>
+        <w:rPr>
+          <w:rFonts w:eastAsiaTheme="minorHAnsi" w:cs="Times New Roman"/>
+          <w:highlight w:val="white"/>
+          <w:lang w:val="en-US" w:eastAsia="en-US"/>
+        </w:rPr>
+        <w:t xml:space="preserve">        </w:t>
+      </w:r>
+      <w:proofErr w:type="spellStart"/>
+      <w:proofErr w:type="gramStart"/>
+      <w:r>
+        <w:rPr>
+          <w:rFonts w:eastAsiaTheme="minorHAnsi" w:cs="Times New Roman"/>
+          <w:highlight w:val="white"/>
+          <w:lang w:val="en-US" w:eastAsia="en-US"/>
+        </w:rPr>
+        <w:t>int</w:t>
+      </w:r>
+      <w:proofErr w:type="spellEnd"/>
+      <w:proofErr w:type="gramEnd"/>
+      <w:r>
+        <w:rPr>
+          <w:rFonts w:eastAsiaTheme="minorHAnsi" w:cs="Times New Roman"/>
+          <w:highlight w:val="white"/>
+          <w:lang w:val="en-US" w:eastAsia="en-US"/>
+        </w:rPr>
+        <w:t xml:space="preserve"> mode;</w:t>
+      </w:r>
     </w:p>
     <w:p>
       <w:pPr>
@@ -21503,7 +25888,7 @@
         <w:rPr>
           <w:rFonts w:eastAsiaTheme="minorHAnsi" w:cs="Times New Roman"/>
           <w:highlight w:val="white"/>
-          <w:lang w:eastAsia="en-US"/>
+          <w:lang w:val="en-US" w:eastAsia="en-US"/>
         </w:rPr>
         <w:t xml:space="preserve">        </w:t>
       </w:r>
@@ -21515,7 +25900,7 @@
           <w:highlight w:val="white"/>
           <w:lang w:val="en-US" w:eastAsia="en-US"/>
         </w:rPr>
-        <w:t>int</w:t>
+        <w:t>cin</w:t>
       </w:r>
       <w:proofErr w:type="spellEnd"/>
       <w:proofErr w:type="gramEnd"/>
@@ -21525,7 +25910,7 @@
           <w:highlight w:val="white"/>
           <w:lang w:val="en-US" w:eastAsia="en-US"/>
         </w:rPr>
-        <w:t xml:space="preserve"> mode;</w:t>
+        <w:t xml:space="preserve"> &gt;&gt; mode;</w:t>
       </w:r>
     </w:p>
     <w:p>
@@ -21540,34 +25925,6 @@
           <w:lang w:val="en-US" w:eastAsia="en-US"/>
         </w:rPr>
       </w:pPr>
-      <w:r>
-        <w:rPr>
-          <w:rFonts w:eastAsiaTheme="minorHAnsi" w:cs="Times New Roman"/>
-          <w:highlight w:val="white"/>
-          <w:lang w:val="en-US" w:eastAsia="en-US"/>
-        </w:rPr>
-        <w:t xml:space="preserve">        </w:t>
-      </w:r>
-      <w:proofErr w:type="spellStart"/>
-      <w:proofErr w:type="gramStart"/>
-      <w:r>
-        <w:rPr>
-          <w:rFonts w:eastAsiaTheme="minorHAnsi" w:cs="Times New Roman"/>
-          <w:highlight w:val="white"/>
-          <w:lang w:val="en-US" w:eastAsia="en-US"/>
-        </w:rPr>
-        <w:t>cin</w:t>
-      </w:r>
-      <w:proofErr w:type="spellEnd"/>
-      <w:proofErr w:type="gramEnd"/>
-      <w:r>
-        <w:rPr>
-          <w:rFonts w:eastAsiaTheme="minorHAnsi" w:cs="Times New Roman"/>
-          <w:highlight w:val="white"/>
-          <w:lang w:val="en-US" w:eastAsia="en-US"/>
-        </w:rPr>
-        <w:t xml:space="preserve"> &gt;&gt; mode;</w:t>
-      </w:r>
     </w:p>
     <w:p>
       <w:pPr>
@@ -21581,6 +25938,32 @@
           <w:lang w:val="en-US" w:eastAsia="en-US"/>
         </w:rPr>
       </w:pPr>
+      <w:r>
+        <w:rPr>
+          <w:rFonts w:eastAsiaTheme="minorHAnsi" w:cs="Times New Roman"/>
+          <w:highlight w:val="white"/>
+          <w:lang w:val="en-US" w:eastAsia="en-US"/>
+        </w:rPr>
+        <w:t xml:space="preserve">        </w:t>
+      </w:r>
+      <w:proofErr w:type="gramStart"/>
+      <w:r>
+        <w:rPr>
+          <w:rFonts w:eastAsiaTheme="minorHAnsi" w:cs="Times New Roman"/>
+          <w:highlight w:val="white"/>
+          <w:lang w:val="en-US" w:eastAsia="en-US"/>
+        </w:rPr>
+        <w:t>if</w:t>
+      </w:r>
+      <w:proofErr w:type="gramEnd"/>
+      <w:r>
+        <w:rPr>
+          <w:rFonts w:eastAsiaTheme="minorHAnsi" w:cs="Times New Roman"/>
+          <w:highlight w:val="white"/>
+          <w:lang w:val="en-US" w:eastAsia="en-US"/>
+        </w:rPr>
+        <w:t xml:space="preserve"> (mode == 0)</w:t>
+      </w:r>
     </w:p>
     <w:p>
       <w:pPr>
@@ -21600,25 +25983,7 @@
           <w:highlight w:val="white"/>
           <w:lang w:val="en-US" w:eastAsia="en-US"/>
         </w:rPr>
-        <w:t xml:space="preserve">        </w:t>
-      </w:r>
-      <w:proofErr w:type="gramStart"/>
-      <w:r>
-        <w:rPr>
-          <w:rFonts w:eastAsiaTheme="minorHAnsi" w:cs="Times New Roman"/>
-          <w:highlight w:val="white"/>
-          <w:lang w:val="en-US" w:eastAsia="en-US"/>
-        </w:rPr>
-        <w:t>if</w:t>
-      </w:r>
-      <w:proofErr w:type="gramEnd"/>
-      <w:r>
-        <w:rPr>
-          <w:rFonts w:eastAsiaTheme="minorHAnsi" w:cs="Times New Roman"/>
-          <w:highlight w:val="white"/>
-          <w:lang w:val="en-US" w:eastAsia="en-US"/>
-        </w:rPr>
-        <w:t xml:space="preserve"> (mode == 0)</w:t>
+        <w:t xml:space="preserve">        {</w:t>
       </w:r>
     </w:p>
     <w:p>
@@ -21639,7 +26004,25 @@
           <w:highlight w:val="white"/>
           <w:lang w:val="en-US" w:eastAsia="en-US"/>
         </w:rPr>
-        <w:t xml:space="preserve">        {</w:t>
+        <w:t xml:space="preserve">            </w:t>
+      </w:r>
+      <w:proofErr w:type="gramStart"/>
+      <w:r>
+        <w:rPr>
+          <w:rFonts w:eastAsiaTheme="minorHAnsi" w:cs="Times New Roman"/>
+          <w:highlight w:val="white"/>
+          <w:lang w:val="en-US" w:eastAsia="en-US"/>
+        </w:rPr>
+        <w:t>break</w:t>
+      </w:r>
+      <w:proofErr w:type="gramEnd"/>
+      <w:r>
+        <w:rPr>
+          <w:rFonts w:eastAsiaTheme="minorHAnsi" w:cs="Times New Roman"/>
+          <w:highlight w:val="white"/>
+          <w:lang w:val="en-US" w:eastAsia="en-US"/>
+        </w:rPr>
+        <w:t>;</w:t>
       </w:r>
     </w:p>
     <w:p>
@@ -21660,25 +26043,7 @@
           <w:highlight w:val="white"/>
           <w:lang w:val="en-US" w:eastAsia="en-US"/>
         </w:rPr>
-        <w:t xml:space="preserve">            </w:t>
-      </w:r>
-      <w:proofErr w:type="gramStart"/>
-      <w:r>
-        <w:rPr>
-          <w:rFonts w:eastAsiaTheme="minorHAnsi" w:cs="Times New Roman"/>
-          <w:highlight w:val="white"/>
-          <w:lang w:val="en-US" w:eastAsia="en-US"/>
-        </w:rPr>
-        <w:t>break</w:t>
-      </w:r>
-      <w:proofErr w:type="gramEnd"/>
-      <w:r>
-        <w:rPr>
-          <w:rFonts w:eastAsiaTheme="minorHAnsi" w:cs="Times New Roman"/>
-          <w:highlight w:val="white"/>
-          <w:lang w:val="en-US" w:eastAsia="en-US"/>
-        </w:rPr>
-        <w:t>;</w:t>
+        <w:t xml:space="preserve">        }</w:t>
       </w:r>
     </w:p>
     <w:p>
@@ -21693,14 +26058,6 @@
           <w:lang w:val="en-US" w:eastAsia="en-US"/>
         </w:rPr>
       </w:pPr>
-      <w:r>
-        <w:rPr>
-          <w:rFonts w:eastAsiaTheme="minorHAnsi" w:cs="Times New Roman"/>
-          <w:highlight w:val="white"/>
-          <w:lang w:val="en-US" w:eastAsia="en-US"/>
-        </w:rPr>
-        <w:t xml:space="preserve">        }</w:t>
-      </w:r>
     </w:p>
     <w:p>
       <w:pPr>
@@ -21714,6 +26071,32 @@
           <w:lang w:val="en-US" w:eastAsia="en-US"/>
         </w:rPr>
       </w:pPr>
+      <w:r>
+        <w:rPr>
+          <w:rFonts w:eastAsiaTheme="minorHAnsi" w:cs="Times New Roman"/>
+          <w:highlight w:val="white"/>
+          <w:lang w:val="en-US" w:eastAsia="en-US"/>
+        </w:rPr>
+        <w:t xml:space="preserve">        </w:t>
+      </w:r>
+      <w:proofErr w:type="gramStart"/>
+      <w:r>
+        <w:rPr>
+          <w:rFonts w:eastAsiaTheme="minorHAnsi" w:cs="Times New Roman"/>
+          <w:highlight w:val="white"/>
+          <w:lang w:val="en-US" w:eastAsia="en-US"/>
+        </w:rPr>
+        <w:t>switch</w:t>
+      </w:r>
+      <w:proofErr w:type="gramEnd"/>
+      <w:r>
+        <w:rPr>
+          <w:rFonts w:eastAsiaTheme="minorHAnsi" w:cs="Times New Roman"/>
+          <w:highlight w:val="white"/>
+          <w:lang w:val="en-US" w:eastAsia="en-US"/>
+        </w:rPr>
+        <w:t xml:space="preserve"> (mode)</w:t>
+      </w:r>
     </w:p>
     <w:p>
       <w:pPr>
@@ -21733,25 +26116,7 @@
           <w:highlight w:val="white"/>
           <w:lang w:val="en-US" w:eastAsia="en-US"/>
         </w:rPr>
-        <w:t xml:space="preserve">        </w:t>
-      </w:r>
-      <w:proofErr w:type="gramStart"/>
-      <w:r>
-        <w:rPr>
-          <w:rFonts w:eastAsiaTheme="minorHAnsi" w:cs="Times New Roman"/>
-          <w:highlight w:val="white"/>
-          <w:lang w:val="en-US" w:eastAsia="en-US"/>
-        </w:rPr>
-        <w:t>switch</w:t>
-      </w:r>
-      <w:proofErr w:type="gramEnd"/>
-      <w:r>
-        <w:rPr>
-          <w:rFonts w:eastAsiaTheme="minorHAnsi" w:cs="Times New Roman"/>
-          <w:highlight w:val="white"/>
-          <w:lang w:val="en-US" w:eastAsia="en-US"/>
-        </w:rPr>
-        <w:t xml:space="preserve"> (mode)</w:t>
+        <w:t xml:space="preserve">        {</w:t>
       </w:r>
     </w:p>
     <w:p>
@@ -21772,7 +26137,25 @@
           <w:highlight w:val="white"/>
           <w:lang w:val="en-US" w:eastAsia="en-US"/>
         </w:rPr>
-        <w:t xml:space="preserve">        {</w:t>
+        <w:t xml:space="preserve">        </w:t>
+      </w:r>
+      <w:proofErr w:type="gramStart"/>
+      <w:r>
+        <w:rPr>
+          <w:rFonts w:eastAsiaTheme="minorHAnsi" w:cs="Times New Roman"/>
+          <w:highlight w:val="white"/>
+          <w:lang w:val="en-US" w:eastAsia="en-US"/>
+        </w:rPr>
+        <w:t>case</w:t>
+      </w:r>
+      <w:proofErr w:type="gramEnd"/>
+      <w:r>
+        <w:rPr>
+          <w:rFonts w:eastAsiaTheme="minorHAnsi" w:cs="Times New Roman"/>
+          <w:highlight w:val="white"/>
+          <w:lang w:val="en-US" w:eastAsia="en-US"/>
+        </w:rPr>
+        <w:t xml:space="preserve"> 1:</w:t>
       </w:r>
     </w:p>
     <w:p>
@@ -21793,8 +26176,9 @@
           <w:highlight w:val="white"/>
           <w:lang w:val="en-US" w:eastAsia="en-US"/>
         </w:rPr>
-        <w:t xml:space="preserve">        </w:t>
-      </w:r>
+        <w:t xml:space="preserve">            </w:t>
+      </w:r>
+      <w:proofErr w:type="spellStart"/>
       <w:proofErr w:type="gramStart"/>
       <w:r>
         <w:rPr>
@@ -21802,7 +26186,16 @@
           <w:highlight w:val="white"/>
           <w:lang w:val="en-US" w:eastAsia="en-US"/>
         </w:rPr>
-        <w:t>case</w:t>
+        <w:t>runTests</w:t>
+      </w:r>
+      <w:proofErr w:type="spellEnd"/>
+      <w:r>
+        <w:rPr>
+          <w:rFonts w:eastAsiaTheme="minorHAnsi" w:cs="Times New Roman"/>
+          <w:highlight w:val="white"/>
+          <w:lang w:val="en-US" w:eastAsia="en-US"/>
+        </w:rPr>
+        <w:t>(</w:t>
       </w:r>
       <w:proofErr w:type="gramEnd"/>
       <w:r>
@@ -21811,7 +26204,7 @@
           <w:highlight w:val="white"/>
           <w:lang w:val="en-US" w:eastAsia="en-US"/>
         </w:rPr>
-        <w:t xml:space="preserve"> 1:</w:t>
+        <w:t>);</w:t>
       </w:r>
     </w:p>
     <w:p>
@@ -21834,7 +26227,6 @@
         </w:rPr>
         <w:t xml:space="preserve">            </w:t>
       </w:r>
-      <w:proofErr w:type="spellStart"/>
       <w:proofErr w:type="gramStart"/>
       <w:r>
         <w:rPr>
@@ -21842,16 +26234,7 @@
           <w:highlight w:val="white"/>
           <w:lang w:val="en-US" w:eastAsia="en-US"/>
         </w:rPr>
-        <w:t>runTests</w:t>
-      </w:r>
-      <w:proofErr w:type="spellEnd"/>
-      <w:r>
-        <w:rPr>
-          <w:rFonts w:eastAsiaTheme="minorHAnsi" w:cs="Times New Roman"/>
-          <w:highlight w:val="white"/>
-          <w:lang w:val="en-US" w:eastAsia="en-US"/>
-        </w:rPr>
-        <w:t>(</w:t>
+        <w:t>break</w:t>
       </w:r>
       <w:proofErr w:type="gramEnd"/>
       <w:r>
@@ -21860,7 +26243,7 @@
           <w:highlight w:val="white"/>
           <w:lang w:val="en-US" w:eastAsia="en-US"/>
         </w:rPr>
-        <w:t>);</w:t>
+        <w:t>;</w:t>
       </w:r>
     </w:p>
     <w:p>
@@ -21872,34 +26255,34 @@
         <w:rPr>
           <w:rFonts w:eastAsiaTheme="minorHAnsi" w:cs="Times New Roman"/>
           <w:highlight w:val="white"/>
-          <w:lang w:eastAsia="en-US"/>
-        </w:rPr>
-      </w:pPr>
-      <w:r>
-        <w:rPr>
-          <w:rFonts w:eastAsiaTheme="minorHAnsi" w:cs="Times New Roman"/>
-          <w:highlight w:val="white"/>
-          <w:lang w:val="en-US" w:eastAsia="en-US"/>
-        </w:rPr>
-        <w:t xml:space="preserve">            </w:t>
-      </w:r>
-      <w:proofErr w:type="spellStart"/>
-      <w:r>
-        <w:rPr>
-          <w:rFonts w:eastAsiaTheme="minorHAnsi" w:cs="Times New Roman"/>
-          <w:highlight w:val="white"/>
-          <w:lang w:eastAsia="en-US"/>
-        </w:rPr>
-        <w:t>break</w:t>
-      </w:r>
-      <w:proofErr w:type="spellEnd"/>
-      <w:r>
-        <w:rPr>
-          <w:rFonts w:eastAsiaTheme="minorHAnsi" w:cs="Times New Roman"/>
-          <w:highlight w:val="white"/>
-          <w:lang w:eastAsia="en-US"/>
-        </w:rPr>
-        <w:t>;</w:t>
+          <w:lang w:val="en-US" w:eastAsia="en-US"/>
+        </w:rPr>
+      </w:pPr>
+      <w:r>
+        <w:rPr>
+          <w:rFonts w:eastAsiaTheme="minorHAnsi" w:cs="Times New Roman"/>
+          <w:highlight w:val="white"/>
+          <w:lang w:val="en-US" w:eastAsia="en-US"/>
+        </w:rPr>
+        <w:t xml:space="preserve">        </w:t>
+      </w:r>
+      <w:proofErr w:type="gramStart"/>
+      <w:r>
+        <w:rPr>
+          <w:rFonts w:eastAsiaTheme="minorHAnsi" w:cs="Times New Roman"/>
+          <w:highlight w:val="white"/>
+          <w:lang w:val="en-US" w:eastAsia="en-US"/>
+        </w:rPr>
+        <w:t>case</w:t>
+      </w:r>
+      <w:proofErr w:type="gramEnd"/>
+      <w:r>
+        <w:rPr>
+          <w:rFonts w:eastAsiaTheme="minorHAnsi" w:cs="Times New Roman"/>
+          <w:highlight w:val="white"/>
+          <w:lang w:val="en-US" w:eastAsia="en-US"/>
+        </w:rPr>
+        <w:t xml:space="preserve"> 2:</w:t>
       </w:r>
     </w:p>
     <w:p>
@@ -21918,18 +26301,19 @@
         <w:rPr>
           <w:rFonts w:eastAsiaTheme="minorHAnsi" w:cs="Times New Roman"/>
           <w:highlight w:val="white"/>
-          <w:lang w:eastAsia="en-US"/>
-        </w:rPr>
-        <w:t xml:space="preserve">        </w:t>
+          <w:lang w:val="en-US" w:eastAsia="en-US"/>
+        </w:rPr>
+        <w:t xml:space="preserve">            </w:t>
       </w:r>
       <w:proofErr w:type="spellStart"/>
-      <w:r>
-        <w:rPr>
-          <w:rFonts w:eastAsiaTheme="minorHAnsi" w:cs="Times New Roman"/>
-          <w:highlight w:val="white"/>
-          <w:lang w:eastAsia="en-US"/>
-        </w:rPr>
-        <w:t>case</w:t>
+      <w:proofErr w:type="gramStart"/>
+      <w:r>
+        <w:rPr>
+          <w:rFonts w:eastAsiaTheme="minorHAnsi" w:cs="Times New Roman"/>
+          <w:highlight w:val="white"/>
+          <w:lang w:eastAsia="en-US"/>
+        </w:rPr>
+        <w:t>interactiveMode</w:t>
       </w:r>
       <w:proofErr w:type="spellEnd"/>
       <w:r>
@@ -21938,7 +26322,16 @@
           <w:highlight w:val="white"/>
           <w:lang w:eastAsia="en-US"/>
         </w:rPr>
-        <w:t xml:space="preserve"> 2:</w:t>
+        <w:t>(</w:t>
+      </w:r>
+      <w:proofErr w:type="gramEnd"/>
+      <w:r>
+        <w:rPr>
+          <w:rFonts w:eastAsiaTheme="minorHAnsi" w:cs="Times New Roman"/>
+          <w:highlight w:val="white"/>
+          <w:lang w:eastAsia="en-US"/>
+        </w:rPr>
+        <w:t>);</w:t>
       </w:r>
     </w:p>
     <w:p>
@@ -21962,14 +26355,13 @@
         <w:t xml:space="preserve">            </w:t>
       </w:r>
       <w:proofErr w:type="spellStart"/>
-      <w:proofErr w:type="gramStart"/>
-      <w:r>
-        <w:rPr>
-          <w:rFonts w:eastAsiaTheme="minorHAnsi" w:cs="Times New Roman"/>
-          <w:highlight w:val="white"/>
-          <w:lang w:eastAsia="en-US"/>
-        </w:rPr>
-        <w:t>interactiveMode</w:t>
+      <w:r>
+        <w:rPr>
+          <w:rFonts w:eastAsiaTheme="minorHAnsi" w:cs="Times New Roman"/>
+          <w:highlight w:val="white"/>
+          <w:lang w:eastAsia="en-US"/>
+        </w:rPr>
+        <w:t>break</w:t>
       </w:r>
       <w:proofErr w:type="spellEnd"/>
       <w:r>
@@ -21978,16 +26370,7 @@
           <w:highlight w:val="white"/>
           <w:lang w:eastAsia="en-US"/>
         </w:rPr>
-        <w:t>(</w:t>
-      </w:r>
-      <w:proofErr w:type="gramEnd"/>
-      <w:r>
-        <w:rPr>
-          <w:rFonts w:eastAsiaTheme="minorHAnsi" w:cs="Times New Roman"/>
-          <w:highlight w:val="white"/>
-          <w:lang w:eastAsia="en-US"/>
-        </w:rPr>
-        <w:t>);</w:t>
+        <w:t>;</w:t>
       </w:r>
     </w:p>
     <w:p>
@@ -22008,7 +26391,7 @@
           <w:highlight w:val="white"/>
           <w:lang w:eastAsia="en-US"/>
         </w:rPr>
-        <w:t xml:space="preserve">            </w:t>
+        <w:t xml:space="preserve">        </w:t>
       </w:r>
       <w:proofErr w:type="spellStart"/>
       <w:r>
@@ -22017,7 +26400,7 @@
           <w:highlight w:val="white"/>
           <w:lang w:eastAsia="en-US"/>
         </w:rPr>
-        <w:t>break</w:t>
+        <w:t>default</w:t>
       </w:r>
       <w:proofErr w:type="spellEnd"/>
       <w:r>
@@ -22026,7 +26409,7 @@
           <w:highlight w:val="white"/>
           <w:lang w:eastAsia="en-US"/>
         </w:rPr>
-        <w:t>;</w:t>
+        <w:t>:</w:t>
       </w:r>
     </w:p>
     <w:p>
@@ -22047,7 +26430,7 @@
           <w:highlight w:val="white"/>
           <w:lang w:eastAsia="en-US"/>
         </w:rPr>
-        <w:t xml:space="preserve">        </w:t>
+        <w:t xml:space="preserve">            </w:t>
       </w:r>
       <w:proofErr w:type="spellStart"/>
       <w:r>
@@ -22056,7 +26439,7 @@
           <w:highlight w:val="white"/>
           <w:lang w:eastAsia="en-US"/>
         </w:rPr>
-        <w:t>default</w:t>
+        <w:t>cout</w:t>
       </w:r>
       <w:proofErr w:type="spellEnd"/>
       <w:r>
@@ -22065,7 +26448,53 @@
           <w:highlight w:val="white"/>
           <w:lang w:eastAsia="en-US"/>
         </w:rPr>
-        <w:t>:</w:t>
+        <w:t xml:space="preserve"> </w:t>
+      </w:r>
+      <w:proofErr w:type="gramStart"/>
+      <w:r>
+        <w:rPr>
+          <w:rFonts w:eastAsiaTheme="minorHAnsi" w:cs="Times New Roman"/>
+          <w:highlight w:val="white"/>
+          <w:lang w:eastAsia="en-US"/>
+        </w:rPr>
+        <w:t>&lt;&lt; "</w:t>
+      </w:r>
+      <w:proofErr w:type="gramEnd"/>
+      <w:r>
+        <w:rPr>
+          <w:rFonts w:eastAsiaTheme="minorHAnsi" w:cs="Times New Roman"/>
+          <w:highlight w:val="white"/>
+          <w:lang w:eastAsia="en-US"/>
+        </w:rPr>
+        <w:t xml:space="preserve">  Неверный выбор. Попробуйте снова." </w:t>
+      </w:r>
+      <w:proofErr w:type="gramStart"/>
+      <w:r>
+        <w:rPr>
+          <w:rFonts w:eastAsiaTheme="minorHAnsi" w:cs="Times New Roman"/>
+          <w:highlight w:val="white"/>
+          <w:lang w:eastAsia="en-US"/>
+        </w:rPr>
+        <w:t xml:space="preserve">&lt;&lt; </w:t>
+      </w:r>
+      <w:proofErr w:type="spellStart"/>
+      <w:r>
+        <w:rPr>
+          <w:rFonts w:eastAsiaTheme="minorHAnsi" w:cs="Times New Roman"/>
+          <w:highlight w:val="white"/>
+          <w:lang w:eastAsia="en-US"/>
+        </w:rPr>
+        <w:t>endl</w:t>
+      </w:r>
+      <w:proofErr w:type="spellEnd"/>
+      <w:proofErr w:type="gramEnd"/>
+      <w:r>
+        <w:rPr>
+          <w:rFonts w:eastAsiaTheme="minorHAnsi" w:cs="Times New Roman"/>
+          <w:highlight w:val="white"/>
+          <w:lang w:eastAsia="en-US"/>
+        </w:rPr>
+        <w:t>;</w:t>
       </w:r>
     </w:p>
     <w:p>
@@ -22086,71 +26515,7 @@
           <w:highlight w:val="white"/>
           <w:lang w:eastAsia="en-US"/>
         </w:rPr>
-        <w:t xml:space="preserve">            </w:t>
-      </w:r>
-      <w:proofErr w:type="spellStart"/>
-      <w:r>
-        <w:rPr>
-          <w:rFonts w:eastAsiaTheme="minorHAnsi" w:cs="Times New Roman"/>
-          <w:highlight w:val="white"/>
-          <w:lang w:eastAsia="en-US"/>
-        </w:rPr>
-        <w:t>cout</w:t>
-      </w:r>
-      <w:proofErr w:type="spellEnd"/>
-      <w:r>
-        <w:rPr>
-          <w:rFonts w:eastAsiaTheme="minorHAnsi" w:cs="Times New Roman"/>
-          <w:highlight w:val="white"/>
-          <w:lang w:eastAsia="en-US"/>
-        </w:rPr>
-        <w:t xml:space="preserve"> </w:t>
-      </w:r>
-      <w:proofErr w:type="gramStart"/>
-      <w:r>
-        <w:rPr>
-          <w:rFonts w:eastAsiaTheme="minorHAnsi" w:cs="Times New Roman"/>
-          <w:highlight w:val="white"/>
-          <w:lang w:eastAsia="en-US"/>
-        </w:rPr>
-        <w:t>&lt;&lt; "</w:t>
-      </w:r>
-      <w:proofErr w:type="gramEnd"/>
-      <w:r>
-        <w:rPr>
-          <w:rFonts w:eastAsiaTheme="minorHAnsi" w:cs="Times New Roman"/>
-          <w:highlight w:val="white"/>
-          <w:lang w:eastAsia="en-US"/>
-        </w:rPr>
-        <w:t xml:space="preserve">  Неверный выбор. Попробуйте снова." </w:t>
-      </w:r>
-      <w:proofErr w:type="gramStart"/>
-      <w:r>
-        <w:rPr>
-          <w:rFonts w:eastAsiaTheme="minorHAnsi" w:cs="Times New Roman"/>
-          <w:highlight w:val="white"/>
-          <w:lang w:eastAsia="en-US"/>
-        </w:rPr>
-        <w:t xml:space="preserve">&lt;&lt; </w:t>
-      </w:r>
-      <w:proofErr w:type="spellStart"/>
-      <w:r>
-        <w:rPr>
-          <w:rFonts w:eastAsiaTheme="minorHAnsi" w:cs="Times New Roman"/>
-          <w:highlight w:val="white"/>
-          <w:lang w:eastAsia="en-US"/>
-        </w:rPr>
-        <w:t>endl</w:t>
-      </w:r>
-      <w:proofErr w:type="spellEnd"/>
-      <w:proofErr w:type="gramEnd"/>
-      <w:r>
-        <w:rPr>
-          <w:rFonts w:eastAsiaTheme="minorHAnsi" w:cs="Times New Roman"/>
-          <w:highlight w:val="white"/>
-          <w:lang w:eastAsia="en-US"/>
-        </w:rPr>
-        <w:t>;</w:t>
+        <w:t xml:space="preserve">        }</w:t>
       </w:r>
     </w:p>
     <w:p>
@@ -22172,7 +26537,7 @@
           <w:lang w:eastAsia="en-US"/>
         </w:rPr>
         <w:lastRenderedPageBreak/>
-        <w:t xml:space="preserve">        }</w:t>
+        <w:t xml:space="preserve">    }</w:t>
       </w:r>
     </w:p>
     <w:p>
@@ -22187,14 +26552,6 @@
           <w:lang w:eastAsia="en-US"/>
         </w:rPr>
       </w:pPr>
-      <w:r>
-        <w:rPr>
-          <w:rFonts w:eastAsiaTheme="minorHAnsi" w:cs="Times New Roman"/>
-          <w:highlight w:val="white"/>
-          <w:lang w:eastAsia="en-US"/>
-        </w:rPr>
-        <w:t xml:space="preserve">    }</w:t>
-      </w:r>
     </w:p>
     <w:p>
       <w:pPr>
@@ -22208,6 +26565,78 @@
           <w:lang w:eastAsia="en-US"/>
         </w:rPr>
       </w:pPr>
+      <w:r>
+        <w:rPr>
+          <w:rFonts w:eastAsiaTheme="minorHAnsi" w:cs="Times New Roman"/>
+          <w:highlight w:val="white"/>
+          <w:lang w:eastAsia="en-US"/>
+        </w:rPr>
+        <w:t xml:space="preserve">    </w:t>
+      </w:r>
+      <w:proofErr w:type="spellStart"/>
+      <w:r>
+        <w:rPr>
+          <w:rFonts w:eastAsiaTheme="minorHAnsi" w:cs="Times New Roman"/>
+          <w:highlight w:val="white"/>
+          <w:lang w:eastAsia="en-US"/>
+        </w:rPr>
+        <w:t>cout</w:t>
+      </w:r>
+      <w:proofErr w:type="spellEnd"/>
+      <w:r>
+        <w:rPr>
+          <w:rFonts w:eastAsiaTheme="minorHAnsi" w:cs="Times New Roman"/>
+          <w:highlight w:val="white"/>
+          <w:lang w:eastAsia="en-US"/>
+        </w:rPr>
+        <w:t xml:space="preserve"> </w:t>
+      </w:r>
+      <w:proofErr w:type="gramStart"/>
+      <w:r>
+        <w:rPr>
+          <w:rFonts w:eastAsiaTheme="minorHAnsi" w:cs="Times New Roman"/>
+          <w:highlight w:val="white"/>
+          <w:lang w:eastAsia="en-US"/>
+        </w:rPr>
+        <w:t>&lt;&lt; "</w:t>
+      </w:r>
+      <w:proofErr w:type="gramEnd"/>
+      <w:r>
+        <w:rPr>
+          <w:rFonts w:eastAsiaTheme="minorHAnsi" w:cs="Times New Roman"/>
+          <w:highlight w:val="white"/>
+          <w:lang w:eastAsia="en-US"/>
+        </w:rPr>
+        <w:t xml:space="preserve">\n  Программа завершена." </w:t>
+      </w:r>
+      <w:proofErr w:type="gramStart"/>
+      <w:r>
+        <w:rPr>
+          <w:rFonts w:eastAsiaTheme="minorHAnsi" w:cs="Times New Roman"/>
+          <w:highlight w:val="white"/>
+          <w:lang w:eastAsia="en-US"/>
+        </w:rPr>
+        <w:t xml:space="preserve">&lt;&lt; </w:t>
+      </w:r>
+      <w:proofErr w:type="spellStart"/>
+      <w:r>
+        <w:rPr>
+          <w:rFonts w:eastAsiaTheme="minorHAnsi" w:cs="Times New Roman"/>
+          <w:highlight w:val="white"/>
+          <w:lang w:eastAsia="en-US"/>
+        </w:rPr>
+        <w:t>endl</w:t>
+      </w:r>
+      <w:proofErr w:type="spellEnd"/>
+      <w:proofErr w:type="gramEnd"/>
+      <w:r>
+        <w:rPr>
+          <w:rFonts w:eastAsiaTheme="minorHAnsi" w:cs="Times New Roman"/>
+          <w:highlight w:val="white"/>
+          <w:lang w:eastAsia="en-US"/>
+        </w:rPr>
+        <w:t>;</w:t>
+      </w:r>
     </w:p>
     <w:p>
       <w:pPr>
@@ -22236,7 +26665,7 @@
           <w:highlight w:val="white"/>
           <w:lang w:eastAsia="en-US"/>
         </w:rPr>
-        <w:t>cout</w:t>
+        <w:t>return</w:t>
       </w:r>
       <w:proofErr w:type="spellEnd"/>
       <w:r>
@@ -22245,53 +26674,23 @@
           <w:highlight w:val="white"/>
           <w:lang w:eastAsia="en-US"/>
         </w:rPr>
-        <w:t xml:space="preserve"> </w:t>
-      </w:r>
-      <w:proofErr w:type="gramStart"/>
-      <w:r>
-        <w:rPr>
-          <w:rFonts w:eastAsiaTheme="minorHAnsi" w:cs="Times New Roman"/>
-          <w:highlight w:val="white"/>
-          <w:lang w:eastAsia="en-US"/>
-        </w:rPr>
-        <w:t>&lt;&lt; "</w:t>
-      </w:r>
-      <w:proofErr w:type="gramEnd"/>
-      <w:r>
-        <w:rPr>
-          <w:rFonts w:eastAsiaTheme="minorHAnsi" w:cs="Times New Roman"/>
-          <w:highlight w:val="white"/>
-          <w:lang w:eastAsia="en-US"/>
-        </w:rPr>
-        <w:t xml:space="preserve">\n  Программа завершена." </w:t>
-      </w:r>
-      <w:proofErr w:type="gramStart"/>
-      <w:r>
-        <w:rPr>
-          <w:rFonts w:eastAsiaTheme="minorHAnsi" w:cs="Times New Roman"/>
-          <w:highlight w:val="white"/>
-          <w:lang w:eastAsia="en-US"/>
-        </w:rPr>
-        <w:t xml:space="preserve">&lt;&lt; </w:t>
-      </w:r>
-      <w:proofErr w:type="spellStart"/>
-      <w:r>
-        <w:rPr>
-          <w:rFonts w:eastAsiaTheme="minorHAnsi" w:cs="Times New Roman"/>
-          <w:highlight w:val="white"/>
-          <w:lang w:eastAsia="en-US"/>
-        </w:rPr>
-        <w:t>endl</w:t>
-      </w:r>
-      <w:proofErr w:type="spellEnd"/>
-      <w:proofErr w:type="gramEnd"/>
-      <w:r>
-        <w:rPr>
-          <w:rFonts w:eastAsiaTheme="minorHAnsi" w:cs="Times New Roman"/>
-          <w:highlight w:val="white"/>
-          <w:lang w:eastAsia="en-US"/>
-        </w:rPr>
-        <w:t>;</w:t>
+        <w:t xml:space="preserve"> 0;</w:t>
+      </w:r>
+    </w:p>
+    <w:p>
+      <w:pPr>
+        <w:jc w:val="both"/>
+        <w:rPr>
+          <w:rFonts w:cs="Times New Roman"/>
+        </w:rPr>
+      </w:pPr>
+      <w:r>
+        <w:rPr>
+          <w:rFonts w:eastAsiaTheme="minorHAnsi" w:cs="Times New Roman"/>
+          <w:highlight w:val="white"/>
+          <w:lang w:eastAsia="en-US"/>
+        </w:rPr>
+        <w:t>}</w:t>
       </w:r>
     </w:p>
     <w:p>
@@ -22301,61 +26700,6 @@
         <w:adjustRightInd w:val="0"/>
         <w:spacing w:line="240" w:lineRule="auto"/>
         <w:rPr>
-          <w:rFonts w:eastAsiaTheme="minorHAnsi" w:cs="Times New Roman"/>
-          <w:highlight w:val="white"/>
-          <w:lang w:eastAsia="en-US"/>
-        </w:rPr>
-      </w:pPr>
-      <w:r>
-        <w:rPr>
-          <w:rFonts w:eastAsiaTheme="minorHAnsi" w:cs="Times New Roman"/>
-          <w:highlight w:val="white"/>
-          <w:lang w:eastAsia="en-US"/>
-        </w:rPr>
-        <w:t xml:space="preserve">    </w:t>
-      </w:r>
-      <w:proofErr w:type="spellStart"/>
-      <w:r>
-        <w:rPr>
-          <w:rFonts w:eastAsiaTheme="minorHAnsi" w:cs="Times New Roman"/>
-          <w:highlight w:val="white"/>
-          <w:lang w:eastAsia="en-US"/>
-        </w:rPr>
-        <w:t>return</w:t>
-      </w:r>
-      <w:proofErr w:type="spellEnd"/>
-      <w:r>
-        <w:rPr>
-          <w:rFonts w:eastAsiaTheme="minorHAnsi" w:cs="Times New Roman"/>
-          <w:highlight w:val="white"/>
-          <w:lang w:eastAsia="en-US"/>
-        </w:rPr>
-        <w:t xml:space="preserve"> 0;</w:t>
-      </w:r>
-    </w:p>
-    <w:p>
-      <w:pPr>
-        <w:jc w:val="both"/>
-        <w:rPr>
-          <w:rFonts w:cs="Times New Roman"/>
-        </w:rPr>
-      </w:pPr>
-      <w:r>
-        <w:rPr>
-          <w:rFonts w:eastAsiaTheme="minorHAnsi" w:cs="Times New Roman"/>
-          <w:highlight w:val="white"/>
-          <w:lang w:eastAsia="en-US"/>
-        </w:rPr>
-        <w:t>}</w:t>
-      </w:r>
-    </w:p>
-    <w:p>
-      <w:pPr>
-        <w:autoSpaceDE w:val="0"/>
-        <w:autoSpaceDN w:val="0"/>
-        <w:adjustRightInd w:val="0"/>
-        <w:spacing w:line="240" w:lineRule="auto"/>
-        <w:rPr>
           <w:rFonts w:cs="Times New Roman"/>
         </w:rPr>
       </w:pPr>
@@ -22399,113 +26743,138 @@
           <w:rFonts w:cs="Times New Roman"/>
         </w:rPr>
       </w:pPr>
-      <w:r>
+      <w:hyperlink r:id="rId9" w:history="1">
+        <w:r>
+          <w:rPr>
+            <w:rStyle w:val="ac"/>
+            <w:rFonts w:cs="Times New Roman"/>
+            <w:lang w:val="en-US"/>
+          </w:rPr>
+          <w:t>https</w:t>
+        </w:r>
+        <w:r>
+          <w:rPr>
+            <w:rStyle w:val="ac"/>
+            <w:rFonts w:cs="Times New Roman"/>
+          </w:rPr>
+          <w:t>://</w:t>
+        </w:r>
+        <w:proofErr w:type="spellStart"/>
+        <w:r>
+          <w:rPr>
+            <w:rStyle w:val="ac"/>
+            <w:rFonts w:cs="Times New Roman"/>
+            <w:lang w:val="en-US"/>
+          </w:rPr>
+          <w:t>github</w:t>
+        </w:r>
+        <w:proofErr w:type="spellEnd"/>
+        <w:r>
+          <w:rPr>
+            <w:rStyle w:val="ac"/>
+            <w:rFonts w:cs="Times New Roman"/>
+          </w:rPr>
+          <w:t>.</w:t>
+        </w:r>
+        <w:r>
+          <w:rPr>
+            <w:rStyle w:val="ac"/>
+            <w:rFonts w:cs="Times New Roman"/>
+            <w:lang w:val="en-US"/>
+          </w:rPr>
+          <w:t>com</w:t>
+        </w:r>
+        <w:r>
+          <w:rPr>
+            <w:rStyle w:val="ac"/>
+            <w:rFonts w:cs="Times New Roman"/>
+          </w:rPr>
+          <w:t>/</w:t>
+        </w:r>
+        <w:proofErr w:type="spellStart"/>
+        <w:r>
+          <w:rPr>
+            <w:rStyle w:val="ac"/>
+            <w:rFonts w:cs="Times New Roman"/>
+            <w:lang w:val="en-US"/>
+          </w:rPr>
+          <w:t>LeonidZhir</w:t>
+        </w:r>
+        <w:proofErr w:type="spellEnd"/>
+        <w:r>
+          <w:rPr>
+            <w:rStyle w:val="ac"/>
+            <w:rFonts w:cs="Times New Roman"/>
+          </w:rPr>
+          <w:t>/2</w:t>
+        </w:r>
+        <w:proofErr w:type="spellStart"/>
+        <w:r>
+          <w:rPr>
+            <w:rStyle w:val="ac"/>
+            <w:rFonts w:cs="Times New Roman"/>
+            <w:lang w:val="en-US"/>
+          </w:rPr>
+          <w:t>nd</w:t>
+        </w:r>
+        <w:proofErr w:type="spellEnd"/>
+        <w:r>
+          <w:rPr>
+            <w:rStyle w:val="ac"/>
+            <w:rFonts w:cs="Times New Roman"/>
+          </w:rPr>
+          <w:t>-</w:t>
+        </w:r>
+        <w:r>
+          <w:rPr>
+            <w:rStyle w:val="ac"/>
+            <w:rFonts w:cs="Times New Roman"/>
+            <w:lang w:val="en-US"/>
+          </w:rPr>
+          <w:t>Year</w:t>
+        </w:r>
+        <w:r>
+          <w:rPr>
+            <w:rStyle w:val="ac"/>
+            <w:rFonts w:cs="Times New Roman"/>
+          </w:rPr>
+          <w:t>-</w:t>
+        </w:r>
+        <w:r>
+          <w:rPr>
+            <w:rStyle w:val="ac"/>
+            <w:rFonts w:cs="Times New Roman"/>
+            <w:lang w:val="en-US"/>
+          </w:rPr>
+          <w:t>Discrete</w:t>
+        </w:r>
+        <w:r>
+          <w:rPr>
+            <w:rStyle w:val="ac"/>
+            <w:rFonts w:cs="Times New Roman"/>
+          </w:rPr>
+          <w:t>-</w:t>
+        </w:r>
+        <w:r>
+          <w:rPr>
+            <w:rStyle w:val="ac"/>
+            <w:rFonts w:cs="Times New Roman"/>
+            <w:lang w:val="en-US"/>
+          </w:rPr>
+          <w:t>mathematics</w:t>
+        </w:r>
+      </w:hyperlink>
+    </w:p>
+    <w:p>
+      <w:pPr>
         <w:rPr>
           <w:rFonts w:cs="Times New Roman"/>
           <w:lang w:val="en-US"/>
         </w:rPr>
-        <w:t>https</w:t>
-      </w:r>
-      <w:r>
-        <w:rPr>
-          <w:rFonts w:cs="Times New Roman"/>
-        </w:rPr>
-        <w:t>://</w:t>
-      </w:r>
-      <w:proofErr w:type="spellStart"/>
-      <w:r>
-        <w:rPr>
-          <w:rFonts w:cs="Times New Roman"/>
-          <w:lang w:val="en-US"/>
-        </w:rPr>
-        <w:t>github</w:t>
-      </w:r>
-      <w:proofErr w:type="spellEnd"/>
-      <w:r>
-        <w:rPr>
-          <w:rFonts w:cs="Times New Roman"/>
-        </w:rPr>
-        <w:t>.</w:t>
-      </w:r>
-      <w:r>
-        <w:rPr>
-          <w:rFonts w:cs="Times New Roman"/>
-          <w:lang w:val="en-US"/>
-        </w:rPr>
-        <w:t>com</w:t>
-      </w:r>
-      <w:r>
-        <w:rPr>
-          <w:rFonts w:cs="Times New Roman"/>
-        </w:rPr>
-        <w:t>/</w:t>
-      </w:r>
-      <w:proofErr w:type="spellStart"/>
-      <w:r>
-        <w:rPr>
-          <w:rFonts w:cs="Times New Roman"/>
-          <w:lang w:val="en-US"/>
-        </w:rPr>
-        <w:t>LeonidZhir</w:t>
-      </w:r>
-      <w:proofErr w:type="spellEnd"/>
-      <w:r>
-        <w:rPr>
-          <w:rFonts w:cs="Times New Roman"/>
-        </w:rPr>
-        <w:t>/2</w:t>
-      </w:r>
-      <w:proofErr w:type="spellStart"/>
-      <w:r>
-        <w:rPr>
-          <w:rFonts w:cs="Times New Roman"/>
-          <w:lang w:val="en-US"/>
-        </w:rPr>
-        <w:t>nd</w:t>
-      </w:r>
-      <w:proofErr w:type="spellEnd"/>
-      <w:r>
-        <w:rPr>
-          <w:rFonts w:cs="Times New Roman"/>
-        </w:rPr>
-        <w:t>-</w:t>
-      </w:r>
-      <w:r>
-        <w:rPr>
-          <w:rFonts w:cs="Times New Roman"/>
-          <w:lang w:val="en-US"/>
-        </w:rPr>
-        <w:t>Year</w:t>
-      </w:r>
-      <w:r>
-        <w:rPr>
-          <w:rFonts w:cs="Times New Roman"/>
-        </w:rPr>
-        <w:t>-</w:t>
-      </w:r>
-      <w:r>
-        <w:rPr>
-          <w:rFonts w:cs="Times New Roman"/>
-          <w:lang w:val="en-US"/>
-        </w:rPr>
-        <w:t>Discrete</w:t>
-      </w:r>
-      <w:r>
-        <w:rPr>
-          <w:rFonts w:cs="Times New Roman"/>
-        </w:rPr>
-        <w:t>-</w:t>
-      </w:r>
-      <w:r>
-        <w:rPr>
-          <w:rFonts w:cs="Times New Roman"/>
-          <w:lang w:val="en-US"/>
-        </w:rPr>
-        <w:t>mathematics</w:t>
-      </w:r>
+      </w:pPr>
     </w:p>
     <w:sectPr>
-      <w:footerReference w:type="default" r:id="rId9"/>
+      <w:footerReference w:type="default" r:id="rId10"/>
       <w:pgSz w:w="11906" w:h="16838"/>
       <w:pgMar w:top="1134" w:right="850" w:bottom="1134" w:left="1701" w:header="708" w:footer="708" w:gutter="0"/>
       <w:pgNumType w:start="0"/>
@@ -22571,7 +26940,7 @@
           <w:rPr>
             <w:noProof/>
           </w:rPr>
-          <w:t>14</w:t>
+          <w:t>15</w:t>
         </w:r>
         <w:r>
           <w:fldChar w:fldCharType="end"/>
@@ -22764,9 +27133,9 @@
     </w:lvl>
   </w:abstractNum>
   <w:abstractNum w:abstractNumId="1">
-    <w:nsid w:val="1E723341"/>
+    <w:nsid w:val="15E34AC8"/>
     <w:multiLevelType w:val="multilevel"/>
-    <w:tmpl w:val="FFE22674"/>
+    <w:tmpl w:val="25301D64"/>
     <w:lvl w:ilvl="0">
       <w:start w:val="1"/>
       <w:numFmt w:val="bullet"/>
@@ -22913,6 +27282,155 @@
     </w:lvl>
   </w:abstractNum>
   <w:abstractNum w:abstractNumId="2">
+    <w:nsid w:val="1E723341"/>
+    <w:multiLevelType w:val="multilevel"/>
+    <w:tmpl w:val="FFE22674"/>
+    <w:lvl w:ilvl="0">
+      <w:start w:val="1"/>
+      <w:numFmt w:val="bullet"/>
+      <w:lvlText w:val=""/>
+      <w:lvlJc w:val="left"/>
+      <w:pPr>
+        <w:tabs>
+          <w:tab w:val="num" w:pos="720"/>
+        </w:tabs>
+        <w:ind w:left="720" w:hanging="360"/>
+      </w:pPr>
+      <w:rPr>
+        <w:rFonts w:ascii="Symbol" w:hAnsi="Symbol" w:hint="default"/>
+        <w:sz w:val="20"/>
+      </w:rPr>
+    </w:lvl>
+    <w:lvl w:ilvl="1" w:tentative="1">
+      <w:start w:val="1"/>
+      <w:numFmt w:val="bullet"/>
+      <w:lvlText w:val="o"/>
+      <w:lvlJc w:val="left"/>
+      <w:pPr>
+        <w:tabs>
+          <w:tab w:val="num" w:pos="1440"/>
+        </w:tabs>
+        <w:ind w:left="1440" w:hanging="360"/>
+      </w:pPr>
+      <w:rPr>
+        <w:rFonts w:ascii="Courier New" w:hAnsi="Courier New" w:hint="default"/>
+        <w:sz w:val="20"/>
+      </w:rPr>
+    </w:lvl>
+    <w:lvl w:ilvl="2" w:tentative="1">
+      <w:start w:val="1"/>
+      <w:numFmt w:val="bullet"/>
+      <w:lvlText w:val=""/>
+      <w:lvlJc w:val="left"/>
+      <w:pPr>
+        <w:tabs>
+          <w:tab w:val="num" w:pos="2160"/>
+        </w:tabs>
+        <w:ind w:left="2160" w:hanging="360"/>
+      </w:pPr>
+      <w:rPr>
+        <w:rFonts w:ascii="Wingdings" w:hAnsi="Wingdings" w:hint="default"/>
+        <w:sz w:val="20"/>
+      </w:rPr>
+    </w:lvl>
+    <w:lvl w:ilvl="3" w:tentative="1">
+      <w:start w:val="1"/>
+      <w:numFmt w:val="bullet"/>
+      <w:lvlText w:val=""/>
+      <w:lvlJc w:val="left"/>
+      <w:pPr>
+        <w:tabs>
+          <w:tab w:val="num" w:pos="2880"/>
+        </w:tabs>
+        <w:ind w:left="2880" w:hanging="360"/>
+      </w:pPr>
+      <w:rPr>
+        <w:rFonts w:ascii="Wingdings" w:hAnsi="Wingdings" w:hint="default"/>
+        <w:sz w:val="20"/>
+      </w:rPr>
+    </w:lvl>
+    <w:lvl w:ilvl="4" w:tentative="1">
+      <w:start w:val="1"/>
+      <w:numFmt w:val="bullet"/>
+      <w:lvlText w:val=""/>
+      <w:lvlJc w:val="left"/>
+      <w:pPr>
+        <w:tabs>
+          <w:tab w:val="num" w:pos="3600"/>
+        </w:tabs>
+        <w:ind w:left="3600" w:hanging="360"/>
+      </w:pPr>
+      <w:rPr>
+        <w:rFonts w:ascii="Wingdings" w:hAnsi="Wingdings" w:hint="default"/>
+        <w:sz w:val="20"/>
+      </w:rPr>
+    </w:lvl>
+    <w:lvl w:ilvl="5" w:tentative="1">
+      <w:start w:val="1"/>
+      <w:numFmt w:val="bullet"/>
+      <w:lvlText w:val=""/>
+      <w:lvlJc w:val="left"/>
+      <w:pPr>
+        <w:tabs>
+          <w:tab w:val="num" w:pos="4320"/>
+        </w:tabs>
+        <w:ind w:left="4320" w:hanging="360"/>
+      </w:pPr>
+      <w:rPr>
+        <w:rFonts w:ascii="Wingdings" w:hAnsi="Wingdings" w:hint="default"/>
+        <w:sz w:val="20"/>
+      </w:rPr>
+    </w:lvl>
+    <w:lvl w:ilvl="6" w:tentative="1">
+      <w:start w:val="1"/>
+      <w:numFmt w:val="bullet"/>
+      <w:lvlText w:val=""/>
+      <w:lvlJc w:val="left"/>
+      <w:pPr>
+        <w:tabs>
+          <w:tab w:val="num" w:pos="5040"/>
+        </w:tabs>
+        <w:ind w:left="5040" w:hanging="360"/>
+      </w:pPr>
+      <w:rPr>
+        <w:rFonts w:ascii="Wingdings" w:hAnsi="Wingdings" w:hint="default"/>
+        <w:sz w:val="20"/>
+      </w:rPr>
+    </w:lvl>
+    <w:lvl w:ilvl="7" w:tentative="1">
+      <w:start w:val="1"/>
+      <w:numFmt w:val="bullet"/>
+      <w:lvlText w:val=""/>
+      <w:lvlJc w:val="left"/>
+      <w:pPr>
+        <w:tabs>
+          <w:tab w:val="num" w:pos="5760"/>
+        </w:tabs>
+        <w:ind w:left="5760" w:hanging="360"/>
+      </w:pPr>
+      <w:rPr>
+        <w:rFonts w:ascii="Wingdings" w:hAnsi="Wingdings" w:hint="default"/>
+        <w:sz w:val="20"/>
+      </w:rPr>
+    </w:lvl>
+    <w:lvl w:ilvl="8" w:tentative="1">
+      <w:start w:val="1"/>
+      <w:numFmt w:val="bullet"/>
+      <w:lvlText w:val=""/>
+      <w:lvlJc w:val="left"/>
+      <w:pPr>
+        <w:tabs>
+          <w:tab w:val="num" w:pos="6480"/>
+        </w:tabs>
+        <w:ind w:left="6480" w:hanging="360"/>
+      </w:pPr>
+      <w:rPr>
+        <w:rFonts w:ascii="Wingdings" w:hAnsi="Wingdings" w:hint="default"/>
+        <w:sz w:val="20"/>
+      </w:rPr>
+    </w:lvl>
+  </w:abstractNum>
+  <w:abstractNum w:abstractNumId="3">
     <w:nsid w:val="2DEC7FD6"/>
     <w:multiLevelType w:val="multilevel"/>
     <w:tmpl w:val="311C4508"/>
@@ -23025,7 +27543,7 @@
       </w:pPr>
     </w:lvl>
   </w:abstractNum>
-  <w:abstractNum w:abstractNumId="3">
+  <w:abstractNum w:abstractNumId="4">
     <w:nsid w:val="42CC5835"/>
     <w:multiLevelType w:val="multilevel"/>
     <w:tmpl w:val="53E010CE"/>
@@ -23170,7 +27688,7 @@
       </w:rPr>
     </w:lvl>
   </w:abstractNum>
-  <w:abstractNum w:abstractNumId="4">
+  <w:abstractNum w:abstractNumId="5">
     <w:nsid w:val="5F4A5AD2"/>
     <w:multiLevelType w:val="multilevel"/>
     <w:tmpl w:val="C21890C0"/>
@@ -23319,20 +27837,175 @@
       </w:rPr>
     </w:lvl>
   </w:abstractNum>
+  <w:abstractNum w:abstractNumId="6">
+    <w:nsid w:val="6F1D6877"/>
+    <w:multiLevelType w:val="multilevel"/>
+    <w:tmpl w:val="DA744AA2"/>
+    <w:lvl w:ilvl="0">
+      <w:start w:val="1"/>
+      <w:numFmt w:val="bullet"/>
+      <w:lvlText w:val=""/>
+      <w:lvlJc w:val="left"/>
+      <w:pPr>
+        <w:tabs>
+          <w:tab w:val="num" w:pos="720"/>
+        </w:tabs>
+        <w:ind w:left="720" w:hanging="360"/>
+      </w:pPr>
+      <w:rPr>
+        <w:rFonts w:ascii="Symbol" w:hAnsi="Symbol" w:hint="default"/>
+        <w:sz w:val="20"/>
+      </w:rPr>
+    </w:lvl>
+    <w:lvl w:ilvl="1" w:tentative="1">
+      <w:start w:val="1"/>
+      <w:numFmt w:val="bullet"/>
+      <w:lvlText w:val="o"/>
+      <w:lvlJc w:val="left"/>
+      <w:pPr>
+        <w:tabs>
+          <w:tab w:val="num" w:pos="1440"/>
+        </w:tabs>
+        <w:ind w:left="1440" w:hanging="360"/>
+      </w:pPr>
+      <w:rPr>
+        <w:rFonts w:ascii="Courier New" w:hAnsi="Courier New" w:hint="default"/>
+        <w:sz w:val="20"/>
+      </w:rPr>
+    </w:lvl>
+    <w:lvl w:ilvl="2" w:tentative="1">
+      <w:start w:val="1"/>
+      <w:numFmt w:val="bullet"/>
+      <w:lvlText w:val=""/>
+      <w:lvlJc w:val="left"/>
+      <w:pPr>
+        <w:tabs>
+          <w:tab w:val="num" w:pos="2160"/>
+        </w:tabs>
+        <w:ind w:left="2160" w:hanging="360"/>
+      </w:pPr>
+      <w:rPr>
+        <w:rFonts w:ascii="Wingdings" w:hAnsi="Wingdings" w:hint="default"/>
+        <w:sz w:val="20"/>
+      </w:rPr>
+    </w:lvl>
+    <w:lvl w:ilvl="3" w:tentative="1">
+      <w:start w:val="1"/>
+      <w:numFmt w:val="bullet"/>
+      <w:lvlText w:val=""/>
+      <w:lvlJc w:val="left"/>
+      <w:pPr>
+        <w:tabs>
+          <w:tab w:val="num" w:pos="2880"/>
+        </w:tabs>
+        <w:ind w:left="2880" w:hanging="360"/>
+      </w:pPr>
+      <w:rPr>
+        <w:rFonts w:ascii="Wingdings" w:hAnsi="Wingdings" w:hint="default"/>
+        <w:sz w:val="20"/>
+      </w:rPr>
+    </w:lvl>
+    <w:lvl w:ilvl="4" w:tentative="1">
+      <w:start w:val="1"/>
+      <w:numFmt w:val="bullet"/>
+      <w:lvlText w:val=""/>
+      <w:lvlJc w:val="left"/>
+      <w:pPr>
+        <w:tabs>
+          <w:tab w:val="num" w:pos="3600"/>
+        </w:tabs>
+        <w:ind w:left="3600" w:hanging="360"/>
+      </w:pPr>
+      <w:rPr>
+        <w:rFonts w:ascii="Wingdings" w:hAnsi="Wingdings" w:hint="default"/>
+        <w:sz w:val="20"/>
+      </w:rPr>
+    </w:lvl>
+    <w:lvl w:ilvl="5" w:tentative="1">
+      <w:start w:val="1"/>
+      <w:numFmt w:val="bullet"/>
+      <w:lvlText w:val=""/>
+      <w:lvlJc w:val="left"/>
+      <w:pPr>
+        <w:tabs>
+          <w:tab w:val="num" w:pos="4320"/>
+        </w:tabs>
+        <w:ind w:left="4320" w:hanging="360"/>
+      </w:pPr>
+      <w:rPr>
+        <w:rFonts w:ascii="Wingdings" w:hAnsi="Wingdings" w:hint="default"/>
+        <w:sz w:val="20"/>
+      </w:rPr>
+    </w:lvl>
+    <w:lvl w:ilvl="6" w:tentative="1">
+      <w:start w:val="1"/>
+      <w:numFmt w:val="bullet"/>
+      <w:lvlText w:val=""/>
+      <w:lvlJc w:val="left"/>
+      <w:pPr>
+        <w:tabs>
+          <w:tab w:val="num" w:pos="5040"/>
+        </w:tabs>
+        <w:ind w:left="5040" w:hanging="360"/>
+      </w:pPr>
+      <w:rPr>
+        <w:rFonts w:ascii="Wingdings" w:hAnsi="Wingdings" w:hint="default"/>
+        <w:sz w:val="20"/>
+      </w:rPr>
+    </w:lvl>
+    <w:lvl w:ilvl="7" w:tentative="1">
+      <w:start w:val="1"/>
+      <w:numFmt w:val="bullet"/>
+      <w:lvlText w:val=""/>
+      <w:lvlJc w:val="left"/>
+      <w:pPr>
+        <w:tabs>
+          <w:tab w:val="num" w:pos="5760"/>
+        </w:tabs>
+        <w:ind w:left="5760" w:hanging="360"/>
+      </w:pPr>
+      <w:rPr>
+        <w:rFonts w:ascii="Wingdings" w:hAnsi="Wingdings" w:hint="default"/>
+        <w:sz w:val="20"/>
+      </w:rPr>
+    </w:lvl>
+    <w:lvl w:ilvl="8" w:tentative="1">
+      <w:start w:val="1"/>
+      <w:numFmt w:val="bullet"/>
+      <w:lvlText w:val=""/>
+      <w:lvlJc w:val="left"/>
+      <w:pPr>
+        <w:tabs>
+          <w:tab w:val="num" w:pos="6480"/>
+        </w:tabs>
+        <w:ind w:left="6480" w:hanging="360"/>
+      </w:pPr>
+      <w:rPr>
+        <w:rFonts w:ascii="Wingdings" w:hAnsi="Wingdings" w:hint="default"/>
+        <w:sz w:val="20"/>
+      </w:rPr>
+    </w:lvl>
+  </w:abstractNum>
   <w:num w:numId="1">
+    <w:abstractNumId w:val="4"/>
+  </w:num>
+  <w:num w:numId="2">
     <w:abstractNumId w:val="3"/>
   </w:num>
-  <w:num w:numId="2">
-    <w:abstractNumId w:val="2"/>
-  </w:num>
   <w:num w:numId="3">
-    <w:abstractNumId w:val="4"/>
+    <w:abstractNumId w:val="5"/>
   </w:num>
   <w:num w:numId="4">
     <w:abstractNumId w:val="0"/>
   </w:num>
   <w:num w:numId="5">
+    <w:abstractNumId w:val="2"/>
+  </w:num>
+  <w:num w:numId="6">
     <w:abstractNumId w:val="1"/>
+  </w:num>
+  <w:num w:numId="7">
+    <w:abstractNumId w:val="6"/>
   </w:num>
 </w:numbering>
 </file>
@@ -24344,6 +29017,43 @@
       </w:tblCellMar>
     </w:tblPr>
   </w:style>
+  <w:style w:type="character" w:customStyle="1" w:styleId="katex-mathml">
+    <w:name w:val="katex-mathml"/>
+    <w:basedOn w:val="a0"/>
+    <w:rsid w:val="009E16D5"/>
+  </w:style>
+  <w:style w:type="character" w:customStyle="1" w:styleId="mord">
+    <w:name w:val="mord"/>
+    <w:basedOn w:val="a0"/>
+    <w:rsid w:val="009E16D5"/>
+  </w:style>
+  <w:style w:type="character" w:customStyle="1" w:styleId="mopen">
+    <w:name w:val="mopen"/>
+    <w:basedOn w:val="a0"/>
+    <w:rsid w:val="009E16D5"/>
+  </w:style>
+  <w:style w:type="character" w:customStyle="1" w:styleId="mclose">
+    <w:name w:val="mclose"/>
+    <w:basedOn w:val="a0"/>
+    <w:rsid w:val="009E16D5"/>
+  </w:style>
+  <w:style w:type="character" w:customStyle="1" w:styleId="mbin">
+    <w:name w:val="mbin"/>
+    <w:basedOn w:val="a0"/>
+    <w:rsid w:val="009E16D5"/>
+  </w:style>
+  <w:style w:type="character" w:styleId="af">
+    <w:name w:val="FollowedHyperlink"/>
+    <w:basedOn w:val="a0"/>
+    <w:uiPriority w:val="99"/>
+    <w:semiHidden/>
+    <w:unhideWhenUsed/>
+    <w:rsid w:val="003C4ACC"/>
+    <w:rPr>
+      <w:color w:val="954F72" w:themeColor="followedHyperlink"/>
+      <w:u w:val="single"/>
+    </w:rPr>
+  </w:style>
 </w:styles>
 </file>
 
@@ -24613,7 +29323,7 @@
 </file>
 
 <file path=customXml/itemProps1.xml><?xml version="1.0" encoding="utf-8"?>
-<ds:datastoreItem xmlns:ds="http://schemas.openxmlformats.org/officeDocument/2006/customXml" ds:itemID="{38F12359-DE2A-45FC-ADAD-5D4600FD6C59}">
+<ds:datastoreItem xmlns:ds="http://schemas.openxmlformats.org/officeDocument/2006/customXml" ds:itemID="{8C978549-D306-40ED-B0AD-186E009A66A0}">
   <ds:schemaRefs>
     <ds:schemaRef ds:uri="http://schemas.openxmlformats.org/officeDocument/2006/bibliography"/>
   </ds:schemaRefs>
